--- a/Etapa Construcción - Iteración 3/Manual de Instalacion - Kairos - NexTech.docx
+++ b/Etapa Construcción - Iteración 3/Manual de Instalacion - Kairos - NexTech.docx
@@ -178,12 +178,12 @@
                 <wp:extent cx="7940040" cy="810895"/>
                 <wp:effectExtent b="0" l="0" r="0" t="0"/>
                 <wp:wrapNone/>
-                <wp:docPr id="20" name=""/>
+                <wp:docPr id="17" name=""/>
                 <a:graphic>
                   <a:graphicData uri="http://schemas.microsoft.com/office/word/2010/wordprocessingShape">
                     <wps:wsp>
                       <wps:cNvSpPr/>
-                      <wps:cNvPr id="16" name="Shape 16"/>
+                      <wps:cNvPr id="15" name="Shape 15"/>
                       <wps:spPr>
                         <a:xfrm>
                           <a:off x="1382330" y="3380903"/>
@@ -239,12 +239,12 @@
                 <wp:extent cx="7940040" cy="810895"/>
                 <wp:effectExtent b="0" l="0" r="0" t="0"/>
                 <wp:wrapNone/>
-                <wp:docPr id="20" name="image13.png"/>
+                <wp:docPr id="17" name="image10.png"/>
                 <a:graphic>
                   <a:graphicData uri="http://schemas.openxmlformats.org/drawingml/2006/picture">
                     <pic:pic>
                       <pic:nvPicPr>
-                        <pic:cNvPr id="0" name="image13.png"/>
+                        <pic:cNvPr id="0" name="image10.png"/>
                         <pic:cNvPicPr preferRelativeResize="0"/>
                       </pic:nvPicPr>
                       <pic:blipFill>
@@ -300,12 +300,12 @@
                 <wp:extent cx="103505" cy="11228070"/>
                 <wp:effectExtent b="0" l="0" r="0" t="0"/>
                 <wp:wrapNone/>
-                <wp:docPr id="23" name=""/>
+                <wp:docPr id="24" name=""/>
                 <a:graphic>
                   <a:graphicData uri="http://schemas.microsoft.com/office/word/2010/wordprocessingShape">
                     <wps:wsp>
                       <wps:cNvSpPr/>
-                      <wps:cNvPr id="21" name="Shape 21"/>
+                      <wps:cNvPr id="28" name="Shape 28"/>
                       <wps:spPr>
                         <a:xfrm>
                           <a:off x="5300598" y="0"/>
@@ -361,12 +361,12 @@
                 <wp:extent cx="103505" cy="11228070"/>
                 <wp:effectExtent b="0" l="0" r="0" t="0"/>
                 <wp:wrapNone/>
-                <wp:docPr id="23" name="image16.png"/>
+                <wp:docPr id="24" name="image17.png"/>
                 <a:graphic>
                   <a:graphicData uri="http://schemas.openxmlformats.org/drawingml/2006/picture">
                     <pic:pic>
                       <pic:nvPicPr>
-                        <pic:cNvPr id="0" name="image16.png"/>
+                        <pic:cNvPr id="0" name="image17.png"/>
                         <pic:cNvPicPr preferRelativeResize="0"/>
                       </pic:nvPicPr>
                       <pic:blipFill>
@@ -422,12 +422,12 @@
                 <wp:extent cx="103505" cy="11228070"/>
                 <wp:effectExtent b="0" l="0" r="0" t="0"/>
                 <wp:wrapNone/>
-                <wp:docPr id="14" name=""/>
+                <wp:docPr id="19" name=""/>
                 <a:graphic>
                   <a:graphicData uri="http://schemas.microsoft.com/office/word/2010/wordprocessingShape">
                     <wps:wsp>
                       <wps:cNvSpPr/>
-                      <wps:cNvPr id="3" name="Shape 3"/>
+                      <wps:cNvPr id="4" name="Shape 4"/>
                       <wps:spPr>
                         <a:xfrm>
                           <a:off x="5300598" y="0"/>
@@ -483,12 +483,12 @@
                 <wp:extent cx="103505" cy="11228070"/>
                 <wp:effectExtent b="0" l="0" r="0" t="0"/>
                 <wp:wrapNone/>
-                <wp:docPr id="14" name="image7.png"/>
+                <wp:docPr id="19" name="image12.png"/>
                 <a:graphic>
                   <a:graphicData uri="http://schemas.openxmlformats.org/drawingml/2006/picture">
                     <pic:pic>
                       <pic:nvPicPr>
-                        <pic:cNvPr id="0" name="image7.png"/>
+                        <pic:cNvPr id="0" name="image12.png"/>
                         <pic:cNvPicPr preferRelativeResize="0"/>
                       </pic:nvPicPr>
                       <pic:blipFill>
@@ -544,12 +544,12 @@
                 <wp:extent cx="7940040" cy="810895"/>
                 <wp:effectExtent b="0" l="0" r="0" t="0"/>
                 <wp:wrapNone/>
-                <wp:docPr id="19" name=""/>
+                <wp:docPr id="22" name=""/>
                 <a:graphic>
                   <a:graphicData uri="http://schemas.microsoft.com/office/word/2010/wordprocessingShape">
                     <wps:wsp>
                       <wps:cNvSpPr/>
-                      <wps:cNvPr id="10" name="Shape 10"/>
+                      <wps:cNvPr id="8" name="Shape 8"/>
                       <wps:spPr>
                         <a:xfrm>
                           <a:off x="1382330" y="3380903"/>
@@ -605,12 +605,12 @@
                 <wp:extent cx="7940040" cy="810895"/>
                 <wp:effectExtent b="0" l="0" r="0" t="0"/>
                 <wp:wrapNone/>
-                <wp:docPr id="19" name="image12.png"/>
+                <wp:docPr id="22" name="image15.png"/>
                 <a:graphic>
                   <a:graphicData uri="http://schemas.openxmlformats.org/drawingml/2006/picture">
                     <pic:pic>
                       <pic:nvPicPr>
-                        <pic:cNvPr id="0" name="image12.png"/>
+                        <pic:cNvPr id="0" name="image15.png"/>
                         <pic:cNvPicPr preferRelativeResize="0"/>
                       </pic:nvPicPr>
                       <pic:blipFill>
@@ -1001,12 +1001,12 @@
             <wp:extent cx="1200150" cy="1200150"/>
             <wp:effectExtent b="0" l="0" r="0" t="0"/>
             <wp:wrapSquare wrapText="bothSides" distB="0" distT="0" distL="114300" distR="114300"/>
-            <wp:docPr descr="psi-negro.png" id="25" name="image3.png"/>
+            <wp:docPr descr="psi-negro.png" id="27" name="image2.png"/>
             <a:graphic>
               <a:graphicData uri="http://schemas.openxmlformats.org/drawingml/2006/picture">
                 <pic:pic>
                   <pic:nvPicPr>
-                    <pic:cNvPr descr="psi-negro.png" id="0" name="image3.png"/>
+                    <pic:cNvPr descr="psi-negro.png" id="0" name="image2.png"/>
                     <pic:cNvPicPr preferRelativeResize="0"/>
                   </pic:nvPicPr>
                   <pic:blipFill>
@@ -1058,7 +1058,7 @@
             <wp:extent cx="1304925" cy="2019300"/>
             <wp:effectExtent b="0" l="0" r="0" t="0"/>
             <wp:wrapSquare wrapText="bothSides" distB="0" distT="0" distL="114300" distR="114300"/>
-            <wp:docPr descr="UNPA.JPG" id="28" name="image1.jpg"/>
+            <wp:docPr descr="UNPA.JPG" id="26" name="image1.jpg"/>
             <a:graphic>
               <a:graphicData uri="http://schemas.openxmlformats.org/drawingml/2006/picture">
                 <pic:pic>
@@ -1162,12 +1162,12 @@
                 <wp:extent cx="2060575" cy="7348855"/>
                 <wp:effectExtent b="0" l="0" r="0" t="0"/>
                 <wp:wrapSquare wrapText="bothSides" distB="0" distT="0" distL="114300" distR="114300"/>
-                <wp:docPr id="15" name=""/>
+                <wp:docPr id="13" name=""/>
                 <a:graphic>
                   <a:graphicData uri="http://schemas.microsoft.com/office/word/2010/wordprocessingShape">
                     <wps:wsp>
                       <wps:cNvSpPr/>
-                      <wps:cNvPr id="4" name="Shape 4"/>
+                      <wps:cNvPr id="2" name="Shape 2"/>
                       <wps:spPr>
                         <a:xfrm>
                           <a:off x="4322063" y="111923"/>
@@ -1319,12 +1319,12 @@
                 <wp:extent cx="2060575" cy="7348855"/>
                 <wp:effectExtent b="0" l="0" r="0" t="0"/>
                 <wp:wrapSquare wrapText="bothSides" distB="0" distT="0" distL="114300" distR="114300"/>
-                <wp:docPr id="15" name="image8.png"/>
+                <wp:docPr id="13" name="image6.png"/>
                 <a:graphic>
                   <a:graphicData uri="http://schemas.openxmlformats.org/drawingml/2006/picture">
                     <pic:pic>
                       <pic:nvPicPr>
-                        <pic:cNvPr id="0" name="image8.png"/>
+                        <pic:cNvPr id="0" name="image6.png"/>
                         <pic:cNvPicPr preferRelativeResize="0"/>
                       </pic:nvPicPr>
                       <pic:blipFill>
@@ -1511,12 +1511,12 @@
             <wp:extent cx="1200150" cy="1200150"/>
             <wp:effectExtent b="0" l="0" r="0" t="0"/>
             <wp:wrapSquare wrapText="bothSides" distB="0" distT="0" distL="114300" distR="114300"/>
-            <wp:docPr descr="psi-negro.png" id="29" name="image2.png"/>
+            <wp:docPr descr="psi-negro.png" id="29" name="image3.png"/>
             <a:graphic>
               <a:graphicData uri="http://schemas.openxmlformats.org/drawingml/2006/picture">
                 <pic:pic>
                   <pic:nvPicPr>
-                    <pic:cNvPr descr="psi-negro.png" id="0" name="image2.png"/>
+                    <pic:cNvPr descr="psi-negro.png" id="0" name="image3.png"/>
                     <pic:cNvPicPr preferRelativeResize="0"/>
                   </pic:nvPicPr>
                   <pic:blipFill>
@@ -1618,7 +1618,7 @@
     </w:p>
     <w:sdt>
       <w:sdtPr>
-        <w:id w:val="1529612254"/>
+        <w:id w:val="-819270927"/>
         <w:docPartObj>
           <w:docPartGallery w:val="Table of Contents"/>
           <w:docPartUnique w:val="1"/>
@@ -2558,6 +2558,25 @@
         <w:ind w:left="357" w:right="0" w:hanging="357"/>
         <w:jc w:val="left"/>
         <w:rPr>
+          <w:rFonts w:ascii="Calibri" w:cs="Calibri" w:eastAsia="Calibri" w:hAnsi="Calibri"/>
+          <w:b w:val="0"/>
+          <w:bCs w:val="0"/>
+          <w:i w:val="1"/>
+          <w:iCs w:val="1"/>
+          <w:smallCaps w:val="0"/>
+          <w:strike w:val="0"/>
+          <w:color w:val="548dd4"/>
+          <w:sz w:val="22"/>
+          <w:szCs w:val="22"/>
+          <w:u w:val="none"/>
+          <w:shd w:fill="auto" w:val="clear"/>
+          <w:vertAlign w:val="baseline"/>
+        </w:rPr>
+      </w:pPr>
+      <w:bookmarkStart w:colFirst="0" w:colLast="0" w:name="_heading=h.h4j9a4pk5l74" w:id="1"/>
+      <w:bookmarkEnd w:id="1"/>
+      <w:r>
+        <w:rPr>
           <w:rFonts w:ascii="Cambria" w:cs="Cambria" w:eastAsia="Cambria" w:hAnsi="Cambria"/>
           <w:b w:val="1"/>
           <w:bCs w:val="1"/>
@@ -2571,84 +2590,35 @@
           <w:u w:val="none"/>
           <w:shd w:fill="auto" w:val="clear"/>
           <w:vertAlign w:val="baseline"/>
-        </w:rPr>
-      </w:pPr>
-      <w:bookmarkStart w:colFirst="0" w:colLast="0" w:name="_heading=h.h4j9a4pk5l74" w:id="1"/>
-      <w:bookmarkEnd w:id="1"/>
-      <w:r>
-        <w:rPr>
-          <w:rFonts w:ascii="Cambria" w:cs="Cambria" w:eastAsia="Cambria" w:hAnsi="Cambria"/>
-          <w:b w:val="1"/>
-          <w:bCs w:val="1"/>
-          <w:i w:val="0"/>
-          <w:iCs w:val="0"/>
-          <w:smallCaps w:val="0"/>
-          <w:strike w:val="0"/>
-          <w:color w:val="4f81bd"/>
-          <w:sz w:val="26"/>
-          <w:szCs w:val="26"/>
-          <w:u w:val="none"/>
-          <w:shd w:fill="auto" w:val="clear"/>
-          <w:vertAlign w:val="baseline"/>
           <w:rtl w:val="0"/>
         </w:rPr>
         <w:t xml:space="preserve">Objetivo de este Manual</w:t>
       </w:r>
-    </w:p>
-    <w:p>
-      <w:pPr>
-        <w:keepNext w:val="0"/>
-        <w:keepLines w:val="0"/>
-        <w:pageBreakBefore w:val="0"/>
-        <w:widowControl w:val="1"/>
-        <w:pBdr>
-          <w:top w:space="0" w:sz="0" w:val="nil"/>
-          <w:left w:space="0" w:sz="0" w:val="nil"/>
-          <w:bottom w:space="0" w:sz="0" w:val="nil"/>
-          <w:right w:space="0" w:sz="0" w:val="nil"/>
-          <w:between w:space="0" w:sz="0" w:val="nil"/>
-        </w:pBdr>
-        <w:shd w:fill="auto" w:val="clear"/>
+      <w:r>
+        <w:rPr>
+          <w:rtl w:val="0"/>
+        </w:rPr>
+      </w:r>
+    </w:p>
+    <w:p>
+      <w:pPr>
+        <w:keepNext w:val="1"/>
+        <w:widowControl w:val="0"/>
         <w:tabs>
           <w:tab w:val="left" w:leader="none" w:pos="0"/>
         </w:tabs>
-        <w:spacing w:after="0" w:before="200" w:line="276" w:lineRule="auto"/>
-        <w:ind w:left="0" w:right="0" w:hanging="6"/>
+        <w:spacing w:after="60" w:before="120" w:lineRule="auto"/>
+        <w:ind w:left="0"/>
         <w:jc w:val="both"/>
-        <w:rPr>
-          <w:rFonts w:ascii="Calibri" w:cs="Calibri" w:eastAsia="Calibri" w:hAnsi="Calibri"/>
-          <w:b w:val="0"/>
-          <w:bCs w:val="0"/>
-          <w:i w:val="1"/>
-          <w:iCs w:val="1"/>
-          <w:smallCaps w:val="0"/>
-          <w:strike w:val="0"/>
-          <w:color w:val="548dd4"/>
-          <w:sz w:val="22"/>
-          <w:szCs w:val="22"/>
-          <w:u w:val="none"/>
-          <w:shd w:fill="auto" w:val="clear"/>
-          <w:vertAlign w:val="baseline"/>
-        </w:rPr>
-      </w:pPr>
-      <w:r>
-        <w:rPr>
-          <w:rFonts w:ascii="Calibri" w:cs="Calibri" w:eastAsia="Calibri" w:hAnsi="Calibri"/>
-          <w:b w:val="0"/>
-          <w:bCs w:val="0"/>
-          <w:i w:val="1"/>
-          <w:iCs w:val="1"/>
-          <w:smallCaps w:val="0"/>
-          <w:strike w:val="0"/>
-          <w:color w:val="548dd4"/>
-          <w:sz w:val="22"/>
-          <w:szCs w:val="22"/>
-          <w:u w:val="none"/>
-          <w:shd w:fill="auto" w:val="clear"/>
-          <w:vertAlign w:val="baseline"/>
-          <w:rtl w:val="0"/>
-        </w:rPr>
-        <w:t xml:space="preserve">[Describir brevemente el objetivo de la creación de este documento.]</w:t>
+        <w:rPr/>
+      </w:pPr>
+      <w:bookmarkStart w:colFirst="0" w:colLast="0" w:name="_heading=h.alelvk9vdd2f" w:id="2"/>
+      <w:bookmarkEnd w:id="2"/>
+      <w:r>
+        <w:rPr>
+          <w:rtl w:val="0"/>
+        </w:rPr>
+        <w:t xml:space="preserve">El presente Manual de Instalación de Kairos tiene como objetivo proporcionar una guía clara y detallada para la correcta instalación y configuración del sistema en un entorno local de desarrollo o prueba.</w:t>
       </w:r>
     </w:p>
     <w:p>
@@ -2670,29 +2640,298 @@
         </w:tabs>
         <w:spacing w:after="60" w:before="120" w:line="276" w:lineRule="auto"/>
         <w:ind w:left="0" w:right="0" w:firstLine="0"/>
-        <w:jc w:val="left"/>
+        <w:jc w:val="both"/>
+        <w:rPr/>
+      </w:pPr>
+      <w:bookmarkStart w:colFirst="0" w:colLast="0" w:name="_heading=h.alelvk9vdd2f" w:id="2"/>
+      <w:bookmarkEnd w:id="2"/>
+      <w:r>
+        <w:rPr>
+          <w:rtl w:val="0"/>
+        </w:rPr>
+        <w:t xml:space="preserve">Este documento está dirigido a administradores, desarrolladores y usuarios técnicos que deseen desplegar la aplicación de forma segura y funcional.</w:t>
+      </w:r>
+    </w:p>
+    <w:p>
+      <w:pPr>
+        <w:keepNext w:val="1"/>
+        <w:keepLines w:val="0"/>
+        <w:pageBreakBefore w:val="0"/>
+        <w:widowControl w:val="0"/>
+        <w:pBdr>
+          <w:top w:space="0" w:sz="0" w:val="nil"/>
+          <w:left w:space="0" w:sz="0" w:val="nil"/>
+          <w:bottom w:space="0" w:sz="0" w:val="nil"/>
+          <w:right w:space="0" w:sz="0" w:val="nil"/>
+          <w:between w:space="0" w:sz="0" w:val="nil"/>
+        </w:pBdr>
+        <w:shd w:fill="auto" w:val="clear"/>
+        <w:tabs>
+          <w:tab w:val="left" w:leader="none" w:pos="0"/>
+        </w:tabs>
+        <w:spacing w:after="60" w:before="120" w:line="276" w:lineRule="auto"/>
+        <w:ind w:left="0" w:right="0" w:firstLine="0"/>
+        <w:jc w:val="both"/>
+        <w:rPr/>
+      </w:pPr>
+      <w:bookmarkStart w:colFirst="0" w:colLast="0" w:name="_heading=h.tdjbv42hjs1k" w:id="3"/>
+      <w:bookmarkEnd w:id="3"/>
+      <w:r>
+        <w:rPr>
+          <w:rtl w:val="0"/>
+        </w:rPr>
+      </w:r>
+    </w:p>
+    <w:p>
+      <w:pPr>
+        <w:keepNext w:val="1"/>
+        <w:keepLines w:val="1"/>
         <w:rPr>
           <w:rFonts w:ascii="Cambria" w:cs="Cambria" w:eastAsia="Cambria" w:hAnsi="Cambria"/>
           <w:b w:val="1"/>
           <w:bCs w:val="1"/>
-          <w:i w:val="0"/>
-          <w:iCs w:val="0"/>
-          <w:smallCaps w:val="0"/>
-          <w:strike w:val="0"/>
-          <w:color w:val="366091"/>
-          <w:sz w:val="28"/>
-          <w:szCs w:val="28"/>
-          <w:u w:val="none"/>
-          <w:shd w:fill="auto" w:val="clear"/>
-          <w:vertAlign w:val="baseline"/>
-        </w:rPr>
-      </w:pPr>
-      <w:bookmarkStart w:colFirst="0" w:colLast="0" w:name="_heading=h.alelvk9vdd2f" w:id="2"/>
-      <w:bookmarkEnd w:id="2"/>
-      <w:r>
-        <w:rPr>
-          <w:rtl w:val="0"/>
-        </w:rPr>
+          <w:color w:val="4f81bd"/>
+          <w:sz w:val="26"/>
+          <w:szCs w:val="26"/>
+        </w:rPr>
+      </w:pPr>
+      <w:bookmarkStart w:colFirst="0" w:colLast="0" w:name="_heading=h.z30su6y69ya" w:id="4"/>
+      <w:bookmarkEnd w:id="4"/>
+      <w:r>
+        <w:rPr>
+          <w:rFonts w:ascii="Cambria" w:cs="Cambria" w:eastAsia="Cambria" w:hAnsi="Cambria"/>
+          <w:b w:val="1"/>
+          <w:bCs w:val="1"/>
+          <w:color w:val="4f81bd"/>
+          <w:sz w:val="26"/>
+          <w:szCs w:val="26"/>
+          <w:rtl w:val="0"/>
+        </w:rPr>
+        <w:t xml:space="preserve">Descripción del sistema</w:t>
+      </w:r>
+    </w:p>
+    <w:p>
+      <w:pPr>
+        <w:keepNext w:val="1"/>
+        <w:keepLines w:val="1"/>
+        <w:spacing w:after="240" w:before="240" w:lineRule="auto"/>
+        <w:ind w:left="0"/>
+        <w:rPr/>
+      </w:pPr>
+      <w:bookmarkStart w:colFirst="0" w:colLast="0" w:name="_heading=h.kig5xgk4k0lm" w:id="5"/>
+      <w:bookmarkEnd w:id="5"/>
+      <w:r>
+        <w:rPr>
+          <w:rtl w:val="0"/>
+        </w:rPr>
+        <w:t xml:space="preserve">Kairos es un sistema web para la gestión de proyectos de software, que permite administrar etapas, iteraciones, tareas y reportes de avance.</w:t>
+        <w:br w:type="textWrapping"/>
+        <w:t xml:space="preserve"> El sistema ofrece funcionalidades de planificación, asignación de responsabilidades y control de progreso mediante gráficos y métricas visuales.</w:t>
+        <w:br w:type="textWrapping"/>
+        <w:t xml:space="preserve"> La aplicación se compone de:</w:t>
+      </w:r>
+    </w:p>
+    <w:p>
+      <w:pPr>
+        <w:keepNext w:val="1"/>
+        <w:keepLines w:val="1"/>
+        <w:numPr>
+          <w:ilvl w:val="0"/>
+          <w:numId w:val="6"/>
+        </w:numPr>
+        <w:spacing w:after="0" w:afterAutospacing="0" w:before="240" w:lineRule="auto"/>
+        <w:ind w:left="720" w:hanging="360"/>
+        <w:rPr/>
+      </w:pPr>
+      <w:bookmarkStart w:colFirst="0" w:colLast="0" w:name="_heading=h.kig5xgk4k0lm" w:id="5"/>
+      <w:bookmarkEnd w:id="5"/>
+      <w:r>
+        <w:rPr>
+          <w:rtl w:val="0"/>
+        </w:rPr>
+        <w:t xml:space="preserve">Un backend desarrollado con Spring Boot (Java).</w:t>
+      </w:r>
+    </w:p>
+    <w:p>
+      <w:pPr>
+        <w:keepNext w:val="1"/>
+        <w:keepLines w:val="1"/>
+        <w:numPr>
+          <w:ilvl w:val="0"/>
+          <w:numId w:val="6"/>
+        </w:numPr>
+        <w:spacing w:after="0" w:afterAutospacing="0" w:before="0" w:beforeAutospacing="0" w:lineRule="auto"/>
+        <w:ind w:left="720" w:hanging="360"/>
+        <w:rPr/>
+      </w:pPr>
+      <w:bookmarkStart w:colFirst="0" w:colLast="0" w:name="_heading=h.kig5xgk4k0lm" w:id="5"/>
+      <w:bookmarkEnd w:id="5"/>
+      <w:r>
+        <w:rPr>
+          <w:rtl w:val="0"/>
+        </w:rPr>
+        <w:t xml:space="preserve">Un frontend desarrollado con React.js.</w:t>
+      </w:r>
+    </w:p>
+    <w:p>
+      <w:pPr>
+        <w:keepNext w:val="1"/>
+        <w:keepLines w:val="1"/>
+        <w:numPr>
+          <w:ilvl w:val="0"/>
+          <w:numId w:val="6"/>
+        </w:numPr>
+        <w:spacing w:after="240" w:before="0" w:beforeAutospacing="0" w:lineRule="auto"/>
+        <w:ind w:left="720" w:hanging="360"/>
+        <w:rPr/>
+      </w:pPr>
+      <w:bookmarkStart w:colFirst="0" w:colLast="0" w:name="_heading=h.kig5xgk4k0lm" w:id="5"/>
+      <w:bookmarkEnd w:id="5"/>
+      <w:r>
+        <w:rPr>
+          <w:rtl w:val="0"/>
+        </w:rPr>
+        <w:t xml:space="preserve">Una base de datos MySQL para la persistencia de información.</w:t>
+      </w:r>
+    </w:p>
+    <w:p>
+      <w:pPr>
+        <w:keepNext w:val="1"/>
+        <w:keepLines w:val="1"/>
+        <w:rPr>
+          <w:rFonts w:ascii="Cambria" w:cs="Cambria" w:eastAsia="Cambria" w:hAnsi="Cambria"/>
+          <w:b w:val="1"/>
+          <w:bCs w:val="1"/>
+          <w:color w:val="4f81bd"/>
+          <w:sz w:val="26"/>
+          <w:szCs w:val="26"/>
+        </w:rPr>
+      </w:pPr>
+      <w:bookmarkStart w:colFirst="0" w:colLast="0" w:name="_heading=h.kig5xgk4k0lm" w:id="5"/>
+      <w:bookmarkEnd w:id="5"/>
+      <w:r>
+        <w:rPr>
+          <w:rtl w:val="0"/>
+        </w:rPr>
+      </w:r>
+    </w:p>
+    <w:p>
+      <w:pPr>
+        <w:keepNext w:val="1"/>
+        <w:keepLines w:val="1"/>
+        <w:rPr>
+          <w:rFonts w:ascii="Cambria" w:cs="Cambria" w:eastAsia="Cambria" w:hAnsi="Cambria"/>
+          <w:b w:val="1"/>
+          <w:bCs w:val="1"/>
+          <w:color w:val="4f81bd"/>
+          <w:sz w:val="26"/>
+          <w:szCs w:val="26"/>
+        </w:rPr>
+      </w:pPr>
+      <w:bookmarkStart w:colFirst="0" w:colLast="0" w:name="_heading=h.j2lly47d1ji" w:id="6"/>
+      <w:bookmarkEnd w:id="6"/>
+      <w:r>
+        <w:rPr>
+          <w:rtl w:val="0"/>
+        </w:rPr>
+      </w:r>
+    </w:p>
+    <w:p>
+      <w:pPr>
+        <w:keepNext w:val="1"/>
+        <w:keepLines w:val="1"/>
+        <w:rPr>
+          <w:rFonts w:ascii="Cambria" w:cs="Cambria" w:eastAsia="Cambria" w:hAnsi="Cambria"/>
+          <w:b w:val="1"/>
+          <w:bCs w:val="1"/>
+          <w:color w:val="4f81bd"/>
+          <w:sz w:val="26"/>
+          <w:szCs w:val="26"/>
+        </w:rPr>
+      </w:pPr>
+      <w:bookmarkStart w:colFirst="0" w:colLast="0" w:name="_heading=h.no5b34uctq98" w:id="7"/>
+      <w:bookmarkEnd w:id="7"/>
+      <w:r>
+        <w:rPr>
+          <w:rtl w:val="0"/>
+        </w:rPr>
+      </w:r>
+    </w:p>
+    <w:p>
+      <w:pPr>
+        <w:ind w:left="0" w:firstLine="0"/>
+        <w:jc w:val="both"/>
+        <w:rPr/>
+      </w:pPr>
+      <w:bookmarkStart w:colFirst="0" w:colLast="0" w:name="_heading=h.ki0tvgjtbwjt" w:id="8"/>
+      <w:bookmarkEnd w:id="8"/>
+      <w:r>
+        <w:rPr>
+          <w:rtl w:val="0"/>
+        </w:rPr>
+      </w:r>
+    </w:p>
+    <w:p>
+      <w:pPr>
+        <w:keepNext w:val="1"/>
+        <w:keepLines w:val="1"/>
+        <w:rPr>
+          <w:rFonts w:ascii="Cambria" w:cs="Cambria" w:eastAsia="Cambria" w:hAnsi="Cambria"/>
+          <w:b w:val="1"/>
+          <w:bCs w:val="1"/>
+          <w:color w:val="4f81bd"/>
+          <w:sz w:val="26"/>
+          <w:szCs w:val="26"/>
+        </w:rPr>
+      </w:pPr>
+      <w:bookmarkStart w:colFirst="0" w:colLast="0" w:name="_heading=h.c4s06yr99gil" w:id="9"/>
+      <w:bookmarkEnd w:id="9"/>
+      <w:r>
+        <w:rPr>
+          <w:rtl w:val="0"/>
+        </w:rPr>
+      </w:r>
+    </w:p>
+    <w:p>
+      <w:pPr>
+        <w:keepNext w:val="1"/>
+        <w:keepLines w:val="1"/>
+        <w:ind w:left="0" w:firstLine="0"/>
+        <w:rPr>
+          <w:rFonts w:ascii="Cambria" w:cs="Cambria" w:eastAsia="Cambria" w:hAnsi="Cambria"/>
+          <w:b w:val="1"/>
+          <w:bCs w:val="1"/>
+          <w:color w:val="4f81bd"/>
+          <w:sz w:val="26"/>
+          <w:szCs w:val="26"/>
+        </w:rPr>
+      </w:pPr>
+      <w:bookmarkStart w:colFirst="0" w:colLast="0" w:name="_heading=h.naidqol5gh8" w:id="10"/>
+      <w:bookmarkEnd w:id="10"/>
+      <w:r>
+        <w:rPr>
+          <w:rFonts w:ascii="Cambria" w:cs="Cambria" w:eastAsia="Cambria" w:hAnsi="Cambria"/>
+          <w:b w:val="1"/>
+          <w:bCs w:val="1"/>
+          <w:color w:val="4f81bd"/>
+          <w:sz w:val="26"/>
+          <w:szCs w:val="26"/>
+          <w:rtl w:val="0"/>
+        </w:rPr>
+        <w:t xml:space="preserve">  </w:t>
+        <w:tab/>
+        <w:tab/>
+        <w:tab/>
+        <w:tab/>
+        <w:tab/>
+        <w:tab/>
+        <w:tab/>
+        <w:tab/>
+        <w:tab/>
+        <w:tab/>
+        <w:tab/>
+        <w:tab/>
+        <w:tab/>
       </w:r>
     </w:p>
     <w:p>
@@ -2710,7 +2949,7 @@
         </w:pBdr>
         <w:shd w:fill="auto" w:val="clear"/>
         <w:spacing w:after="0" w:before="200" w:line="276" w:lineRule="auto"/>
-        <w:ind w:left="357" w:right="0" w:hanging="357"/>
+        <w:ind w:left="0" w:right="0" w:firstLine="0"/>
         <w:jc w:val="left"/>
         <w:rPr>
           <w:rFonts w:ascii="Cambria" w:cs="Cambria" w:eastAsia="Cambria" w:hAnsi="Cambria"/>
@@ -2728,8 +2967,8 @@
           <w:vertAlign w:val="baseline"/>
         </w:rPr>
       </w:pPr>
-      <w:bookmarkStart w:colFirst="0" w:colLast="0" w:name="_heading=h.z30su6y69ya" w:id="3"/>
-      <w:bookmarkEnd w:id="3"/>
+      <w:bookmarkStart w:colFirst="0" w:colLast="0" w:name="_heading=h.z30su6y69ya" w:id="4"/>
+      <w:bookmarkEnd w:id="4"/>
       <w:r>
         <w:rPr>
           <w:rFonts w:ascii="Cambria" w:cs="Cambria" w:eastAsia="Cambria" w:hAnsi="Cambria"/>
@@ -3262,6 +3501,25 @@
         <w:ind w:left="0" w:right="0" w:firstLine="0"/>
         <w:jc w:val="left"/>
         <w:rPr>
+          <w:rFonts w:ascii="Calibri" w:cs="Calibri" w:eastAsia="Calibri" w:hAnsi="Calibri"/>
+          <w:b w:val="0"/>
+          <w:bCs w:val="0"/>
+          <w:i w:val="1"/>
+          <w:iCs w:val="1"/>
+          <w:smallCaps w:val="0"/>
+          <w:strike w:val="0"/>
+          <w:color w:val="548dd4"/>
+          <w:sz w:val="22"/>
+          <w:szCs w:val="22"/>
+          <w:u w:val="none"/>
+          <w:shd w:fill="auto" w:val="clear"/>
+          <w:vertAlign w:val="baseline"/>
+        </w:rPr>
+      </w:pPr>
+      <w:bookmarkStart w:colFirst="0" w:colLast="0" w:name="_heading=h.9optws8rmsgx" w:id="11"/>
+      <w:bookmarkEnd w:id="11"/>
+      <w:r>
+        <w:rPr>
           <w:rFonts w:ascii="Cambria" w:cs="Cambria" w:eastAsia="Cambria" w:hAnsi="Cambria"/>
           <w:b w:val="1"/>
           <w:bCs w:val="1"/>
@@ -3275,84 +3533,14 @@
           <w:u w:val="none"/>
           <w:shd w:fill="auto" w:val="clear"/>
           <w:vertAlign w:val="baseline"/>
-        </w:rPr>
-      </w:pPr>
-      <w:bookmarkStart w:colFirst="0" w:colLast="0" w:name="_heading=h.9optws8rmsgx" w:id="4"/>
-      <w:bookmarkEnd w:id="4"/>
-      <w:r>
-        <w:rPr>
-          <w:rFonts w:ascii="Cambria" w:cs="Cambria" w:eastAsia="Cambria" w:hAnsi="Cambria"/>
-          <w:b w:val="1"/>
-          <w:bCs w:val="1"/>
-          <w:i w:val="0"/>
-          <w:iCs w:val="0"/>
-          <w:smallCaps w:val="0"/>
-          <w:strike w:val="0"/>
-          <w:color w:val="366091"/>
-          <w:sz w:val="28"/>
-          <w:szCs w:val="28"/>
-          <w:u w:val="none"/>
-          <w:shd w:fill="auto" w:val="clear"/>
-          <w:vertAlign w:val="baseline"/>
           <w:rtl w:val="0"/>
         </w:rPr>
         <w:t xml:space="preserve">Requerimientos Mínimos del Sistema</w:t>
       </w:r>
-    </w:p>
-    <w:p>
-      <w:pPr>
-        <w:keepNext w:val="0"/>
-        <w:keepLines w:val="0"/>
-        <w:pageBreakBefore w:val="0"/>
-        <w:widowControl w:val="1"/>
-        <w:pBdr>
-          <w:top w:space="0" w:sz="0" w:val="nil"/>
-          <w:left w:space="0" w:sz="0" w:val="nil"/>
-          <w:bottom w:space="0" w:sz="0" w:val="nil"/>
-          <w:right w:space="0" w:sz="0" w:val="nil"/>
-          <w:between w:space="0" w:sz="0" w:val="nil"/>
-        </w:pBdr>
-        <w:shd w:fill="auto" w:val="clear"/>
-        <w:tabs>
-          <w:tab w:val="left" w:leader="none" w:pos="0"/>
-        </w:tabs>
-        <w:spacing w:after="0" w:before="200" w:line="276" w:lineRule="auto"/>
-        <w:ind w:left="0" w:right="0" w:hanging="6"/>
-        <w:jc w:val="both"/>
-        <w:rPr>
-          <w:rFonts w:ascii="Calibri" w:cs="Calibri" w:eastAsia="Calibri" w:hAnsi="Calibri"/>
-          <w:b w:val="0"/>
-          <w:bCs w:val="0"/>
-          <w:i w:val="1"/>
-          <w:iCs w:val="1"/>
-          <w:smallCaps w:val="0"/>
-          <w:strike w:val="0"/>
-          <w:color w:val="548dd4"/>
-          <w:sz w:val="22"/>
-          <w:szCs w:val="22"/>
-          <w:u w:val="none"/>
-          <w:shd w:fill="auto" w:val="clear"/>
-          <w:vertAlign w:val="baseline"/>
-        </w:rPr>
-      </w:pPr>
-      <w:r>
-        <w:rPr>
-          <w:rFonts w:ascii="Calibri" w:cs="Calibri" w:eastAsia="Calibri" w:hAnsi="Calibri"/>
-          <w:b w:val="0"/>
-          <w:bCs w:val="0"/>
-          <w:i w:val="1"/>
-          <w:iCs w:val="1"/>
-          <w:smallCaps w:val="0"/>
-          <w:strike w:val="0"/>
-          <w:color w:val="548dd4"/>
-          <w:sz w:val="22"/>
-          <w:szCs w:val="22"/>
-          <w:u w:val="none"/>
-          <w:shd w:fill="auto" w:val="clear"/>
-          <w:vertAlign w:val="baseline"/>
-          <w:rtl w:val="0"/>
-        </w:rPr>
-        <w:t xml:space="preserve">[Detallar los requerimientos necesarios tanto de Hardware como Software, para la correcta instalación y uso del Sistema]</w:t>
+      <w:r>
+        <w:rPr>
+          <w:rtl w:val="0"/>
+        </w:rPr>
       </w:r>
     </w:p>
     <w:tbl>
@@ -3412,6 +3600,540 @@
           </w:tcPr>
           <w:p>
             <w:pPr>
+              <w:rPr/>
+            </w:pPr>
+            <w:r>
+              <w:rPr>
+                <w:rtl w:val="0"/>
+              </w:rPr>
+              <w:t xml:space="preserve">Intel Core i3 (2 núcleos, 2.0 GHz) o equivalente.</w:t>
+            </w:r>
+          </w:p>
+        </w:tc>
+      </w:tr>
+      <w:tr>
+        <w:trPr>
+          <w:cantSplit w:val="0"/>
+          <w:trHeight w:val="471" w:hRule="atLeast"/>
+          <w:tblHeader w:val="0"/>
+        </w:trPr>
+        <w:tc>
+          <w:tcPr>
+            <w:tcBorders>
+              <w:top w:color="000000" w:space="0" w:sz="4" w:val="single"/>
+              <w:left w:color="000000" w:space="0" w:sz="4" w:val="single"/>
+              <w:bottom w:color="000000" w:space="0" w:sz="4" w:val="single"/>
+            </w:tcBorders>
+            <w:shd w:fill="e6e6e6" w:val="clear"/>
+          </w:tcPr>
+          <w:p>
+            <w:pPr>
+              <w:ind w:left="0" w:firstLine="17"/>
+              <w:rPr/>
+            </w:pPr>
+            <w:r>
+              <w:rPr>
+                <w:rtl w:val="0"/>
+              </w:rPr>
+              <w:t xml:space="preserve">Memoria de Sistema:</w:t>
+            </w:r>
+          </w:p>
+        </w:tc>
+        <w:tc>
+          <w:tcPr>
+            <w:tcBorders>
+              <w:top w:color="000000" w:space="0" w:sz="4" w:val="single"/>
+              <w:left w:color="000000" w:space="0" w:sz="4" w:val="single"/>
+              <w:bottom w:color="000000" w:space="0" w:sz="4" w:val="single"/>
+              <w:right w:color="000000" w:space="0" w:sz="4" w:val="single"/>
+            </w:tcBorders>
+          </w:tcPr>
+          <w:p>
+            <w:pPr>
+              <w:rPr/>
+            </w:pPr>
+            <w:r>
+              <w:rPr>
+                <w:rtl w:val="0"/>
+              </w:rPr>
+              <w:t xml:space="preserve">4 GB de RAM.</w:t>
+            </w:r>
+          </w:p>
+        </w:tc>
+      </w:tr>
+      <w:tr>
+        <w:trPr>
+          <w:cantSplit w:val="0"/>
+          <w:trHeight w:val="471" w:hRule="atLeast"/>
+          <w:tblHeader w:val="0"/>
+        </w:trPr>
+        <w:tc>
+          <w:tcPr>
+            <w:tcBorders>
+              <w:top w:color="000000" w:space="0" w:sz="4" w:val="single"/>
+              <w:left w:color="000000" w:space="0" w:sz="4" w:val="single"/>
+              <w:bottom w:color="000000" w:space="0" w:sz="4" w:val="single"/>
+            </w:tcBorders>
+            <w:shd w:fill="e6e6e6" w:val="clear"/>
+          </w:tcPr>
+          <w:p>
+            <w:pPr>
+              <w:ind w:left="0" w:firstLine="17"/>
+              <w:rPr/>
+            </w:pPr>
+            <w:r>
+              <w:rPr>
+                <w:rtl w:val="0"/>
+              </w:rPr>
+              <w:t xml:space="preserve">Espacio Libre en Disco:</w:t>
+            </w:r>
+          </w:p>
+        </w:tc>
+        <w:tc>
+          <w:tcPr>
+            <w:tcBorders>
+              <w:top w:color="000000" w:space="0" w:sz="4" w:val="single"/>
+              <w:left w:color="000000" w:space="0" w:sz="4" w:val="single"/>
+              <w:bottom w:color="000000" w:space="0" w:sz="4" w:val="single"/>
+              <w:right w:color="000000" w:space="0" w:sz="4" w:val="single"/>
+            </w:tcBorders>
+          </w:tcPr>
+          <w:p>
+            <w:pPr>
+              <w:rPr/>
+            </w:pPr>
+            <w:r>
+              <w:rPr>
+                <w:rtl w:val="0"/>
+              </w:rPr>
+              <w:t xml:space="preserve">2 GB disponibles (para código fuente, dependencias y base de datos).</w:t>
+            </w:r>
+          </w:p>
+        </w:tc>
+      </w:tr>
+      <w:tr>
+        <w:trPr>
+          <w:cantSplit w:val="0"/>
+          <w:trHeight w:val="487" w:hRule="atLeast"/>
+          <w:tblHeader w:val="0"/>
+        </w:trPr>
+        <w:tc>
+          <w:tcPr>
+            <w:tcBorders>
+              <w:top w:color="000000" w:space="0" w:sz="4" w:val="single"/>
+              <w:left w:color="000000" w:space="0" w:sz="4" w:val="single"/>
+              <w:bottom w:color="000000" w:space="0" w:sz="4" w:val="single"/>
+            </w:tcBorders>
+            <w:shd w:fill="e6e6e6" w:val="clear"/>
+          </w:tcPr>
+          <w:p>
+            <w:pPr>
+              <w:ind w:left="0" w:firstLine="17"/>
+              <w:rPr/>
+            </w:pPr>
+            <w:r>
+              <w:rPr>
+                <w:rtl w:val="0"/>
+              </w:rPr>
+              <w:t xml:space="preserve">Sistema Operativo:</w:t>
+            </w:r>
+          </w:p>
+        </w:tc>
+        <w:tc>
+          <w:tcPr>
+            <w:tcBorders>
+              <w:top w:color="000000" w:space="0" w:sz="4" w:val="single"/>
+              <w:left w:color="000000" w:space="0" w:sz="4" w:val="single"/>
+              <w:bottom w:color="000000" w:space="0" w:sz="4" w:val="single"/>
+              <w:right w:color="000000" w:space="0" w:sz="4" w:val="single"/>
+            </w:tcBorders>
+          </w:tcPr>
+          <w:p>
+            <w:pPr>
+              <w:rPr/>
+            </w:pPr>
+            <w:r>
+              <w:rPr>
+                <w:rtl w:val="0"/>
+              </w:rPr>
+              <w:t xml:space="preserve">Windows 10 / Linux Ubuntu 20.04 o superior.</w:t>
+            </w:r>
+          </w:p>
+        </w:tc>
+      </w:tr>
+      <w:tr>
+        <w:trPr>
+          <w:cantSplit w:val="0"/>
+          <w:trHeight w:val="471" w:hRule="atLeast"/>
+          <w:tblHeader w:val="0"/>
+        </w:trPr>
+        <w:tc>
+          <w:tcPr>
+            <w:tcBorders>
+              <w:top w:color="000000" w:space="0" w:sz="4" w:val="single"/>
+              <w:left w:color="000000" w:space="0" w:sz="4" w:val="single"/>
+              <w:bottom w:color="000000" w:space="0" w:sz="4" w:val="single"/>
+            </w:tcBorders>
+            <w:shd w:fill="e6e6e6" w:val="clear"/>
+          </w:tcPr>
+          <w:p>
+            <w:pPr>
+              <w:ind w:left="0" w:firstLine="17"/>
+              <w:rPr/>
+            </w:pPr>
+            <w:r>
+              <w:rPr>
+                <w:rtl w:val="0"/>
+              </w:rPr>
+              <w:t xml:space="preserve">Tarjeta Gráfica:</w:t>
+            </w:r>
+          </w:p>
+        </w:tc>
+        <w:tc>
+          <w:tcPr>
+            <w:tcBorders>
+              <w:top w:color="000000" w:space="0" w:sz="4" w:val="single"/>
+              <w:left w:color="000000" w:space="0" w:sz="4" w:val="single"/>
+              <w:bottom w:color="000000" w:space="0" w:sz="4" w:val="single"/>
+              <w:right w:color="000000" w:space="0" w:sz="4" w:val="single"/>
+            </w:tcBorders>
+          </w:tcPr>
+          <w:p>
+            <w:pPr>
+              <w:rPr/>
+            </w:pPr>
+            <w:r>
+              <w:rPr>
+                <w:rtl w:val="0"/>
+              </w:rPr>
+              <w:t xml:space="preserve">Integrada</w:t>
+            </w:r>
+          </w:p>
+        </w:tc>
+      </w:tr>
+      <w:tr>
+        <w:trPr>
+          <w:cantSplit w:val="0"/>
+          <w:trHeight w:val="471" w:hRule="atLeast"/>
+          <w:tblHeader w:val="0"/>
+        </w:trPr>
+        <w:tc>
+          <w:tcPr>
+            <w:tcBorders>
+              <w:top w:color="000000" w:space="0" w:sz="4" w:val="single"/>
+              <w:left w:color="000000" w:space="0" w:sz="4" w:val="single"/>
+              <w:bottom w:color="000000" w:space="0" w:sz="4" w:val="single"/>
+            </w:tcBorders>
+            <w:shd w:fill="e6e6e6" w:val="clear"/>
+          </w:tcPr>
+          <w:p>
+            <w:pPr>
+              <w:ind w:left="0" w:firstLine="17"/>
+              <w:rPr/>
+            </w:pPr>
+            <w:r>
+              <w:rPr>
+                <w:rtl w:val="0"/>
+              </w:rPr>
+              <w:t xml:space="preserve">Software Existente:</w:t>
+            </w:r>
+          </w:p>
+        </w:tc>
+        <w:tc>
+          <w:tcPr>
+            <w:tcBorders>
+              <w:top w:color="000000" w:space="0" w:sz="4" w:val="single"/>
+              <w:left w:color="000000" w:space="0" w:sz="4" w:val="single"/>
+              <w:bottom w:color="000000" w:space="0" w:sz="4" w:val="single"/>
+              <w:right w:color="000000" w:space="0" w:sz="4" w:val="single"/>
+            </w:tcBorders>
+          </w:tcPr>
+          <w:p>
+            <w:pPr>
+              <w:numPr>
+                <w:ilvl w:val="0"/>
+                <w:numId w:val="2"/>
+              </w:numPr>
+              <w:spacing w:after="0" w:afterAutospacing="0"/>
+              <w:ind w:left="720" w:hanging="360"/>
+              <w:rPr>
+                <w:u w:val="none"/>
+              </w:rPr>
+            </w:pPr>
+            <w:r>
+              <w:rPr>
+                <w:rtl w:val="0"/>
+              </w:rPr>
+              <w:t xml:space="preserve">Java JDK 17 o superior.</w:t>
+            </w:r>
+          </w:p>
+          <w:p>
+            <w:pPr>
+              <w:numPr>
+                <w:ilvl w:val="0"/>
+                <w:numId w:val="2"/>
+              </w:numPr>
+              <w:spacing w:after="0" w:afterAutospacing="0" w:before="0" w:beforeAutospacing="0"/>
+              <w:ind w:left="720" w:hanging="360"/>
+              <w:rPr>
+                <w:u w:val="none"/>
+              </w:rPr>
+            </w:pPr>
+            <w:r>
+              <w:rPr>
+                <w:rtl w:val="0"/>
+              </w:rPr>
+              <w:t xml:space="preserve">Node.js 18 o superior.</w:t>
+            </w:r>
+          </w:p>
+          <w:p>
+            <w:pPr>
+              <w:numPr>
+                <w:ilvl w:val="0"/>
+                <w:numId w:val="2"/>
+              </w:numPr>
+              <w:spacing w:after="0" w:afterAutospacing="0" w:before="0" w:beforeAutospacing="0"/>
+              <w:ind w:left="720" w:hanging="360"/>
+              <w:rPr>
+                <w:u w:val="none"/>
+              </w:rPr>
+            </w:pPr>
+            <w:r>
+              <w:rPr>
+                <w:rtl w:val="0"/>
+              </w:rPr>
+              <w:t xml:space="preserve">XAMPP.</w:t>
+            </w:r>
+          </w:p>
+          <w:p>
+            <w:pPr>
+              <w:numPr>
+                <w:ilvl w:val="0"/>
+                <w:numId w:val="2"/>
+              </w:numPr>
+              <w:spacing w:before="0" w:beforeAutospacing="0"/>
+              <w:ind w:left="720" w:hanging="360"/>
+              <w:rPr>
+                <w:u w:val="none"/>
+              </w:rPr>
+            </w:pPr>
+            <w:r>
+              <w:rPr>
+                <w:rtl w:val="0"/>
+              </w:rPr>
+              <w:t xml:space="preserve">Navegador web (Google Chrome, Edge o Firefox).</w:t>
+            </w:r>
+          </w:p>
+        </w:tc>
+      </w:tr>
+      <w:tr>
+        <w:trPr>
+          <w:cantSplit w:val="0"/>
+          <w:trHeight w:val="471" w:hRule="atLeast"/>
+          <w:tblHeader w:val="0"/>
+        </w:trPr>
+        <w:tc>
+          <w:tcPr>
+            <w:tcBorders>
+              <w:top w:color="000000" w:space="0" w:sz="4" w:val="single"/>
+              <w:left w:color="000000" w:space="0" w:sz="4" w:val="single"/>
+              <w:bottom w:color="000000" w:space="0" w:sz="4" w:val="single"/>
+            </w:tcBorders>
+            <w:shd w:fill="e6e6e6" w:val="clear"/>
+          </w:tcPr>
+          <w:p>
+            <w:pPr>
+              <w:ind w:left="0" w:firstLine="17"/>
+              <w:rPr/>
+            </w:pPr>
+            <w:r>
+              <w:rPr>
+                <w:rtl w:val="0"/>
+              </w:rPr>
+              <w:t xml:space="preserve">Acceso Red:</w:t>
+            </w:r>
+          </w:p>
+        </w:tc>
+        <w:tc>
+          <w:tcPr>
+            <w:tcBorders>
+              <w:top w:color="000000" w:space="0" w:sz="4" w:val="single"/>
+              <w:left w:color="000000" w:space="0" w:sz="4" w:val="single"/>
+              <w:bottom w:color="000000" w:space="0" w:sz="4" w:val="single"/>
+              <w:right w:color="000000" w:space="0" w:sz="4" w:val="single"/>
+            </w:tcBorders>
+          </w:tcPr>
+          <w:p>
+            <w:pPr>
+              <w:rPr/>
+            </w:pPr>
+            <w:r>
+              <w:rPr>
+                <w:rtl w:val="0"/>
+              </w:rPr>
+              <w:t xml:space="preserve">Conexión a Internet estable para descargar dependencias (Maven/NPM) y realizar actualizaciones.</w:t>
+            </w:r>
+          </w:p>
+        </w:tc>
+      </w:tr>
+    </w:tbl>
+    <w:p>
+      <w:pPr>
+        <w:rPr>
+          <w:rFonts w:ascii="Cambria" w:cs="Cambria" w:eastAsia="Cambria" w:hAnsi="Cambria"/>
+          <w:b w:val="1"/>
+          <w:bCs w:val="1"/>
+          <w:color w:val="4f81bd"/>
+          <w:sz w:val="26"/>
+          <w:szCs w:val="26"/>
+        </w:rPr>
+      </w:pPr>
+      <w:r>
+        <w:rPr>
+          <w:rtl w:val="0"/>
+        </w:rPr>
+      </w:r>
+    </w:p>
+    <w:p>
+      <w:pPr>
+        <w:rPr>
+          <w:rFonts w:ascii="Cambria" w:cs="Cambria" w:eastAsia="Cambria" w:hAnsi="Cambria"/>
+          <w:b w:val="1"/>
+          <w:bCs w:val="1"/>
+          <w:color w:val="366091"/>
+          <w:sz w:val="28"/>
+          <w:szCs w:val="28"/>
+        </w:rPr>
+      </w:pPr>
+      <w:r>
+        <w:br w:type="page"/>
+      </w:r>
+      <w:r>
+        <w:rPr>
+          <w:rtl w:val="0"/>
+        </w:rPr>
+      </w:r>
+    </w:p>
+    <w:p>
+      <w:pPr>
+        <w:keepNext w:val="1"/>
+        <w:keepLines w:val="0"/>
+        <w:pageBreakBefore w:val="0"/>
+        <w:widowControl w:val="0"/>
+        <w:pBdr>
+          <w:top w:space="0" w:sz="0" w:val="nil"/>
+          <w:left w:space="0" w:sz="0" w:val="nil"/>
+          <w:bottom w:space="0" w:sz="0" w:val="nil"/>
+          <w:right w:space="0" w:sz="0" w:val="nil"/>
+          <w:between w:space="0" w:sz="0" w:val="nil"/>
+        </w:pBdr>
+        <w:shd w:fill="auto" w:val="clear"/>
+        <w:tabs>
+          <w:tab w:val="left" w:leader="none" w:pos="0"/>
+        </w:tabs>
+        <w:spacing w:after="60" w:before="120" w:line="276" w:lineRule="auto"/>
+        <w:ind w:left="0" w:right="0" w:firstLine="0"/>
+        <w:jc w:val="left"/>
+        <w:rPr>
+          <w:rFonts w:ascii="Calibri" w:cs="Calibri" w:eastAsia="Calibri" w:hAnsi="Calibri"/>
+          <w:b w:val="0"/>
+          <w:bCs w:val="0"/>
+          <w:i w:val="1"/>
+          <w:iCs w:val="1"/>
+          <w:smallCaps w:val="0"/>
+          <w:strike w:val="0"/>
+          <w:color w:val="548dd4"/>
+          <w:sz w:val="22"/>
+          <w:szCs w:val="22"/>
+          <w:u w:val="none"/>
+          <w:shd w:fill="auto" w:val="clear"/>
+          <w:vertAlign w:val="baseline"/>
+        </w:rPr>
+      </w:pPr>
+      <w:bookmarkStart w:colFirst="0" w:colLast="0" w:name="_heading=h.fb92zbudwu22" w:id="12"/>
+      <w:bookmarkEnd w:id="12"/>
+      <w:r>
+        <w:rPr>
+          <w:rFonts w:ascii="Cambria" w:cs="Cambria" w:eastAsia="Cambria" w:hAnsi="Cambria"/>
+          <w:b w:val="1"/>
+          <w:bCs w:val="1"/>
+          <w:i w:val="0"/>
+          <w:iCs w:val="0"/>
+          <w:smallCaps w:val="0"/>
+          <w:strike w:val="0"/>
+          <w:color w:val="366091"/>
+          <w:sz w:val="28"/>
+          <w:szCs w:val="28"/>
+          <w:u w:val="none"/>
+          <w:shd w:fill="auto" w:val="clear"/>
+          <w:vertAlign w:val="baseline"/>
+          <w:rtl w:val="0"/>
+        </w:rPr>
+        <w:t xml:space="preserve">Requerimientos recomendados del Sistema</w:t>
+      </w:r>
+      <w:r>
+        <w:rPr>
+          <w:rtl w:val="0"/>
+        </w:rPr>
+      </w:r>
+    </w:p>
+    <w:tbl>
+      <w:tblPr>
+        <w:tblStyle w:val="Table3"/>
+        <w:tblW w:w="8640.0" w:type="dxa"/>
+        <w:jc w:val="center"/>
+        <w:tblLayout w:type="fixed"/>
+        <w:tblLook w:val="0000"/>
+      </w:tblPr>
+      <w:tblGrid>
+        <w:gridCol w:w="2655"/>
+        <w:gridCol w:w="5985"/>
+        <w:tblGridChange w:id="0">
+          <w:tblGrid>
+            <w:gridCol w:w="2655"/>
+            <w:gridCol w:w="5985"/>
+          </w:tblGrid>
+        </w:tblGridChange>
+      </w:tblGrid>
+      <w:tr>
+        <w:trPr>
+          <w:cantSplit w:val="0"/>
+          <w:trHeight w:val="471" w:hRule="atLeast"/>
+          <w:tblHeader w:val="0"/>
+        </w:trPr>
+        <w:tc>
+          <w:tcPr>
+            <w:tcBorders>
+              <w:top w:color="000000" w:space="0" w:sz="4" w:val="single"/>
+              <w:left w:color="000000" w:space="0" w:sz="4" w:val="single"/>
+              <w:bottom w:color="000000" w:space="0" w:sz="4" w:val="single"/>
+            </w:tcBorders>
+            <w:shd w:fill="e6e6e6" w:val="clear"/>
+          </w:tcPr>
+          <w:p>
+            <w:pPr>
+              <w:ind w:left="0" w:firstLine="17"/>
+              <w:rPr/>
+            </w:pPr>
+            <w:r>
+              <w:rPr>
+                <w:rtl w:val="0"/>
+              </w:rPr>
+              <w:t xml:space="preserve">Procesador de Sistema:</w:t>
+            </w:r>
+          </w:p>
+        </w:tc>
+        <w:tc>
+          <w:tcPr>
+            <w:tcBorders>
+              <w:top w:color="000000" w:space="0" w:sz="4" w:val="single"/>
+              <w:left w:color="000000" w:space="0" w:sz="4" w:val="single"/>
+              <w:bottom w:color="000000" w:space="0" w:sz="4" w:val="single"/>
+              <w:right w:color="000000" w:space="0" w:sz="4" w:val="single"/>
+            </w:tcBorders>
+          </w:tcPr>
+          <w:p>
+            <w:pPr>
               <w:rPr>
                 <w:i w:val="1"/>
                 <w:iCs w:val="1"/>
@@ -3419,8 +4141,11 @@
             </w:pPr>
             <w:r>
               <w:rPr>
+                <w:i w:val="1"/>
+                <w:iCs w:val="1"/>
                 <w:rtl w:val="0"/>
               </w:rPr>
+              <w:t xml:space="preserve">Intel Core i5 o superior (4 núcleos, 2.5 GHz o más).</w:t>
             </w:r>
           </w:p>
         </w:tc>
@@ -3471,8 +4196,11 @@
             </w:pPr>
             <w:r>
               <w:rPr>
+                <w:i w:val="1"/>
+                <w:iCs w:val="1"/>
                 <w:rtl w:val="0"/>
               </w:rPr>
+              <w:t xml:space="preserve">8 GB de RAM o más.</w:t>
             </w:r>
           </w:p>
         </w:tc>
@@ -3523,8 +4251,11 @@
             </w:pPr>
             <w:r>
               <w:rPr>
+                <w:i w:val="1"/>
+                <w:iCs w:val="1"/>
                 <w:rtl w:val="0"/>
               </w:rPr>
+              <w:t xml:space="preserve">5 GB disponibles (incluyendo respaldo de base de datos y logs).</w:t>
             </w:r>
           </w:p>
         </w:tc>
@@ -3575,8 +4306,11 @@
             </w:pPr>
             <w:r>
               <w:rPr>
+                <w:i w:val="1"/>
+                <w:iCs w:val="1"/>
                 <w:rtl w:val="0"/>
               </w:rPr>
+              <w:t xml:space="preserve">Windows 11 / Linux Ubuntu 22.04 / macOS Ventura.</w:t>
             </w:r>
           </w:p>
         </w:tc>
@@ -3672,15 +4406,117 @@
           </w:tcPr>
           <w:p>
             <w:pPr>
+              <w:numPr>
+                <w:ilvl w:val="0"/>
+                <w:numId w:val="4"/>
+              </w:numPr>
+              <w:spacing w:after="0" w:afterAutospacing="0"/>
+              <w:ind w:left="720" w:hanging="360"/>
               <w:rPr>
                 <w:i w:val="1"/>
                 <w:iCs w:val="1"/>
+                <w:u w:val="none"/>
               </w:rPr>
             </w:pPr>
             <w:r>
               <w:rPr>
+                <w:i w:val="1"/>
+                <w:iCs w:val="1"/>
                 <w:rtl w:val="0"/>
               </w:rPr>
+              <w:t xml:space="preserve">Java JDK 17 o superior.</w:t>
+            </w:r>
+          </w:p>
+          <w:p>
+            <w:pPr>
+              <w:numPr>
+                <w:ilvl w:val="0"/>
+                <w:numId w:val="4"/>
+              </w:numPr>
+              <w:spacing w:after="0" w:afterAutospacing="0" w:before="0" w:beforeAutospacing="0"/>
+              <w:ind w:left="720" w:hanging="360"/>
+              <w:rPr>
+                <w:i w:val="1"/>
+                <w:iCs w:val="1"/>
+                <w:u w:val="none"/>
+              </w:rPr>
+            </w:pPr>
+            <w:r>
+              <w:rPr>
+                <w:i w:val="1"/>
+                <w:iCs w:val="1"/>
+                <w:rtl w:val="0"/>
+              </w:rPr>
+              <w:t xml:space="preserve">Node.js 18 o superior.</w:t>
+            </w:r>
+          </w:p>
+          <w:p>
+            <w:pPr>
+              <w:numPr>
+                <w:ilvl w:val="0"/>
+                <w:numId w:val="4"/>
+              </w:numPr>
+              <w:spacing w:after="0" w:afterAutospacing="0" w:before="0" w:beforeAutospacing="0"/>
+              <w:ind w:left="720" w:hanging="360"/>
+              <w:rPr>
+                <w:i w:val="1"/>
+                <w:iCs w:val="1"/>
+                <w:u w:val="none"/>
+              </w:rPr>
+            </w:pPr>
+            <w:r>
+              <w:rPr>
+                <w:i w:val="1"/>
+                <w:iCs w:val="1"/>
+                <w:rtl w:val="0"/>
+              </w:rPr>
+              <w:t xml:space="preserve">XAMPP. </w:t>
+            </w:r>
+          </w:p>
+          <w:p>
+            <w:pPr>
+              <w:numPr>
+                <w:ilvl w:val="0"/>
+                <w:numId w:val="4"/>
+              </w:numPr>
+              <w:spacing w:after="0" w:afterAutospacing="0" w:before="0" w:beforeAutospacing="0"/>
+              <w:ind w:left="720" w:hanging="360"/>
+              <w:rPr>
+                <w:i w:val="1"/>
+                <w:iCs w:val="1"/>
+                <w:u w:val="none"/>
+              </w:rPr>
+            </w:pPr>
+            <w:r>
+              <w:rPr>
+                <w:i w:val="1"/>
+                <w:iCs w:val="1"/>
+                <w:rtl w:val="0"/>
+              </w:rPr>
+              <w:t xml:space="preserve">Git (para control de versiones).</w:t>
+            </w:r>
+          </w:p>
+          <w:p>
+            <w:pPr>
+              <w:numPr>
+                <w:ilvl w:val="0"/>
+                <w:numId w:val="4"/>
+              </w:numPr>
+              <w:spacing w:before="0" w:beforeAutospacing="0"/>
+              <w:ind w:left="720" w:hanging="360"/>
+              <w:rPr>
+                <w:i w:val="1"/>
+                <w:iCs w:val="1"/>
+                <w:u w:val="none"/>
+              </w:rPr>
+            </w:pPr>
+            <w:r>
+              <w:rPr>
+                <w:i w:val="1"/>
+                <w:iCs w:val="1"/>
+                <w:rtl w:val="0"/>
+              </w:rPr>
+              <w:t xml:space="preserve">IDE recomendado: IntelliJ IDEA (backend) y Visual Studio Code (frontend).</w:t>
             </w:r>
           </w:p>
         </w:tc>
@@ -3731,30 +4567,16 @@
             </w:pPr>
             <w:r>
               <w:rPr>
+                <w:i w:val="1"/>
+                <w:iCs w:val="1"/>
                 <w:rtl w:val="0"/>
               </w:rPr>
+              <w:t xml:space="preserve">Conexión a Internet estable y red local para comunicación entre frontend y backend. </w:t>
             </w:r>
           </w:p>
         </w:tc>
       </w:tr>
     </w:tbl>
-    <w:p>
-      <w:pPr>
-        <w:rPr>
-          <w:rFonts w:ascii="Cambria" w:cs="Cambria" w:eastAsia="Cambria" w:hAnsi="Cambria"/>
-          <w:b w:val="1"/>
-          <w:bCs w:val="1"/>
-          <w:color w:val="4f81bd"/>
-          <w:sz w:val="26"/>
-          <w:szCs w:val="26"/>
-        </w:rPr>
-      </w:pPr>
-      <w:r>
-        <w:rPr>
-          <w:rtl w:val="0"/>
-        </w:rPr>
-      </w:r>
-    </w:p>
     <w:p>
       <w:pPr>
         <w:rPr>
@@ -3811,8 +4633,8 @@
           <w:vertAlign w:val="baseline"/>
         </w:rPr>
       </w:pPr>
-      <w:bookmarkStart w:colFirst="0" w:colLast="0" w:name="_heading=h.fb92zbudwu22" w:id="5"/>
-      <w:bookmarkEnd w:id="5"/>
+      <w:bookmarkStart w:colFirst="0" w:colLast="0" w:name="_heading=h.rabj4d4gdonp" w:id="13"/>
+      <w:bookmarkEnd w:id="13"/>
       <w:r>
         <w:rPr>
           <w:rFonts w:ascii="Cambria" w:cs="Cambria" w:eastAsia="Cambria" w:hAnsi="Cambria"/>
@@ -3830,7 +4652,7 @@
           <w:vertAlign w:val="baseline"/>
           <w:rtl w:val="0"/>
         </w:rPr>
-        <w:t xml:space="preserve">Requerimientos recomendados del Sistema</w:t>
+        <w:t xml:space="preserve">Instalación</w:t>
       </w:r>
     </w:p>
     <w:p>
@@ -3886,406 +4708,1662 @@
           <w:vertAlign w:val="baseline"/>
           <w:rtl w:val="0"/>
         </w:rPr>
-        <w:t xml:space="preserve">[Detallar los requerimientos recomendados para el correcto uso del Sistema]</w:t>
-      </w:r>
-    </w:p>
-    <w:tbl>
-      <w:tblPr>
-        <w:tblStyle w:val="Table3"/>
-        <w:tblW w:w="8633.0" w:type="dxa"/>
-        <w:jc w:val="center"/>
-        <w:tblLayout w:type="fixed"/>
-        <w:tblLook w:val="0000"/>
-      </w:tblPr>
-      <w:tblGrid>
-        <w:gridCol w:w="2623"/>
-        <w:gridCol w:w="6010"/>
-        <w:tblGridChange w:id="0">
-          <w:tblGrid>
-            <w:gridCol w:w="2623"/>
-            <w:gridCol w:w="6010"/>
-          </w:tblGrid>
-        </w:tblGridChange>
-      </w:tblGrid>
-      <w:tr>
-        <w:trPr>
-          <w:cantSplit w:val="0"/>
-          <w:trHeight w:val="471" w:hRule="atLeast"/>
-          <w:tblHeader w:val="0"/>
-        </w:trPr>
-        <w:tc>
-          <w:tcPr>
-            <w:tcBorders>
-              <w:top w:color="000000" w:space="0" w:sz="4" w:val="single"/>
-              <w:left w:color="000000" w:space="0" w:sz="4" w:val="single"/>
-              <w:bottom w:color="000000" w:space="0" w:sz="4" w:val="single"/>
-            </w:tcBorders>
-            <w:shd w:fill="e6e6e6" w:val="clear"/>
-          </w:tcPr>
-          <w:p>
-            <w:pPr>
-              <w:ind w:left="0" w:firstLine="17"/>
-              <w:rPr/>
-            </w:pPr>
-            <w:r>
-              <w:rPr>
-                <w:rtl w:val="0"/>
-              </w:rPr>
-              <w:t xml:space="preserve">Procesador de Sistema:</w:t>
-            </w:r>
-          </w:p>
-        </w:tc>
-        <w:tc>
-          <w:tcPr>
-            <w:tcBorders>
-              <w:top w:color="000000" w:space="0" w:sz="4" w:val="single"/>
-              <w:left w:color="000000" w:space="0" w:sz="4" w:val="single"/>
-              <w:bottom w:color="000000" w:space="0" w:sz="4" w:val="single"/>
-              <w:right w:color="000000" w:space="0" w:sz="4" w:val="single"/>
-            </w:tcBorders>
-          </w:tcPr>
-          <w:p>
-            <w:pPr>
-              <w:rPr>
-                <w:i w:val="1"/>
-                <w:iCs w:val="1"/>
-              </w:rPr>
-            </w:pPr>
-            <w:r>
-              <w:rPr>
-                <w:rtl w:val="0"/>
-              </w:rPr>
-            </w:r>
-          </w:p>
-        </w:tc>
-      </w:tr>
-      <w:tr>
-        <w:trPr>
-          <w:cantSplit w:val="0"/>
-          <w:trHeight w:val="471" w:hRule="atLeast"/>
-          <w:tblHeader w:val="0"/>
-        </w:trPr>
-        <w:tc>
-          <w:tcPr>
-            <w:tcBorders>
-              <w:top w:color="000000" w:space="0" w:sz="4" w:val="single"/>
-              <w:left w:color="000000" w:space="0" w:sz="4" w:val="single"/>
-              <w:bottom w:color="000000" w:space="0" w:sz="4" w:val="single"/>
-            </w:tcBorders>
-            <w:shd w:fill="e6e6e6" w:val="clear"/>
-          </w:tcPr>
-          <w:p>
-            <w:pPr>
-              <w:ind w:left="0" w:firstLine="17"/>
-              <w:rPr/>
-            </w:pPr>
-            <w:r>
-              <w:rPr>
-                <w:rtl w:val="0"/>
-              </w:rPr>
-              <w:t xml:space="preserve">Memoria de Sistema:</w:t>
-            </w:r>
-          </w:p>
-        </w:tc>
-        <w:tc>
-          <w:tcPr>
-            <w:tcBorders>
-              <w:top w:color="000000" w:space="0" w:sz="4" w:val="single"/>
-              <w:left w:color="000000" w:space="0" w:sz="4" w:val="single"/>
-              <w:bottom w:color="000000" w:space="0" w:sz="4" w:val="single"/>
-              <w:right w:color="000000" w:space="0" w:sz="4" w:val="single"/>
-            </w:tcBorders>
-          </w:tcPr>
-          <w:p>
-            <w:pPr>
-              <w:rPr>
-                <w:i w:val="1"/>
-                <w:iCs w:val="1"/>
-              </w:rPr>
-            </w:pPr>
-            <w:r>
-              <w:rPr>
-                <w:rtl w:val="0"/>
-              </w:rPr>
-            </w:r>
-          </w:p>
-        </w:tc>
-      </w:tr>
-      <w:tr>
-        <w:trPr>
-          <w:cantSplit w:val="0"/>
-          <w:trHeight w:val="471" w:hRule="atLeast"/>
-          <w:tblHeader w:val="0"/>
-        </w:trPr>
-        <w:tc>
-          <w:tcPr>
-            <w:tcBorders>
-              <w:top w:color="000000" w:space="0" w:sz="4" w:val="single"/>
-              <w:left w:color="000000" w:space="0" w:sz="4" w:val="single"/>
-              <w:bottom w:color="000000" w:space="0" w:sz="4" w:val="single"/>
-            </w:tcBorders>
-            <w:shd w:fill="e6e6e6" w:val="clear"/>
-          </w:tcPr>
-          <w:p>
-            <w:pPr>
-              <w:ind w:left="0" w:firstLine="17"/>
-              <w:rPr/>
-            </w:pPr>
-            <w:r>
-              <w:rPr>
-                <w:rtl w:val="0"/>
-              </w:rPr>
-              <w:t xml:space="preserve">Espacio Libre en Disco:</w:t>
-            </w:r>
-          </w:p>
-        </w:tc>
-        <w:tc>
-          <w:tcPr>
-            <w:tcBorders>
-              <w:top w:color="000000" w:space="0" w:sz="4" w:val="single"/>
-              <w:left w:color="000000" w:space="0" w:sz="4" w:val="single"/>
-              <w:bottom w:color="000000" w:space="0" w:sz="4" w:val="single"/>
-              <w:right w:color="000000" w:space="0" w:sz="4" w:val="single"/>
-            </w:tcBorders>
-          </w:tcPr>
-          <w:p>
-            <w:pPr>
-              <w:rPr>
-                <w:i w:val="1"/>
-                <w:iCs w:val="1"/>
-              </w:rPr>
-            </w:pPr>
-            <w:r>
-              <w:rPr>
-                <w:rtl w:val="0"/>
-              </w:rPr>
-            </w:r>
-          </w:p>
-        </w:tc>
-      </w:tr>
-      <w:tr>
-        <w:trPr>
-          <w:cantSplit w:val="0"/>
-          <w:trHeight w:val="487" w:hRule="atLeast"/>
-          <w:tblHeader w:val="0"/>
-        </w:trPr>
-        <w:tc>
-          <w:tcPr>
-            <w:tcBorders>
-              <w:top w:color="000000" w:space="0" w:sz="4" w:val="single"/>
-              <w:left w:color="000000" w:space="0" w:sz="4" w:val="single"/>
-              <w:bottom w:color="000000" w:space="0" w:sz="4" w:val="single"/>
-            </w:tcBorders>
-            <w:shd w:fill="e6e6e6" w:val="clear"/>
-          </w:tcPr>
-          <w:p>
-            <w:pPr>
-              <w:ind w:left="0" w:firstLine="17"/>
-              <w:rPr/>
-            </w:pPr>
-            <w:r>
-              <w:rPr>
-                <w:rtl w:val="0"/>
-              </w:rPr>
-              <w:t xml:space="preserve">Sistema Operativo:</w:t>
-            </w:r>
-          </w:p>
-        </w:tc>
-        <w:tc>
-          <w:tcPr>
-            <w:tcBorders>
-              <w:top w:color="000000" w:space="0" w:sz="4" w:val="single"/>
-              <w:left w:color="000000" w:space="0" w:sz="4" w:val="single"/>
-              <w:bottom w:color="000000" w:space="0" w:sz="4" w:val="single"/>
-              <w:right w:color="000000" w:space="0" w:sz="4" w:val="single"/>
-            </w:tcBorders>
-          </w:tcPr>
-          <w:p>
-            <w:pPr>
-              <w:rPr>
-                <w:i w:val="1"/>
-                <w:iCs w:val="1"/>
-              </w:rPr>
-            </w:pPr>
-            <w:r>
-              <w:rPr>
-                <w:rtl w:val="0"/>
-              </w:rPr>
-            </w:r>
-          </w:p>
-        </w:tc>
-      </w:tr>
-      <w:tr>
-        <w:trPr>
-          <w:cantSplit w:val="0"/>
-          <w:trHeight w:val="471" w:hRule="atLeast"/>
-          <w:tblHeader w:val="0"/>
-        </w:trPr>
-        <w:tc>
-          <w:tcPr>
-            <w:tcBorders>
-              <w:top w:color="000000" w:space="0" w:sz="4" w:val="single"/>
-              <w:left w:color="000000" w:space="0" w:sz="4" w:val="single"/>
-              <w:bottom w:color="000000" w:space="0" w:sz="4" w:val="single"/>
-            </w:tcBorders>
-            <w:shd w:fill="e6e6e6" w:val="clear"/>
-          </w:tcPr>
-          <w:p>
-            <w:pPr>
-              <w:ind w:left="0" w:firstLine="17"/>
-              <w:rPr/>
-            </w:pPr>
-            <w:r>
-              <w:rPr>
-                <w:rtl w:val="0"/>
-              </w:rPr>
-              <w:t xml:space="preserve">Tarjeta Gráfica:</w:t>
-            </w:r>
-          </w:p>
-        </w:tc>
-        <w:tc>
-          <w:tcPr>
-            <w:tcBorders>
-              <w:top w:color="000000" w:space="0" w:sz="4" w:val="single"/>
-              <w:left w:color="000000" w:space="0" w:sz="4" w:val="single"/>
-              <w:bottom w:color="000000" w:space="0" w:sz="4" w:val="single"/>
-              <w:right w:color="000000" w:space="0" w:sz="4" w:val="single"/>
-            </w:tcBorders>
-          </w:tcPr>
-          <w:p>
-            <w:pPr>
-              <w:rPr>
-                <w:i w:val="1"/>
-                <w:iCs w:val="1"/>
-              </w:rPr>
-            </w:pPr>
-            <w:r>
-              <w:rPr>
-                <w:rtl w:val="0"/>
-              </w:rPr>
-            </w:r>
-          </w:p>
-        </w:tc>
-      </w:tr>
-      <w:tr>
-        <w:trPr>
-          <w:cantSplit w:val="0"/>
-          <w:trHeight w:val="471" w:hRule="atLeast"/>
-          <w:tblHeader w:val="0"/>
-        </w:trPr>
-        <w:tc>
-          <w:tcPr>
-            <w:tcBorders>
-              <w:top w:color="000000" w:space="0" w:sz="4" w:val="single"/>
-              <w:left w:color="000000" w:space="0" w:sz="4" w:val="single"/>
-              <w:bottom w:color="000000" w:space="0" w:sz="4" w:val="single"/>
-            </w:tcBorders>
-            <w:shd w:fill="e6e6e6" w:val="clear"/>
-          </w:tcPr>
-          <w:p>
-            <w:pPr>
-              <w:ind w:left="0" w:firstLine="17"/>
-              <w:rPr/>
-            </w:pPr>
-            <w:r>
-              <w:rPr>
-                <w:rtl w:val="0"/>
-              </w:rPr>
-              <w:t xml:space="preserve">Software Existente:</w:t>
-            </w:r>
-          </w:p>
-        </w:tc>
-        <w:tc>
-          <w:tcPr>
-            <w:tcBorders>
-              <w:top w:color="000000" w:space="0" w:sz="4" w:val="single"/>
-              <w:left w:color="000000" w:space="0" w:sz="4" w:val="single"/>
-              <w:bottom w:color="000000" w:space="0" w:sz="4" w:val="single"/>
-              <w:right w:color="000000" w:space="0" w:sz="4" w:val="single"/>
-            </w:tcBorders>
-          </w:tcPr>
-          <w:p>
-            <w:pPr>
-              <w:rPr>
-                <w:i w:val="1"/>
-                <w:iCs w:val="1"/>
-              </w:rPr>
-            </w:pPr>
-            <w:r>
-              <w:rPr>
-                <w:rtl w:val="0"/>
-              </w:rPr>
-            </w:r>
-          </w:p>
-        </w:tc>
-      </w:tr>
-      <w:tr>
-        <w:trPr>
-          <w:cantSplit w:val="0"/>
-          <w:trHeight w:val="471" w:hRule="atLeast"/>
-          <w:tblHeader w:val="0"/>
-        </w:trPr>
-        <w:tc>
-          <w:tcPr>
-            <w:tcBorders>
-              <w:top w:color="000000" w:space="0" w:sz="4" w:val="single"/>
-              <w:left w:color="000000" w:space="0" w:sz="4" w:val="single"/>
-              <w:bottom w:color="000000" w:space="0" w:sz="4" w:val="single"/>
-            </w:tcBorders>
-            <w:shd w:fill="e6e6e6" w:val="clear"/>
-          </w:tcPr>
-          <w:p>
-            <w:pPr>
-              <w:ind w:left="0" w:firstLine="17"/>
-              <w:rPr/>
-            </w:pPr>
-            <w:r>
-              <w:rPr>
-                <w:rtl w:val="0"/>
-              </w:rPr>
-              <w:t xml:space="preserve">Acceso Red:</w:t>
-            </w:r>
-          </w:p>
-        </w:tc>
-        <w:tc>
-          <w:tcPr>
-            <w:tcBorders>
-              <w:top w:color="000000" w:space="0" w:sz="4" w:val="single"/>
-              <w:left w:color="000000" w:space="0" w:sz="4" w:val="single"/>
-              <w:bottom w:color="000000" w:space="0" w:sz="4" w:val="single"/>
-              <w:right w:color="000000" w:space="0" w:sz="4" w:val="single"/>
-            </w:tcBorders>
-          </w:tcPr>
-          <w:p>
-            <w:pPr>
-              <w:rPr>
-                <w:i w:val="1"/>
-                <w:iCs w:val="1"/>
-              </w:rPr>
-            </w:pPr>
-            <w:r>
-              <w:rPr>
-                <w:rtl w:val="0"/>
-              </w:rPr>
-            </w:r>
-          </w:p>
-        </w:tc>
-      </w:tr>
-    </w:tbl>
-    <w:p>
-      <w:pPr>
+        <w:t xml:space="preserve">[En esta sección se deben explicar las instrucciones de instalación, realizándose preguntas como: ¿Qué otro software debe ser instalado primero?, ¿Cómo instalo el producto?, ¿Cómo desinstalo el producto? y ¿Qué hago si encuentro otros problemas?]</w:t>
+      </w:r>
+    </w:p>
+    <w:p>
+      <w:pPr>
+        <w:keepNext w:val="0"/>
+        <w:keepLines w:val="0"/>
+        <w:pageBreakBefore w:val="0"/>
+        <w:widowControl w:val="1"/>
+        <w:pBdr>
+          <w:top w:space="0" w:sz="0" w:val="nil"/>
+          <w:left w:space="0" w:sz="0" w:val="nil"/>
+          <w:bottom w:space="0" w:sz="0" w:val="nil"/>
+          <w:right w:space="0" w:sz="0" w:val="nil"/>
+          <w:between w:space="0" w:sz="0" w:val="nil"/>
+        </w:pBdr>
+        <w:shd w:fill="auto" w:val="clear"/>
+        <w:tabs>
+          <w:tab w:val="left" w:leader="none" w:pos="0"/>
+        </w:tabs>
+        <w:spacing w:after="0" w:before="200" w:line="276" w:lineRule="auto"/>
+        <w:ind w:left="0" w:right="0" w:hanging="6"/>
+        <w:jc w:val="both"/>
+        <w:rPr>
+          <w:rFonts w:ascii="Calibri" w:cs="Calibri" w:eastAsia="Calibri" w:hAnsi="Calibri"/>
+          <w:b w:val="0"/>
+          <w:bCs w:val="0"/>
+          <w:i w:val="1"/>
+          <w:iCs w:val="1"/>
+          <w:smallCaps w:val="0"/>
+          <w:strike w:val="0"/>
+          <w:color w:val="548dd4"/>
+          <w:sz w:val="22"/>
+          <w:szCs w:val="22"/>
+          <w:u w:val="none"/>
+          <w:shd w:fill="auto" w:val="clear"/>
+          <w:vertAlign w:val="baseline"/>
+        </w:rPr>
+      </w:pPr>
+      <w:r>
+        <w:rPr>
+          <w:rtl w:val="0"/>
+        </w:rPr>
+      </w:r>
+    </w:p>
+    <w:p>
+      <w:pPr>
+        <w:keepNext w:val="1"/>
+        <w:keepLines w:val="1"/>
+        <w:pageBreakBefore w:val="0"/>
+        <w:widowControl w:val="1"/>
+        <w:pBdr>
+          <w:top w:space="0" w:sz="0" w:val="nil"/>
+          <w:left w:space="0" w:sz="0" w:val="nil"/>
+          <w:bottom w:space="0" w:sz="0" w:val="nil"/>
+          <w:right w:space="0" w:sz="0" w:val="nil"/>
+          <w:between w:space="0" w:sz="0" w:val="nil"/>
+        </w:pBdr>
+        <w:shd w:fill="auto" w:val="clear"/>
+        <w:spacing w:after="0" w:before="200" w:line="276" w:lineRule="auto"/>
+        <w:ind w:left="357" w:right="0" w:hanging="357"/>
+        <w:jc w:val="left"/>
         <w:rPr>
           <w:rFonts w:ascii="Cambria" w:cs="Cambria" w:eastAsia="Cambria" w:hAnsi="Cambria"/>
           <w:b w:val="1"/>
           <w:bCs w:val="1"/>
-          <w:color w:val="366091"/>
-          <w:sz w:val="28"/>
-          <w:szCs w:val="28"/>
-        </w:rPr>
-      </w:pPr>
-      <w:r>
-        <w:br w:type="page"/>
-      </w:r>
+          <w:i w:val="0"/>
+          <w:iCs w:val="0"/>
+          <w:smallCaps w:val="0"/>
+          <w:strike w:val="0"/>
+          <w:color w:val="4f81bd"/>
+          <w:sz w:val="26"/>
+          <w:szCs w:val="26"/>
+          <w:u w:val="none"/>
+          <w:shd w:fill="auto" w:val="clear"/>
+          <w:vertAlign w:val="baseline"/>
+        </w:rPr>
+      </w:pPr>
+      <w:bookmarkStart w:colFirst="0" w:colLast="0" w:name="_heading=h.3hhbffn15u1" w:id="14"/>
+      <w:bookmarkEnd w:id="14"/>
+      <w:r>
+        <w:rPr>
+          <w:rFonts w:ascii="Cambria" w:cs="Cambria" w:eastAsia="Cambria" w:hAnsi="Cambria"/>
+          <w:b w:val="1"/>
+          <w:bCs w:val="1"/>
+          <w:i w:val="0"/>
+          <w:iCs w:val="0"/>
+          <w:smallCaps w:val="0"/>
+          <w:strike w:val="0"/>
+          <w:color w:val="4f81bd"/>
+          <w:sz w:val="26"/>
+          <w:szCs w:val="26"/>
+          <w:u w:val="none"/>
+          <w:shd w:fill="auto" w:val="clear"/>
+          <w:vertAlign w:val="baseline"/>
+          <w:rtl w:val="0"/>
+        </w:rPr>
+        <w:t xml:space="preserve">Instalar otro Software</w:t>
+      </w:r>
+    </w:p>
+    <w:p>
+      <w:pPr>
+        <w:keepNext w:val="0"/>
+        <w:keepLines w:val="0"/>
+        <w:pageBreakBefore w:val="0"/>
+        <w:widowControl w:val="1"/>
+        <w:pBdr>
+          <w:top w:space="0" w:sz="0" w:val="nil"/>
+          <w:left w:space="0" w:sz="0" w:val="nil"/>
+          <w:bottom w:space="0" w:sz="0" w:val="nil"/>
+          <w:right w:space="0" w:sz="0" w:val="nil"/>
+          <w:between w:space="0" w:sz="0" w:val="nil"/>
+        </w:pBdr>
+        <w:shd w:fill="auto" w:val="clear"/>
+        <w:tabs>
+          <w:tab w:val="left" w:leader="none" w:pos="0"/>
+        </w:tabs>
+        <w:spacing w:after="0" w:before="200" w:line="276" w:lineRule="auto"/>
+        <w:ind w:left="0" w:right="0" w:hanging="6"/>
+        <w:jc w:val="both"/>
+        <w:rPr/>
+      </w:pPr>
+      <w:r>
+        <w:rPr>
+          <w:rtl w:val="0"/>
+        </w:rPr>
+        <w:t xml:space="preserve">Antes de poder ejecutar Kairos, es necesario instalar los siguientes programas y herramientas:</w:t>
+      </w:r>
+    </w:p>
+    <w:p>
+      <w:pPr>
+        <w:keepNext w:val="0"/>
+        <w:keepLines w:val="0"/>
+        <w:pageBreakBefore w:val="0"/>
+        <w:widowControl w:val="1"/>
+        <w:numPr>
+          <w:ilvl w:val="0"/>
+          <w:numId w:val="5"/>
+        </w:numPr>
+        <w:pBdr>
+          <w:top w:space="0" w:sz="0" w:val="nil"/>
+          <w:left w:space="0" w:sz="0" w:val="nil"/>
+          <w:bottom w:space="0" w:sz="0" w:val="nil"/>
+          <w:right w:space="0" w:sz="0" w:val="nil"/>
+          <w:between w:space="0" w:sz="0" w:val="nil"/>
+        </w:pBdr>
+        <w:shd w:fill="auto" w:val="clear"/>
+        <w:tabs>
+          <w:tab w:val="left" w:leader="none" w:pos="0"/>
+        </w:tabs>
+        <w:spacing w:after="0" w:before="200" w:line="276" w:lineRule="auto"/>
+        <w:ind w:left="720" w:right="0" w:hanging="360"/>
+        <w:jc w:val="both"/>
+        <w:rPr>
+          <w:b w:val="1"/>
+          <w:bCs w:val="1"/>
+          <w:i w:val="0"/>
+          <w:iCs w:val="0"/>
+          <w:color w:val="000000"/>
+        </w:rPr>
+      </w:pPr>
+      <w:r>
+        <w:rPr>
+          <w:b w:val="1"/>
+          <w:bCs w:val="1"/>
+          <w:i w:val="0"/>
+          <w:iCs w:val="0"/>
+          <w:color w:val="000000"/>
+          <w:rtl w:val="0"/>
+        </w:rPr>
+        <w:t xml:space="preserve"> Java Development Kit (JDK 17 o superior)</w:t>
+      </w:r>
+    </w:p>
+    <w:p>
+      <w:pPr>
+        <w:tabs>
+          <w:tab w:val="left" w:leader="none" w:pos="0"/>
+        </w:tabs>
+        <w:ind w:left="0"/>
+        <w:jc w:val="both"/>
+        <w:rPr/>
+      </w:pPr>
+      <w:r>
+        <w:rPr>
+          <w:rtl w:val="0"/>
+        </w:rPr>
+        <w:t xml:space="preserve">Kairos utiliza Spring Boot para su backend, por lo que necesita Java para ejecutarse.</w:t>
+      </w:r>
+    </w:p>
+    <w:p>
+      <w:pPr>
+        <w:tabs>
+          <w:tab w:val="left" w:leader="none" w:pos="0"/>
+        </w:tabs>
+        <w:ind w:left="0"/>
+        <w:jc w:val="both"/>
+        <w:rPr/>
+      </w:pPr>
+      <w:r>
+        <w:rPr>
+          <w:rtl w:val="0"/>
+        </w:rPr>
+        <w:t xml:space="preserve">Pasos de instalación:</w:t>
+      </w:r>
+    </w:p>
+    <w:p>
+      <w:pPr>
+        <w:numPr>
+          <w:ilvl w:val="0"/>
+          <w:numId w:val="7"/>
+        </w:numPr>
+        <w:tabs>
+          <w:tab w:val="left" w:leader="none" w:pos="0"/>
+        </w:tabs>
+        <w:spacing w:after="0" w:afterAutospacing="0"/>
+        <w:ind w:left="720" w:hanging="360"/>
+      </w:pPr>
+      <w:r>
+        <w:rPr>
+          <w:rtl w:val="0"/>
+        </w:rPr>
+        <w:t xml:space="preserve">Ingresar a la página oficial:</w:t>
+      </w:r>
+      <w:hyperlink r:id="rId10">
+        <w:r>
+          <w:rPr>
+            <w:rtl w:val="0"/>
+          </w:rPr>
+          <w:t xml:space="preserve"> </w:t>
+        </w:r>
+      </w:hyperlink>
+      <w:hyperlink r:id="rId11">
+        <w:r>
+          <w:rPr>
+            <w:u w:val="single"/>
+            <w:rtl w:val="0"/>
+          </w:rPr>
+          <w:t xml:space="preserve">https://www.oracle.com/java/technologies/javase-downloads.html</w:t>
+        </w:r>
+      </w:hyperlink>
+      <w:r>
+        <w:rPr>
+          <w:rtl w:val="0"/>
+        </w:rPr>
+      </w:r>
+    </w:p>
+    <w:p>
+      <w:pPr>
+        <w:numPr>
+          <w:ilvl w:val="0"/>
+          <w:numId w:val="7"/>
+        </w:numPr>
+        <w:tabs>
+          <w:tab w:val="left" w:leader="none" w:pos="0"/>
+        </w:tabs>
+        <w:spacing w:after="0" w:afterAutospacing="0" w:before="0" w:beforeAutospacing="0"/>
+        <w:ind w:left="720" w:hanging="360"/>
+      </w:pPr>
+      <w:r>
+        <w:rPr>
+          <w:rtl w:val="0"/>
+        </w:rPr>
+        <w:t xml:space="preserve">Descargar la versión correspondiente al sistema operativo (Windows, Linux o macOS).</w:t>
+      </w:r>
+    </w:p>
+    <w:p>
+      <w:pPr>
+        <w:numPr>
+          <w:ilvl w:val="0"/>
+          <w:numId w:val="7"/>
+        </w:numPr>
+        <w:tabs>
+          <w:tab w:val="left" w:leader="none" w:pos="0"/>
+        </w:tabs>
+        <w:spacing w:after="0" w:afterAutospacing="0" w:before="0" w:beforeAutospacing="0"/>
+        <w:ind w:left="720" w:hanging="360"/>
+      </w:pPr>
+      <w:r>
+        <w:rPr>
+          <w:rtl w:val="0"/>
+        </w:rPr>
+        <w:t xml:space="preserve">Instalar siguiendo los pasos del asistente.</w:t>
+      </w:r>
+    </w:p>
+    <w:p>
+      <w:pPr>
+        <w:numPr>
+          <w:ilvl w:val="0"/>
+          <w:numId w:val="7"/>
+        </w:numPr>
+        <w:tabs>
+          <w:tab w:val="left" w:leader="none" w:pos="0"/>
+        </w:tabs>
+        <w:spacing w:after="0" w:afterAutospacing="0" w:before="0" w:beforeAutospacing="0"/>
+        <w:ind w:left="720" w:hanging="360"/>
+      </w:pPr>
+      <w:r>
+        <w:rPr>
+          <w:rtl w:val="0"/>
+        </w:rPr>
+        <w:t xml:space="preserve">Una vez instalado, verificar desde la terminal o símbolo del sistema ingresando lo siguiente: </w:t>
+      </w:r>
+      <w:r>
+        <w:rPr>
+          <w:color w:val="38761d"/>
+          <w:rtl w:val="0"/>
+        </w:rPr>
+        <w:t xml:space="preserve">java</w:t>
+      </w:r>
+      <w:r>
+        <w:rPr>
+          <w:b w:val="1"/>
+          <w:bCs w:val="1"/>
+          <w:color w:val="00ff00"/>
+          <w:rtl w:val="0"/>
+        </w:rPr>
+        <w:t xml:space="preserve"> </w:t>
+      </w:r>
+      <w:r>
+        <w:rPr>
+          <w:rtl w:val="0"/>
+        </w:rPr>
+        <w:t xml:space="preserve">-version</w:t>
+      </w:r>
+    </w:p>
+    <w:p>
+      <w:pPr>
+        <w:numPr>
+          <w:ilvl w:val="0"/>
+          <w:numId w:val="7"/>
+        </w:numPr>
+        <w:tabs>
+          <w:tab w:val="left" w:leader="none" w:pos="0"/>
+        </w:tabs>
+        <w:spacing w:before="0" w:beforeAutospacing="0"/>
+        <w:ind w:left="720" w:hanging="360"/>
+      </w:pPr>
+      <w:r>
+        <w:rPr>
+          <w:rtl w:val="0"/>
+        </w:rPr>
+        <w:t xml:space="preserve"> Si devuelve algo similar a openjdk version "17.0.x", la instalación fue exitosa.</w:t>
+      </w:r>
+    </w:p>
+    <w:p>
+      <w:pPr>
+        <w:tabs>
+          <w:tab w:val="left" w:leader="none" w:pos="0"/>
+        </w:tabs>
+        <w:ind w:left="0"/>
+        <w:rPr/>
+      </w:pPr>
+      <w:r>
+        <w:rPr>
+          <w:rtl w:val="0"/>
+        </w:rPr>
+        <w:t xml:space="preserve">Configuración adicional:</w:t>
+        <w:br w:type="textWrapping"/>
+        <w:t xml:space="preserve"> Agregar la variable de entorno JAVA_HOME:</w:t>
+      </w:r>
+    </w:p>
+    <w:p>
+      <w:pPr>
+        <w:numPr>
+          <w:ilvl w:val="0"/>
+          <w:numId w:val="3"/>
+        </w:numPr>
+        <w:tabs>
+          <w:tab w:val="left" w:leader="none" w:pos="0"/>
+        </w:tabs>
+        <w:spacing w:after="0" w:afterAutospacing="0"/>
+        <w:ind w:left="720" w:hanging="360"/>
+      </w:pPr>
+      <w:r>
+        <w:rPr>
+          <w:rtl w:val="0"/>
+        </w:rPr>
+        <w:t xml:space="preserve">En Windows:</w:t>
+      </w:r>
+    </w:p>
+    <w:p>
+      <w:pPr>
+        <w:numPr>
+          <w:ilvl w:val="1"/>
+          <w:numId w:val="3"/>
+        </w:numPr>
+        <w:tabs>
+          <w:tab w:val="left" w:leader="none" w:pos="0"/>
+        </w:tabs>
+        <w:spacing w:after="0" w:afterAutospacing="0" w:before="0" w:beforeAutospacing="0"/>
+        <w:ind w:left="1440" w:hanging="360"/>
+      </w:pPr>
+      <w:r>
+        <w:rPr>
+          <w:rtl w:val="0"/>
+        </w:rPr>
+        <w:t xml:space="preserve">Ir a “Configuración del sistema avanzado” → “Variables de entorno”.</w:t>
+      </w:r>
+    </w:p>
+    <w:p>
+      <w:pPr>
+        <w:numPr>
+          <w:ilvl w:val="1"/>
+          <w:numId w:val="3"/>
+        </w:numPr>
+        <w:tabs>
+          <w:tab w:val="left" w:leader="none" w:pos="0"/>
+        </w:tabs>
+        <w:spacing w:after="0" w:afterAutospacing="0" w:before="0" w:beforeAutospacing="0"/>
+        <w:ind w:left="1440" w:hanging="360"/>
+      </w:pPr>
+      <w:r>
+        <w:rPr>
+          <w:rtl w:val="0"/>
+        </w:rPr>
+        <w:t xml:space="preserve">Crear una nueva variable con el nombre JAVA_HOME y la ruta donde se </w:t>
+      </w:r>
+      <w:r>
+        <w:rPr>
+          <w:rtl w:val="0"/>
+        </w:rPr>
+        <w:t xml:space="preserve">instaló</w:t>
+      </w:r>
+      <w:r>
+        <w:rPr>
+          <w:rtl w:val="0"/>
+        </w:rPr>
+        <w:t xml:space="preserve"> Java (por ejemplo: C:\Program Files\Java\jdk-17).</w:t>
+      </w:r>
+    </w:p>
+    <w:p>
+      <w:pPr>
+        <w:numPr>
+          <w:ilvl w:val="1"/>
+          <w:numId w:val="3"/>
+        </w:numPr>
+        <w:tabs>
+          <w:tab w:val="left" w:leader="none" w:pos="0"/>
+        </w:tabs>
+        <w:spacing w:before="0" w:beforeAutospacing="0"/>
+        <w:ind w:left="1440" w:hanging="360"/>
+      </w:pPr>
+      <w:r>
+        <w:rPr>
+          <w:rtl w:val="0"/>
+        </w:rPr>
+        <w:t xml:space="preserve">Editar la variable Path y agregar al final %JAVA_HOME%\bin.</w:t>
+      </w:r>
+    </w:p>
+    <w:p>
+      <w:pPr>
+        <w:keepNext w:val="1"/>
+        <w:keepLines w:val="1"/>
+        <w:numPr>
+          <w:ilvl w:val="0"/>
+          <w:numId w:val="3"/>
+        </w:numPr>
+        <w:ind w:left="720" w:hanging="360"/>
+      </w:pPr>
+      <w:bookmarkStart w:colFirst="0" w:colLast="0" w:name="_heading=h.63wme88qob9r" w:id="15"/>
+      <w:bookmarkEnd w:id="15"/>
+      <w:r>
+        <w:rPr>
+          <w:rtl w:val="0"/>
+        </w:rPr>
+        <w:t xml:space="preserve">En Linux/macOS:</w:t>
+        <w:br w:type="textWrapping"/>
+        <w:t xml:space="preserve"> Agregar al archivo .bashrc o .zshrc la línea:</w:t>
+        <w:br w:type="textWrapping"/>
+        <w:br w:type="textWrapping"/>
+        <w:t xml:space="preserve"> export JAVA_HOME=/usr/lib/jvm/java-17-openjdk</w:t>
+      </w:r>
+    </w:p>
+    <w:p>
+      <w:pPr>
+        <w:keepNext w:val="1"/>
+        <w:keepLines w:val="1"/>
+        <w:ind w:left="720" w:firstLine="0"/>
+        <w:rPr/>
+      </w:pPr>
+      <w:bookmarkStart w:colFirst="0" w:colLast="0" w:name="_heading=h.egr8vj8c7jh6" w:id="16"/>
+      <w:bookmarkEnd w:id="16"/>
+      <w:r>
+        <w:rPr>
+          <w:rtl w:val="0"/>
+        </w:rPr>
+        <w:t xml:space="preserve">export PATH=$PATH:$JAVA_HOME/bin</w:t>
+      </w:r>
+    </w:p>
+    <w:p>
+      <w:pPr>
+        <w:keepNext w:val="0"/>
+        <w:keepLines w:val="0"/>
+        <w:pageBreakBefore w:val="0"/>
+        <w:widowControl w:val="1"/>
+        <w:numPr>
+          <w:ilvl w:val="0"/>
+          <w:numId w:val="5"/>
+        </w:numPr>
+        <w:pBdr>
+          <w:top w:space="0" w:sz="0" w:val="nil"/>
+          <w:left w:space="0" w:sz="0" w:val="nil"/>
+          <w:bottom w:space="0" w:sz="0" w:val="nil"/>
+          <w:right w:space="0" w:sz="0" w:val="nil"/>
+          <w:between w:space="0" w:sz="0" w:val="nil"/>
+        </w:pBdr>
+        <w:shd w:fill="auto" w:val="clear"/>
+        <w:tabs>
+          <w:tab w:val="left" w:leader="none" w:pos="0"/>
+        </w:tabs>
+        <w:spacing w:after="0" w:before="200" w:line="276" w:lineRule="auto"/>
+        <w:ind w:left="720" w:right="0" w:hanging="360"/>
+        <w:jc w:val="both"/>
+        <w:rPr>
+          <w:b w:val="1"/>
+          <w:bCs w:val="1"/>
+          <w:u w:val="none"/>
+        </w:rPr>
+      </w:pPr>
+      <w:r>
+        <w:rPr>
+          <w:b w:val="1"/>
+          <w:bCs w:val="1"/>
+          <w:rtl w:val="0"/>
+        </w:rPr>
+        <w:t xml:space="preserve">Node.js (versión 18 o superior)</w:t>
+      </w:r>
+    </w:p>
+    <w:p>
+      <w:pPr>
+        <w:keepNext w:val="1"/>
+        <w:keepLines w:val="1"/>
+        <w:spacing w:after="240" w:before="240" w:lineRule="auto"/>
+        <w:ind w:left="0"/>
+        <w:rPr/>
+      </w:pPr>
+      <w:bookmarkStart w:colFirst="0" w:colLast="0" w:name="_heading=h.z4lq9izebzwt" w:id="17"/>
+      <w:bookmarkEnd w:id="17"/>
+      <w:r>
+        <w:rPr>
+          <w:rtl w:val="0"/>
+        </w:rPr>
+        <w:t xml:space="preserve">Kairos utiliza React en el frontend, por lo que requiere Node.js para ejecutar el entorno de desarrollo.</w:t>
+      </w:r>
+    </w:p>
+    <w:p>
+      <w:pPr>
+        <w:keepNext w:val="1"/>
+        <w:keepLines w:val="1"/>
+        <w:spacing w:after="240" w:before="240" w:lineRule="auto"/>
+        <w:ind w:left="0"/>
+        <w:rPr/>
+      </w:pPr>
+      <w:bookmarkStart w:colFirst="0" w:colLast="0" w:name="_heading=h.z4lq9izebzwt" w:id="17"/>
+      <w:bookmarkEnd w:id="17"/>
+      <w:r>
+        <w:rPr>
+          <w:rtl w:val="0"/>
+        </w:rPr>
+        <w:t xml:space="preserve">Pasos de instalación:</w:t>
+      </w:r>
+    </w:p>
+    <w:p>
+      <w:pPr>
+        <w:keepNext w:val="1"/>
+        <w:keepLines w:val="1"/>
+        <w:numPr>
+          <w:ilvl w:val="0"/>
+          <w:numId w:val="8"/>
+        </w:numPr>
+        <w:spacing w:after="0" w:afterAutospacing="0" w:before="240" w:lineRule="auto"/>
+        <w:ind w:left="720" w:hanging="360"/>
+      </w:pPr>
+      <w:bookmarkStart w:colFirst="0" w:colLast="0" w:name="_heading=h.z4lq9izebzwt" w:id="17"/>
+      <w:bookmarkEnd w:id="17"/>
+      <w:r>
+        <w:rPr>
+          <w:rtl w:val="0"/>
+        </w:rPr>
+        <w:t xml:space="preserve">Ingresar a la página oficial: </w:t>
+      </w:r>
+      <w:hyperlink r:id="rId12">
+        <w:r>
+          <w:rPr>
+            <w:u w:val="single"/>
+            <w:rtl w:val="0"/>
+          </w:rPr>
+          <w:t xml:space="preserve">https://nodejs.org/</w:t>
+          <w:br w:type="textWrapping"/>
+        </w:r>
+      </w:hyperlink>
+      <w:r>
+        <w:rPr>
+          <w:rtl w:val="0"/>
+        </w:rPr>
+      </w:r>
+    </w:p>
+    <w:p>
+      <w:pPr>
+        <w:keepNext w:val="1"/>
+        <w:keepLines w:val="1"/>
+        <w:numPr>
+          <w:ilvl w:val="0"/>
+          <w:numId w:val="8"/>
+        </w:numPr>
+        <w:spacing w:after="0" w:afterAutospacing="0" w:before="0" w:beforeAutospacing="0" w:lineRule="auto"/>
+        <w:ind w:left="720" w:hanging="360"/>
+      </w:pPr>
+      <w:bookmarkStart w:colFirst="0" w:colLast="0" w:name="_heading=h.z4lq9izebzwt" w:id="17"/>
+      <w:bookmarkEnd w:id="17"/>
+      <w:r>
+        <w:rPr>
+          <w:rtl w:val="0"/>
+        </w:rPr>
+        <w:t xml:space="preserve">Descargar la versión LTS (Long Term Support).</w:t>
+        <w:br w:type="textWrapping"/>
+      </w:r>
+    </w:p>
+    <w:p>
+      <w:pPr>
+        <w:keepNext w:val="1"/>
+        <w:keepLines w:val="1"/>
+        <w:numPr>
+          <w:ilvl w:val="0"/>
+          <w:numId w:val="8"/>
+        </w:numPr>
+        <w:spacing w:after="240" w:before="0" w:beforeAutospacing="0" w:lineRule="auto"/>
+        <w:ind w:left="720" w:hanging="360"/>
+      </w:pPr>
+      <w:bookmarkStart w:colFirst="0" w:colLast="0" w:name="_heading=h.z4lq9izebzwt" w:id="17"/>
+      <w:bookmarkEnd w:id="17"/>
+      <w:r>
+        <w:rPr>
+          <w:rtl w:val="0"/>
+        </w:rPr>
+        <w:t xml:space="preserve">Instalar utilizando las configuraciones por defecto.</w:t>
+        <w:br w:type="textWrapping"/>
+      </w:r>
+    </w:p>
+    <w:p>
+      <w:pPr>
+        <w:keepNext w:val="1"/>
+        <w:keepLines w:val="1"/>
+        <w:ind w:left="0"/>
+        <w:rPr/>
+      </w:pPr>
+      <w:bookmarkStart w:colFirst="0" w:colLast="0" w:name="_heading=h.f1itppkv4791" w:id="18"/>
+      <w:bookmarkEnd w:id="18"/>
+      <w:r>
+        <w:rPr>
+          <w:rtl w:val="0"/>
+        </w:rPr>
+        <w:t xml:space="preserve">Verificar la instalación con:</w:t>
+        <w:br w:type="textWrapping"/>
+        <w:br w:type="textWrapping"/>
+      </w:r>
+      <w:r>
+        <w:rPr>
+          <w:b w:val="1"/>
+          <w:bCs w:val="1"/>
+          <w:color w:val="38761d"/>
+          <w:rtl w:val="0"/>
+        </w:rPr>
+        <w:t xml:space="preserve">node</w:t>
+      </w:r>
+      <w:r>
+        <w:rPr>
+          <w:rtl w:val="0"/>
+        </w:rPr>
+        <w:t xml:space="preserve"> -v</w:t>
+      </w:r>
+    </w:p>
+    <w:p>
+      <w:pPr>
+        <w:keepNext w:val="1"/>
+        <w:keepLines w:val="1"/>
+        <w:ind w:left="0"/>
+        <w:rPr/>
+      </w:pPr>
+      <w:bookmarkStart w:colFirst="0" w:colLast="0" w:name="_heading=h.e4rg53ivcsrw" w:id="19"/>
+      <w:bookmarkEnd w:id="19"/>
+      <w:r>
+        <w:rPr>
+          <w:rtl w:val="0"/>
+        </w:rPr>
+        <w:t xml:space="preserve">npm -v</w:t>
+      </w:r>
+    </w:p>
+    <w:p>
+      <w:pPr>
+        <w:keepNext w:val="1"/>
+        <w:keepLines w:val="1"/>
+        <w:numPr>
+          <w:ilvl w:val="0"/>
+          <w:numId w:val="8"/>
+        </w:numPr>
+        <w:spacing w:after="240" w:before="240" w:lineRule="auto"/>
+        <w:ind w:left="720" w:hanging="360"/>
+      </w:pPr>
+      <w:bookmarkStart w:colFirst="0" w:colLast="0" w:name="_heading=h.z4lq9izebzwt" w:id="17"/>
+      <w:bookmarkEnd w:id="17"/>
+      <w:r>
+        <w:rPr>
+          <w:rtl w:val="0"/>
+        </w:rPr>
+        <w:t xml:space="preserve"> Esto mostrará las versiones de Node y NPM instaladas.</w:t>
+        <w:br w:type="textWrapping"/>
+      </w:r>
+    </w:p>
+    <w:p>
+      <w:pPr>
+        <w:keepNext w:val="1"/>
+        <w:keepLines w:val="1"/>
+        <w:spacing w:after="240" w:before="240" w:lineRule="auto"/>
+        <w:ind w:left="0"/>
+        <w:rPr>
+          <w:b w:val="1"/>
+          <w:bCs w:val="1"/>
+        </w:rPr>
+      </w:pPr>
+      <w:bookmarkStart w:colFirst="0" w:colLast="0" w:name="_heading=h.z4lq9izebzwt" w:id="17"/>
+      <w:bookmarkEnd w:id="17"/>
+      <w:r>
+        <w:rPr>
+          <w:rtl w:val="0"/>
+        </w:rPr>
+        <w:t xml:space="preserve">Nota: NPM (Node Package Manager) se instala junto con Node.js y será utilizado para instalar dependencias del proyecto.</w:t>
+      </w:r>
+      <w:r>
+        <w:rPr>
+          <w:rtl w:val="0"/>
+        </w:rPr>
+      </w:r>
+    </w:p>
+    <w:p>
+      <w:pPr>
+        <w:keepNext w:val="0"/>
+        <w:keepLines w:val="0"/>
+        <w:pageBreakBefore w:val="0"/>
+        <w:widowControl w:val="1"/>
+        <w:numPr>
+          <w:ilvl w:val="0"/>
+          <w:numId w:val="5"/>
+        </w:numPr>
+        <w:pBdr>
+          <w:top w:space="0" w:sz="0" w:val="nil"/>
+          <w:left w:space="0" w:sz="0" w:val="nil"/>
+          <w:bottom w:space="0" w:sz="0" w:val="nil"/>
+          <w:right w:space="0" w:sz="0" w:val="nil"/>
+          <w:between w:space="0" w:sz="0" w:val="nil"/>
+        </w:pBdr>
+        <w:shd w:fill="auto" w:val="clear"/>
+        <w:tabs>
+          <w:tab w:val="left" w:leader="none" w:pos="0"/>
+        </w:tabs>
+        <w:spacing w:after="0" w:before="200" w:line="276" w:lineRule="auto"/>
+        <w:ind w:left="720" w:right="0" w:hanging="360"/>
+        <w:jc w:val="both"/>
+        <w:rPr>
+          <w:b w:val="1"/>
+          <w:bCs w:val="1"/>
+          <w:u w:val="none"/>
+        </w:rPr>
+      </w:pPr>
+      <w:r>
+        <w:rPr>
+          <w:b w:val="1"/>
+          <w:bCs w:val="1"/>
+          <w:rtl w:val="0"/>
+        </w:rPr>
+        <w:t xml:space="preserve">XAMPP </w:t>
+      </w:r>
+    </w:p>
+    <w:p>
+      <w:pPr>
+        <w:tabs>
+          <w:tab w:val="left" w:leader="none" w:pos="0"/>
+        </w:tabs>
+        <w:ind w:left="0"/>
+        <w:jc w:val="both"/>
+        <w:rPr/>
+      </w:pPr>
+      <w:r>
+        <w:rPr>
+          <w:rtl w:val="0"/>
+        </w:rPr>
+        <w:t xml:space="preserve">XAMPP provee los servicios necesarios para la base de datos de Kairos.</w:t>
+      </w:r>
+    </w:p>
+    <w:p>
+      <w:pPr>
+        <w:tabs>
+          <w:tab w:val="left" w:leader="none" w:pos="0"/>
+        </w:tabs>
+        <w:ind w:left="0"/>
+        <w:jc w:val="both"/>
+        <w:rPr/>
+      </w:pPr>
+      <w:r>
+        <w:rPr>
+          <w:rtl w:val="0"/>
+        </w:rPr>
+        <w:t xml:space="preserve">Pasos para la instalación:</w:t>
+      </w:r>
+    </w:p>
+    <w:p>
+      <w:pPr>
+        <w:numPr>
+          <w:ilvl w:val="0"/>
+          <w:numId w:val="11"/>
+        </w:numPr>
+        <w:tabs>
+          <w:tab w:val="left" w:leader="none" w:pos="0"/>
+        </w:tabs>
+        <w:spacing w:after="0" w:afterAutospacing="0"/>
+        <w:ind w:left="720" w:hanging="360"/>
+        <w:jc w:val="both"/>
+        <w:rPr>
+          <w:u w:val="none"/>
+        </w:rPr>
+      </w:pPr>
+      <w:r>
+        <w:rPr>
+          <w:rtl w:val="0"/>
+        </w:rPr>
+        <w:t xml:space="preserve">Descargar XAMPP desde la página oficial:</w:t>
+        <w:br w:type="textWrapping"/>
+        <w:t xml:space="preserve"> </w:t>
+      </w:r>
+      <w:hyperlink r:id="rId13">
+        <w:r>
+          <w:rPr>
+            <w:rtl w:val="0"/>
+          </w:rPr>
+          <w:t xml:space="preserve"> </w:t>
+        </w:r>
+      </w:hyperlink>
+      <w:hyperlink r:id="rId14">
+        <w:r>
+          <w:rPr>
+            <w:color w:val="1155cc"/>
+            <w:u w:val="single"/>
+            <w:rtl w:val="0"/>
+          </w:rPr>
+          <w:t xml:space="preserve">https://www.apachefriends.org/es/download.html</w:t>
+        </w:r>
+      </w:hyperlink>
+      <w:r>
+        <w:rPr>
+          <w:rtl w:val="0"/>
+        </w:rPr>
+      </w:r>
+    </w:p>
+    <w:p>
+      <w:pPr>
+        <w:numPr>
+          <w:ilvl w:val="0"/>
+          <w:numId w:val="11"/>
+        </w:numPr>
+        <w:tabs>
+          <w:tab w:val="left" w:leader="none" w:pos="0"/>
+        </w:tabs>
+        <w:spacing w:after="0" w:afterAutospacing="0" w:before="0" w:beforeAutospacing="0"/>
+        <w:ind w:left="720" w:hanging="360"/>
+        <w:jc w:val="both"/>
+        <w:rPr>
+          <w:u w:val="none"/>
+        </w:rPr>
+      </w:pPr>
+      <w:r>
+        <w:rPr>
+          <w:rtl w:val="0"/>
+        </w:rPr>
+        <w:t xml:space="preserve">Ejecutar el instalador y seguir los pasos del asistente.</w:t>
+        <w:br w:type="textWrapping"/>
+        <w:t xml:space="preserve"> Se recomienda mantener las opciones por defecto (Apache, MySQL, PHPMyAdmin seleccionados).</w:t>
+      </w:r>
+    </w:p>
+    <w:p>
+      <w:pPr>
+        <w:numPr>
+          <w:ilvl w:val="0"/>
+          <w:numId w:val="11"/>
+        </w:numPr>
+        <w:tabs>
+          <w:tab w:val="left" w:leader="none" w:pos="0"/>
+        </w:tabs>
+        <w:spacing w:after="0" w:afterAutospacing="0" w:before="0" w:beforeAutospacing="0"/>
+        <w:ind w:left="720" w:hanging="360"/>
+        <w:jc w:val="both"/>
+        <w:rPr>
+          <w:u w:val="none"/>
+        </w:rPr>
+      </w:pPr>
+      <w:r>
+        <w:rPr>
+          <w:rtl w:val="0"/>
+        </w:rPr>
+        <w:t xml:space="preserve">Una vez finalizada la instalación, abrir el Panel de Control de XAMPP.</w:t>
+      </w:r>
+    </w:p>
+    <w:p>
+      <w:pPr>
+        <w:numPr>
+          <w:ilvl w:val="0"/>
+          <w:numId w:val="11"/>
+        </w:numPr>
+        <w:tabs>
+          <w:tab w:val="left" w:leader="none" w:pos="0"/>
+        </w:tabs>
+        <w:spacing w:after="0" w:afterAutospacing="0" w:before="0" w:beforeAutospacing="0"/>
+        <w:ind w:left="720" w:hanging="360"/>
+        <w:jc w:val="both"/>
+        <w:rPr>
+          <w:u w:val="none"/>
+        </w:rPr>
+      </w:pPr>
+      <w:r>
+        <w:rPr>
+          <w:rtl w:val="0"/>
+        </w:rPr>
+        <w:t xml:space="preserve">Iniciar los servicios:</w:t>
+      </w:r>
+    </w:p>
+    <w:p>
+      <w:pPr>
+        <w:numPr>
+          <w:ilvl w:val="1"/>
+          <w:numId w:val="11"/>
+        </w:numPr>
+        <w:tabs>
+          <w:tab w:val="left" w:leader="none" w:pos="0"/>
+        </w:tabs>
+        <w:spacing w:after="0" w:afterAutospacing="0" w:before="0" w:beforeAutospacing="0"/>
+        <w:ind w:left="1440" w:hanging="360"/>
+        <w:jc w:val="both"/>
+        <w:rPr>
+          <w:u w:val="none"/>
+        </w:rPr>
+      </w:pPr>
+      <w:r>
+        <w:rPr>
+          <w:rtl w:val="0"/>
+        </w:rPr>
+        <w:t xml:space="preserve">Presionar Start en Apache.</w:t>
+      </w:r>
+    </w:p>
+    <w:p>
+      <w:pPr>
+        <w:numPr>
+          <w:ilvl w:val="1"/>
+          <w:numId w:val="11"/>
+        </w:numPr>
+        <w:tabs>
+          <w:tab w:val="left" w:leader="none" w:pos="0"/>
+        </w:tabs>
+        <w:spacing w:after="0" w:afterAutospacing="0" w:before="0" w:beforeAutospacing="0"/>
+        <w:ind w:left="1440" w:hanging="360"/>
+        <w:jc w:val="both"/>
+        <w:rPr>
+          <w:u w:val="none"/>
+        </w:rPr>
+      </w:pPr>
+      <w:r>
+        <w:rPr>
+          <w:rtl w:val="0"/>
+        </w:rPr>
+        <w:t xml:space="preserve">Presionar Start en MySQL.</w:t>
+      </w:r>
+    </w:p>
+    <w:p>
+      <w:pPr>
+        <w:numPr>
+          <w:ilvl w:val="0"/>
+          <w:numId w:val="11"/>
+        </w:numPr>
+        <w:tabs>
+          <w:tab w:val="left" w:leader="none" w:pos="0"/>
+        </w:tabs>
+        <w:spacing w:after="0" w:afterAutospacing="0" w:before="0" w:beforeAutospacing="0"/>
+        <w:ind w:left="720" w:hanging="360"/>
+        <w:jc w:val="both"/>
+        <w:rPr>
+          <w:u w:val="none"/>
+        </w:rPr>
+      </w:pPr>
+      <w:r>
+        <w:rPr>
+          <w:rtl w:val="0"/>
+        </w:rPr>
+        <w:t xml:space="preserve">Verificar que ambos estén activos (los cuadros se tornan verdes).</w:t>
+      </w:r>
+    </w:p>
+    <w:p>
+      <w:pPr>
+        <w:numPr>
+          <w:ilvl w:val="0"/>
+          <w:numId w:val="11"/>
+        </w:numPr>
+        <w:tabs>
+          <w:tab w:val="left" w:leader="none" w:pos="0"/>
+        </w:tabs>
+        <w:spacing w:after="0" w:afterAutospacing="0" w:before="0" w:beforeAutospacing="0"/>
+        <w:ind w:left="720" w:hanging="360"/>
+        <w:jc w:val="both"/>
+        <w:rPr>
+          <w:u w:val="none"/>
+        </w:rPr>
+      </w:pPr>
+      <w:r>
+        <w:rPr>
+          <w:rtl w:val="0"/>
+        </w:rPr>
+        <w:t xml:space="preserve">Acceder a phpMyAdmin desde el navegador: </w:t>
+      </w:r>
+      <w:hyperlink r:id="rId15">
+        <w:r>
+          <w:rPr>
+            <w:color w:val="1155cc"/>
+            <w:u w:val="single"/>
+            <w:rtl w:val="0"/>
+          </w:rPr>
+          <w:t xml:space="preserve">http://localhost/phpmyadmin</w:t>
+        </w:r>
+      </w:hyperlink>
+      <w:r>
+        <w:rPr>
+          <w:rtl w:val="0"/>
+        </w:rPr>
+      </w:r>
+    </w:p>
+    <w:p>
+      <w:pPr>
+        <w:numPr>
+          <w:ilvl w:val="0"/>
+          <w:numId w:val="11"/>
+        </w:numPr>
+        <w:tabs>
+          <w:tab w:val="left" w:leader="none" w:pos="0"/>
+        </w:tabs>
+        <w:spacing w:after="0" w:afterAutospacing="0" w:before="0" w:beforeAutospacing="0"/>
+        <w:ind w:left="720" w:hanging="360"/>
+        <w:jc w:val="both"/>
+        <w:rPr>
+          <w:u w:val="none"/>
+        </w:rPr>
+      </w:pPr>
+      <w:r>
+        <w:rPr>
+          <w:rtl w:val="0"/>
+        </w:rPr>
+        <w:t xml:space="preserve">Crear la base de datos de Kairos:</w:t>
+      </w:r>
+    </w:p>
+    <w:p>
+      <w:pPr>
+        <w:numPr>
+          <w:ilvl w:val="1"/>
+          <w:numId w:val="11"/>
+        </w:numPr>
+        <w:tabs>
+          <w:tab w:val="left" w:leader="none" w:pos="0"/>
+        </w:tabs>
+        <w:spacing w:before="0" w:beforeAutospacing="0"/>
+        <w:ind w:left="1440" w:hanging="360"/>
+        <w:jc w:val="both"/>
+        <w:rPr>
+          <w:u w:val="none"/>
+        </w:rPr>
+      </w:pPr>
+      <w:r>
+        <w:rPr>
+          <w:rtl w:val="0"/>
+        </w:rPr>
+        <w:t xml:space="preserve">En el menú superior, seleccionar “Nueva”.</w:t>
+      </w:r>
+    </w:p>
+    <w:p>
+      <w:pPr>
+        <w:numPr>
+          <w:ilvl w:val="1"/>
+          <w:numId w:val="11"/>
+        </w:numPr>
+        <w:tabs>
+          <w:tab w:val="left" w:leader="none" w:pos="0"/>
+        </w:tabs>
+        <w:spacing w:after="0" w:afterAutospacing="0"/>
+        <w:ind w:left="1440" w:hanging="360"/>
+      </w:pPr>
+      <w:r>
+        <w:rPr>
+          <w:rtl w:val="0"/>
+        </w:rPr>
+        <w:t xml:space="preserve">Ingresar el nombre kairos y presionar Crear.</w:t>
+        <w:br w:type="textWrapping"/>
+      </w:r>
+    </w:p>
+    <w:p>
+      <w:pPr>
+        <w:numPr>
+          <w:ilvl w:val="1"/>
+          <w:numId w:val="11"/>
+        </w:numPr>
+        <w:tabs>
+          <w:tab w:val="left" w:leader="none" w:pos="0"/>
+        </w:tabs>
+        <w:spacing w:after="0" w:afterAutospacing="0" w:before="0" w:beforeAutospacing="0"/>
+        <w:ind w:left="1440" w:hanging="360"/>
+        <w:jc w:val="both"/>
+        <w:rPr>
+          <w:u w:val="none"/>
+        </w:rPr>
+      </w:pPr>
+      <w:r>
+        <w:rPr>
+          <w:rtl w:val="0"/>
+        </w:rPr>
+        <w:t xml:space="preserve">Verificar que la base aparezca en el panel izquierdo.</w:t>
+      </w:r>
+    </w:p>
+    <w:p>
+      <w:pPr>
+        <w:keepNext w:val="0"/>
+        <w:keepLines w:val="0"/>
+        <w:pageBreakBefore w:val="0"/>
+        <w:widowControl w:val="1"/>
+        <w:numPr>
+          <w:ilvl w:val="0"/>
+          <w:numId w:val="5"/>
+        </w:numPr>
+        <w:pBdr>
+          <w:top w:space="0" w:sz="0" w:val="nil"/>
+          <w:left w:space="0" w:sz="0" w:val="nil"/>
+          <w:bottom w:space="0" w:sz="0" w:val="nil"/>
+          <w:right w:space="0" w:sz="0" w:val="nil"/>
+          <w:between w:space="0" w:sz="0" w:val="nil"/>
+        </w:pBdr>
+        <w:shd w:fill="auto" w:val="clear"/>
+        <w:tabs>
+          <w:tab w:val="left" w:leader="none" w:pos="0"/>
+        </w:tabs>
+        <w:spacing w:after="0" w:before="0" w:beforeAutospacing="0" w:line="276" w:lineRule="auto"/>
+        <w:ind w:left="720" w:right="0" w:hanging="360"/>
+        <w:jc w:val="both"/>
+        <w:rPr>
+          <w:b w:val="1"/>
+          <w:bCs w:val="1"/>
+          <w:u w:val="none"/>
+        </w:rPr>
+      </w:pPr>
+      <w:r>
+        <w:rPr>
+          <w:b w:val="1"/>
+          <w:bCs w:val="1"/>
+          <w:rtl w:val="0"/>
+        </w:rPr>
+        <w:t xml:space="preserve">Git </w:t>
+      </w:r>
+    </w:p>
+    <w:p>
+      <w:pPr>
+        <w:keepNext w:val="0"/>
+        <w:keepLines w:val="0"/>
+        <w:pageBreakBefore w:val="0"/>
+        <w:widowControl w:val="1"/>
+        <w:pBdr>
+          <w:top w:space="0" w:sz="0" w:val="nil"/>
+          <w:left w:space="0" w:sz="0" w:val="nil"/>
+          <w:bottom w:space="0" w:sz="0" w:val="nil"/>
+          <w:right w:space="0" w:sz="0" w:val="nil"/>
+          <w:between w:space="0" w:sz="0" w:val="nil"/>
+        </w:pBdr>
+        <w:shd w:fill="auto" w:val="clear"/>
+        <w:tabs>
+          <w:tab w:val="left" w:leader="none" w:pos="0"/>
+        </w:tabs>
+        <w:spacing w:after="0" w:before="200" w:line="276" w:lineRule="auto"/>
+        <w:ind w:left="0" w:right="0" w:firstLine="0"/>
+        <w:jc w:val="both"/>
+        <w:rPr/>
+      </w:pPr>
+      <w:r>
+        <w:rPr>
+          <w:rtl w:val="0"/>
+        </w:rPr>
+        <w:t xml:space="preserve">Permite clonar el proyecto directamente desde un repositorio.</w:t>
+      </w:r>
+    </w:p>
+    <w:p>
+      <w:pPr>
+        <w:keepNext w:val="1"/>
+        <w:keepLines w:val="1"/>
+        <w:spacing w:after="240" w:before="240" w:lineRule="auto"/>
+        <w:ind w:left="0"/>
+        <w:rPr/>
+      </w:pPr>
+      <w:bookmarkStart w:colFirst="0" w:colLast="0" w:name="_heading=h.z4lq9izebzwt" w:id="17"/>
+      <w:bookmarkEnd w:id="17"/>
+      <w:r>
+        <w:rPr>
+          <w:rtl w:val="0"/>
+        </w:rPr>
+        <w:t xml:space="preserve">Pasos de instalación:</w:t>
+      </w:r>
+    </w:p>
+    <w:p>
+      <w:pPr>
+        <w:keepNext w:val="1"/>
+        <w:keepLines w:val="1"/>
+        <w:numPr>
+          <w:ilvl w:val="0"/>
+          <w:numId w:val="1"/>
+        </w:numPr>
+        <w:spacing w:after="0" w:afterAutospacing="0" w:before="240" w:lineRule="auto"/>
+        <w:ind w:left="720" w:hanging="360"/>
+      </w:pPr>
+      <w:bookmarkStart w:colFirst="0" w:colLast="0" w:name="_heading=h.z4lq9izebzwt" w:id="17"/>
+      <w:bookmarkEnd w:id="17"/>
+      <w:r>
+        <w:rPr>
+          <w:rtl w:val="0"/>
+        </w:rPr>
+        <w:t xml:space="preserve">Descargar desde: </w:t>
+      </w:r>
+      <w:hyperlink r:id="rId16">
+        <w:r>
+          <w:rPr>
+            <w:u w:val="single"/>
+            <w:rtl w:val="0"/>
+          </w:rPr>
+          <w:t xml:space="preserve">https://git-scm.com/downloads</w:t>
+          <w:br w:type="textWrapping"/>
+        </w:r>
+      </w:hyperlink>
+      <w:r>
+        <w:rPr>
+          <w:rtl w:val="0"/>
+        </w:rPr>
+      </w:r>
+    </w:p>
+    <w:p>
+      <w:pPr>
+        <w:keepNext w:val="1"/>
+        <w:keepLines w:val="1"/>
+        <w:numPr>
+          <w:ilvl w:val="0"/>
+          <w:numId w:val="1"/>
+        </w:numPr>
+        <w:spacing w:after="240" w:before="0" w:beforeAutospacing="0" w:lineRule="auto"/>
+        <w:ind w:left="720" w:hanging="360"/>
+      </w:pPr>
+      <w:bookmarkStart w:colFirst="0" w:colLast="0" w:name="_heading=h.z4lq9izebzwt" w:id="17"/>
+      <w:bookmarkEnd w:id="17"/>
+      <w:r>
+        <w:rPr>
+          <w:rtl w:val="0"/>
+        </w:rPr>
+        <w:t xml:space="preserve">Instalar con las opciones por defecto.</w:t>
+      </w:r>
+    </w:p>
+    <w:p>
+      <w:pPr>
+        <w:keepNext w:val="1"/>
+        <w:keepLines w:val="1"/>
+        <w:ind w:left="0"/>
+        <w:rPr>
+          <w:b w:val="1"/>
+          <w:bCs w:val="1"/>
+        </w:rPr>
+      </w:pPr>
+      <w:bookmarkStart w:colFirst="0" w:colLast="0" w:name="_heading=h.epr3jeethvbv" w:id="20"/>
+      <w:bookmarkEnd w:id="20"/>
+      <w:r>
+        <w:rPr>
+          <w:rtl w:val="0"/>
+        </w:rPr>
+        <w:t xml:space="preserve">Verificar que funcione:</w:t>
+        <w:br w:type="textWrapping"/>
+        <w:t xml:space="preserve"> git --version</w:t>
+      </w:r>
+      <w:r>
+        <w:rPr>
+          <w:rtl w:val="0"/>
+        </w:rPr>
+      </w:r>
+    </w:p>
+    <w:p>
+      <w:pPr>
+        <w:keepNext w:val="0"/>
+        <w:keepLines w:val="0"/>
+        <w:pageBreakBefore w:val="0"/>
+        <w:widowControl w:val="1"/>
+        <w:numPr>
+          <w:ilvl w:val="0"/>
+          <w:numId w:val="5"/>
+        </w:numPr>
+        <w:pBdr>
+          <w:top w:space="0" w:sz="0" w:val="nil"/>
+          <w:left w:space="0" w:sz="0" w:val="nil"/>
+          <w:bottom w:space="0" w:sz="0" w:val="nil"/>
+          <w:right w:space="0" w:sz="0" w:val="nil"/>
+          <w:between w:space="0" w:sz="0" w:val="nil"/>
+        </w:pBdr>
+        <w:shd w:fill="auto" w:val="clear"/>
+        <w:tabs>
+          <w:tab w:val="left" w:leader="none" w:pos="0"/>
+        </w:tabs>
+        <w:spacing w:after="0" w:afterAutospacing="0" w:before="200" w:line="276" w:lineRule="auto"/>
+        <w:ind w:left="720" w:right="0" w:hanging="360"/>
+        <w:jc w:val="both"/>
+        <w:rPr>
+          <w:b w:val="1"/>
+          <w:bCs w:val="1"/>
+          <w:u w:val="none"/>
+        </w:rPr>
+      </w:pPr>
+      <w:r>
+        <w:rPr>
+          <w:b w:val="1"/>
+          <w:bCs w:val="1"/>
+          <w:rtl w:val="0"/>
+        </w:rPr>
+        <w:t xml:space="preserve">IDEs recomendados </w:t>
+      </w:r>
+      <w:r>
+        <w:rPr>
+          <w:rtl w:val="0"/>
+        </w:rPr>
+      </w:r>
+    </w:p>
+    <w:p>
+      <w:pPr>
+        <w:keepNext w:val="1"/>
+        <w:keepLines w:val="1"/>
+        <w:numPr>
+          <w:ilvl w:val="0"/>
+          <w:numId w:val="9"/>
+        </w:numPr>
+        <w:spacing w:after="0" w:afterAutospacing="0" w:before="0" w:beforeAutospacing="0" w:lineRule="auto"/>
+        <w:ind w:left="720" w:hanging="360"/>
+      </w:pPr>
+      <w:bookmarkStart w:colFirst="0" w:colLast="0" w:name="_heading=h.z4lq9izebzwt" w:id="17"/>
+      <w:bookmarkEnd w:id="17"/>
+      <w:r>
+        <w:rPr>
+          <w:rtl w:val="0"/>
+        </w:rPr>
+        <w:t xml:space="preserve">Backend: IntelliJ IDEA o Eclipse.</w:t>
+        <w:br w:type="textWrapping"/>
+      </w:r>
+    </w:p>
+    <w:p>
+      <w:pPr>
+        <w:keepNext w:val="1"/>
+        <w:keepLines w:val="1"/>
+        <w:numPr>
+          <w:ilvl w:val="0"/>
+          <w:numId w:val="9"/>
+        </w:numPr>
+        <w:spacing w:after="240" w:before="0" w:beforeAutospacing="0" w:lineRule="auto"/>
+        <w:ind w:left="720" w:hanging="360"/>
+      </w:pPr>
+      <w:bookmarkStart w:colFirst="0" w:colLast="0" w:name="_heading=h.z4lq9izebzwt" w:id="17"/>
+      <w:bookmarkEnd w:id="17"/>
+      <w:r>
+        <w:rPr>
+          <w:rtl w:val="0"/>
+        </w:rPr>
+        <w:t xml:space="preserve">Frontend: Visual Studio Code.</w:t>
+        <w:br w:type="textWrapping"/>
+      </w:r>
+    </w:p>
+    <w:p>
+      <w:pPr>
+        <w:keepNext w:val="1"/>
+        <w:keepLines w:val="1"/>
+        <w:spacing w:after="240" w:before="240" w:lineRule="auto"/>
+        <w:ind w:left="0"/>
+        <w:rPr/>
+      </w:pPr>
+      <w:bookmarkStart w:colFirst="0" w:colLast="0" w:name="_heading=h.z4lq9izebzwt" w:id="17"/>
+      <w:bookmarkEnd w:id="17"/>
+      <w:r>
+        <w:rPr>
+          <w:rtl w:val="0"/>
+        </w:rPr>
+        <w:t xml:space="preserve">Instalalos desde sus páginas oficiales:</w:t>
+      </w:r>
+    </w:p>
+    <w:p>
+      <w:pPr>
+        <w:keepNext w:val="1"/>
+        <w:keepLines w:val="1"/>
+        <w:numPr>
+          <w:ilvl w:val="0"/>
+          <w:numId w:val="10"/>
+        </w:numPr>
+        <w:spacing w:after="0" w:afterAutospacing="0" w:before="240" w:lineRule="auto"/>
+        <w:ind w:left="720" w:hanging="360"/>
+      </w:pPr>
+      <w:bookmarkStart w:colFirst="0" w:colLast="0" w:name="_heading=h.z4lq9izebzwt" w:id="17"/>
+      <w:bookmarkEnd w:id="17"/>
+      <w:r>
+        <w:rPr>
+          <w:rtl w:val="0"/>
+        </w:rPr>
+        <w:t xml:space="preserve">IntelliJ IDEA:</w:t>
+      </w:r>
+      <w:hyperlink r:id="rId17">
+        <w:r>
+          <w:rPr>
+            <w:rtl w:val="0"/>
+          </w:rPr>
+          <w:t xml:space="preserve"> </w:t>
+        </w:r>
+      </w:hyperlink>
+      <w:hyperlink r:id="rId18">
+        <w:r>
+          <w:rPr>
+            <w:u w:val="single"/>
+            <w:rtl w:val="0"/>
+          </w:rPr>
+          <w:t xml:space="preserve">https://www.jetbrains.com/idea/download/</w:t>
+          <w:br w:type="textWrapping"/>
+        </w:r>
+      </w:hyperlink>
+      <w:r>
+        <w:rPr>
+          <w:rtl w:val="0"/>
+        </w:rPr>
+      </w:r>
+    </w:p>
+    <w:p>
+      <w:pPr>
+        <w:keepNext w:val="1"/>
+        <w:keepLines w:val="1"/>
+        <w:numPr>
+          <w:ilvl w:val="0"/>
+          <w:numId w:val="10"/>
+        </w:numPr>
+        <w:spacing w:after="240" w:before="0" w:beforeAutospacing="0" w:lineRule="auto"/>
+        <w:ind w:left="720" w:hanging="360"/>
+      </w:pPr>
+      <w:bookmarkStart w:colFirst="0" w:colLast="0" w:name="_heading=h.z4lq9izebzwt" w:id="17"/>
+      <w:bookmarkEnd w:id="17"/>
+      <w:r>
+        <w:rPr>
+          <w:rtl w:val="0"/>
+        </w:rPr>
+        <w:t xml:space="preserve">VS Code:</w:t>
+      </w:r>
+      <w:hyperlink r:id="rId19">
+        <w:r>
+          <w:rPr>
+            <w:rtl w:val="0"/>
+          </w:rPr>
+          <w:t xml:space="preserve"> </w:t>
+        </w:r>
+      </w:hyperlink>
+      <w:hyperlink r:id="rId20">
+        <w:r>
+          <w:rPr>
+            <w:u w:val="single"/>
+            <w:rtl w:val="0"/>
+          </w:rPr>
+          <w:t xml:space="preserve">https://code.visualstudio.com/</w:t>
+        </w:r>
+      </w:hyperlink>
+      <w:r>
+        <w:rPr>
+          <w:rtl w:val="0"/>
+        </w:rPr>
+      </w:r>
+    </w:p>
+    <w:p>
+      <w:pPr>
+        <w:keepNext w:val="1"/>
+        <w:keepLines w:val="1"/>
+        <w:pageBreakBefore w:val="0"/>
+        <w:widowControl w:val="1"/>
+        <w:pBdr>
+          <w:top w:space="0" w:sz="0" w:val="nil"/>
+          <w:left w:space="0" w:sz="0" w:val="nil"/>
+          <w:bottom w:space="0" w:sz="0" w:val="nil"/>
+          <w:right w:space="0" w:sz="0" w:val="nil"/>
+          <w:between w:space="0" w:sz="0" w:val="nil"/>
+        </w:pBdr>
+        <w:shd w:fill="auto" w:val="clear"/>
+        <w:spacing w:after="0" w:before="200" w:line="276" w:lineRule="auto"/>
+        <w:ind w:left="0" w:right="0" w:firstLine="0"/>
+        <w:jc w:val="left"/>
+        <w:rPr>
+          <w:rFonts w:ascii="Cambria" w:cs="Cambria" w:eastAsia="Cambria" w:hAnsi="Cambria"/>
+          <w:b w:val="1"/>
+          <w:bCs w:val="1"/>
+          <w:color w:val="4f81bd"/>
+          <w:sz w:val="26"/>
+          <w:szCs w:val="26"/>
+        </w:rPr>
+      </w:pPr>
+      <w:bookmarkStart w:colFirst="0" w:colLast="0" w:name="_heading=h.x2ilyawgbyhx" w:id="21"/>
+      <w:bookmarkEnd w:id="21"/>
+      <w:r>
+        <w:rPr>
+          <w:rtl w:val="0"/>
+        </w:rPr>
+      </w:r>
+    </w:p>
+    <w:p>
+      <w:pPr>
+        <w:keepNext w:val="1"/>
+        <w:keepLines w:val="1"/>
+        <w:pageBreakBefore w:val="0"/>
+        <w:widowControl w:val="1"/>
+        <w:pBdr>
+          <w:top w:space="0" w:sz="0" w:val="nil"/>
+          <w:left w:space="0" w:sz="0" w:val="nil"/>
+          <w:bottom w:space="0" w:sz="0" w:val="nil"/>
+          <w:right w:space="0" w:sz="0" w:val="nil"/>
+          <w:between w:space="0" w:sz="0" w:val="nil"/>
+        </w:pBdr>
+        <w:shd w:fill="auto" w:val="clear"/>
+        <w:spacing w:after="0" w:before="200" w:line="276" w:lineRule="auto"/>
+        <w:ind w:left="0" w:right="0" w:firstLine="0"/>
+        <w:jc w:val="left"/>
+        <w:rPr>
+          <w:rFonts w:ascii="Cambria" w:cs="Cambria" w:eastAsia="Cambria" w:hAnsi="Cambria"/>
+          <w:b w:val="1"/>
+          <w:bCs w:val="1"/>
+          <w:i w:val="0"/>
+          <w:iCs w:val="0"/>
+          <w:smallCaps w:val="0"/>
+          <w:strike w:val="0"/>
+          <w:color w:val="4f81bd"/>
+          <w:sz w:val="26"/>
+          <w:szCs w:val="26"/>
+          <w:u w:val="none"/>
+          <w:shd w:fill="auto" w:val="clear"/>
+          <w:vertAlign w:val="baseline"/>
+        </w:rPr>
+      </w:pPr>
+      <w:bookmarkStart w:colFirst="0" w:colLast="0" w:name="_heading=h.vtd4murhfmu3" w:id="22"/>
+      <w:bookmarkEnd w:id="22"/>
+      <w:r>
+        <w:rPr>
+          <w:rFonts w:ascii="Cambria" w:cs="Cambria" w:eastAsia="Cambria" w:hAnsi="Cambria"/>
+          <w:b w:val="1"/>
+          <w:bCs w:val="1"/>
+          <w:i w:val="0"/>
+          <w:iCs w:val="0"/>
+          <w:smallCaps w:val="0"/>
+          <w:strike w:val="0"/>
+          <w:color w:val="4f81bd"/>
+          <w:sz w:val="26"/>
+          <w:szCs w:val="26"/>
+          <w:u w:val="none"/>
+          <w:shd w:fill="auto" w:val="clear"/>
+          <w:vertAlign w:val="baseline"/>
+          <w:rtl w:val="0"/>
+        </w:rPr>
+        <w:br w:type="textWrapping"/>
+        <w:t xml:space="preserve">Instalar el Producto </w:t>
+      </w:r>
+    </w:p>
+    <w:p>
+      <w:pPr>
+        <w:keepNext w:val="0"/>
+        <w:keepLines w:val="0"/>
+        <w:pageBreakBefore w:val="0"/>
+        <w:widowControl w:val="1"/>
+        <w:pBdr>
+          <w:top w:space="0" w:sz="0" w:val="nil"/>
+          <w:left w:space="0" w:sz="0" w:val="nil"/>
+          <w:bottom w:space="0" w:sz="0" w:val="nil"/>
+          <w:right w:space="0" w:sz="0" w:val="nil"/>
+          <w:between w:space="0" w:sz="0" w:val="nil"/>
+        </w:pBdr>
+        <w:shd w:fill="auto" w:val="clear"/>
+        <w:tabs>
+          <w:tab w:val="left" w:leader="none" w:pos="0"/>
+        </w:tabs>
+        <w:spacing w:after="0" w:before="200" w:line="276" w:lineRule="auto"/>
+        <w:ind w:left="0" w:right="0" w:hanging="6"/>
+        <w:jc w:val="both"/>
+        <w:rPr>
+          <w:rFonts w:ascii="Calibri" w:cs="Calibri" w:eastAsia="Calibri" w:hAnsi="Calibri"/>
+          <w:b w:val="0"/>
+          <w:bCs w:val="0"/>
+          <w:i w:val="1"/>
+          <w:iCs w:val="1"/>
+          <w:smallCaps w:val="0"/>
+          <w:strike w:val="0"/>
+          <w:color w:val="548dd4"/>
+          <w:sz w:val="22"/>
+          <w:szCs w:val="22"/>
+          <w:u w:val="none"/>
+          <w:shd w:fill="auto" w:val="clear"/>
+          <w:vertAlign w:val="baseline"/>
+        </w:rPr>
+      </w:pPr>
+      <w:r>
+        <w:rPr>
+          <w:rFonts w:ascii="Calibri" w:cs="Calibri" w:eastAsia="Calibri" w:hAnsi="Calibri"/>
+          <w:b w:val="0"/>
+          <w:bCs w:val="0"/>
+          <w:i w:val="1"/>
+          <w:iCs w:val="1"/>
+          <w:smallCaps w:val="0"/>
+          <w:strike w:val="0"/>
+          <w:color w:val="548dd4"/>
+          <w:sz w:val="22"/>
+          <w:szCs w:val="22"/>
+          <w:u w:val="none"/>
+          <w:shd w:fill="auto" w:val="clear"/>
+          <w:vertAlign w:val="baseline"/>
+          <w:rtl w:val="0"/>
+        </w:rPr>
+        <w:t xml:space="preserve">[Explicar los pasos a seguir para la correcta instalación del Software]</w:t>
+      </w:r>
+    </w:p>
+    <w:p>
+      <w:pPr>
+        <w:keepNext w:val="0"/>
+        <w:keepLines w:val="0"/>
+        <w:pageBreakBefore w:val="0"/>
+        <w:widowControl w:val="1"/>
+        <w:pBdr>
+          <w:top w:space="0" w:sz="0" w:val="nil"/>
+          <w:left w:space="0" w:sz="0" w:val="nil"/>
+          <w:bottom w:space="0" w:sz="0" w:val="nil"/>
+          <w:right w:space="0" w:sz="0" w:val="nil"/>
+          <w:between w:space="0" w:sz="0" w:val="nil"/>
+        </w:pBdr>
+        <w:shd w:fill="auto" w:val="clear"/>
+        <w:tabs>
+          <w:tab w:val="left" w:leader="none" w:pos="0"/>
+        </w:tabs>
+        <w:spacing w:after="0" w:before="200" w:line="276" w:lineRule="auto"/>
+        <w:ind w:left="0" w:right="0" w:hanging="6"/>
+        <w:jc w:val="both"/>
+        <w:rPr>
+          <w:rFonts w:ascii="Calibri" w:cs="Calibri" w:eastAsia="Calibri" w:hAnsi="Calibri"/>
+          <w:b w:val="0"/>
+          <w:bCs w:val="0"/>
+          <w:i w:val="1"/>
+          <w:iCs w:val="1"/>
+          <w:smallCaps w:val="0"/>
+          <w:strike w:val="0"/>
+          <w:color w:val="548dd4"/>
+          <w:sz w:val="22"/>
+          <w:szCs w:val="22"/>
+          <w:u w:val="none"/>
+          <w:shd w:fill="auto" w:val="clear"/>
+          <w:vertAlign w:val="baseline"/>
+        </w:rPr>
+      </w:pPr>
       <w:r>
         <w:rPr>
           <w:rtl w:val="0"/>
@@ -4328,8 +6406,8 @@
           <w:vertAlign w:val="baseline"/>
         </w:rPr>
       </w:pPr>
-      <w:bookmarkStart w:colFirst="0" w:colLast="0" w:name="_heading=h.rabj4d4gdonp" w:id="6"/>
-      <w:bookmarkEnd w:id="6"/>
+      <w:bookmarkStart w:colFirst="0" w:colLast="0" w:name="_heading=h.lql9di1ly40f" w:id="23"/>
+      <w:bookmarkEnd w:id="23"/>
       <w:r>
         <w:rPr>
           <w:rFonts w:ascii="Cambria" w:cs="Cambria" w:eastAsia="Cambria" w:hAnsi="Cambria"/>
@@ -4347,7 +6425,7 @@
           <w:vertAlign w:val="baseline"/>
           <w:rtl w:val="0"/>
         </w:rPr>
-        <w:t xml:space="preserve">Instalación</w:t>
+        <w:t xml:space="preserve">Desinstalar el Producto Software</w:t>
       </w:r>
     </w:p>
     <w:p>
@@ -4403,7 +6481,107 @@
           <w:vertAlign w:val="baseline"/>
           <w:rtl w:val="0"/>
         </w:rPr>
-        <w:t xml:space="preserve">[En esta sección se deben explicar las instrucciones de instalación, realizándose preguntas como: ¿Qué otro software debe ser instalado primero?, ¿Cómo instalo el producto?, ¿Cómo desinstalo el producto? y ¿Qué hago si encuentro otros problemas?]</w:t>
+        <w:t xml:space="preserve">[Explicar los pasos a seguir para la correcta instalación del Software]</w:t>
+      </w:r>
+    </w:p>
+    <w:p>
+      <w:pPr>
+        <w:keepNext w:val="1"/>
+        <w:keepLines w:val="0"/>
+        <w:pageBreakBefore w:val="0"/>
+        <w:widowControl w:val="0"/>
+        <w:pBdr>
+          <w:top w:space="0" w:sz="0" w:val="nil"/>
+          <w:left w:space="0" w:sz="0" w:val="nil"/>
+          <w:bottom w:space="0" w:sz="0" w:val="nil"/>
+          <w:right w:space="0" w:sz="0" w:val="nil"/>
+          <w:between w:space="0" w:sz="0" w:val="nil"/>
+        </w:pBdr>
+        <w:shd w:fill="auto" w:val="clear"/>
+        <w:tabs>
+          <w:tab w:val="left" w:leader="none" w:pos="0"/>
+        </w:tabs>
+        <w:spacing w:after="60" w:before="120" w:line="276" w:lineRule="auto"/>
+        <w:ind w:left="0" w:right="0" w:firstLine="0"/>
+        <w:jc w:val="left"/>
+        <w:rPr>
+          <w:rFonts w:ascii="Cambria" w:cs="Cambria" w:eastAsia="Cambria" w:hAnsi="Cambria"/>
+          <w:b w:val="1"/>
+          <w:bCs w:val="1"/>
+          <w:i w:val="0"/>
+          <w:iCs w:val="0"/>
+          <w:smallCaps w:val="0"/>
+          <w:strike w:val="0"/>
+          <w:color w:val="366091"/>
+          <w:sz w:val="28"/>
+          <w:szCs w:val="28"/>
+          <w:u w:val="none"/>
+          <w:shd w:fill="auto" w:val="clear"/>
+          <w:vertAlign w:val="baseline"/>
+        </w:rPr>
+      </w:pPr>
+      <w:r>
+        <w:rPr>
+          <w:rtl w:val="0"/>
+        </w:rPr>
+      </w:r>
+    </w:p>
+    <w:p>
+      <w:pPr>
+        <w:keepNext w:val="1"/>
+        <w:keepLines w:val="0"/>
+        <w:pageBreakBefore w:val="0"/>
+        <w:widowControl w:val="0"/>
+        <w:pBdr>
+          <w:top w:space="0" w:sz="0" w:val="nil"/>
+          <w:left w:space="0" w:sz="0" w:val="nil"/>
+          <w:bottom w:space="0" w:sz="0" w:val="nil"/>
+          <w:right w:space="0" w:sz="0" w:val="nil"/>
+          <w:between w:space="0" w:sz="0" w:val="nil"/>
+        </w:pBdr>
+        <w:shd w:fill="auto" w:val="clear"/>
+        <w:tabs>
+          <w:tab w:val="left" w:leader="none" w:pos="0"/>
+        </w:tabs>
+        <w:spacing w:after="60" w:before="120" w:line="276" w:lineRule="auto"/>
+        <w:ind w:left="0" w:right="0" w:firstLine="0"/>
+        <w:jc w:val="left"/>
+        <w:rPr>
+          <w:rFonts w:ascii="Cambria" w:cs="Cambria" w:eastAsia="Cambria" w:hAnsi="Cambria"/>
+          <w:b w:val="1"/>
+          <w:bCs w:val="1"/>
+          <w:i w:val="0"/>
+          <w:iCs w:val="0"/>
+          <w:smallCaps w:val="0"/>
+          <w:strike w:val="0"/>
+          <w:color w:val="366091"/>
+          <w:sz w:val="28"/>
+          <w:szCs w:val="28"/>
+          <w:u w:val="none"/>
+          <w:shd w:fill="auto" w:val="clear"/>
+          <w:vertAlign w:val="baseline"/>
+        </w:rPr>
+      </w:pPr>
+      <w:bookmarkStart w:colFirst="0" w:colLast="0" w:name="_heading=h.syfdslguczcn" w:id="24"/>
+      <w:bookmarkEnd w:id="24"/>
+      <w:r>
+        <w:rPr>
+          <w:rFonts w:ascii="Cambria" w:cs="Cambria" w:eastAsia="Cambria" w:hAnsi="Cambria"/>
+          <w:b w:val="1"/>
+          <w:bCs w:val="1"/>
+          <w:i w:val="0"/>
+          <w:iCs w:val="0"/>
+          <w:smallCaps w:val="0"/>
+          <w:strike w:val="0"/>
+          <w:color w:val="366091"/>
+          <w:sz w:val="28"/>
+          <w:szCs w:val="28"/>
+          <w:u w:val="none"/>
+          <w:shd w:fill="auto" w:val="clear"/>
+          <w:vertAlign w:val="baseline"/>
+          <w:rtl w:val="0"/>
+        </w:rPr>
+        <w:t xml:space="preserve">Problemas de Instalación</w:t>
       </w:r>
     </w:p>
     <w:p>
@@ -4444,63 +6622,22 @@
       </w:pPr>
       <w:r>
         <w:rPr>
-          <w:rtl w:val="0"/>
-        </w:rPr>
-      </w:r>
-    </w:p>
-    <w:p>
-      <w:pPr>
-        <w:keepNext w:val="1"/>
-        <w:keepLines w:val="1"/>
-        <w:pageBreakBefore w:val="0"/>
-        <w:widowControl w:val="1"/>
-        <w:pBdr>
-          <w:top w:space="0" w:sz="0" w:val="nil"/>
-          <w:left w:space="0" w:sz="0" w:val="nil"/>
-          <w:bottom w:space="0" w:sz="0" w:val="nil"/>
-          <w:right w:space="0" w:sz="0" w:val="nil"/>
-          <w:between w:space="0" w:sz="0" w:val="nil"/>
-        </w:pBdr>
-        <w:shd w:fill="auto" w:val="clear"/>
-        <w:spacing w:after="0" w:before="200" w:line="276" w:lineRule="auto"/>
-        <w:ind w:left="357" w:right="0" w:hanging="357"/>
-        <w:jc w:val="left"/>
-        <w:rPr>
-          <w:rFonts w:ascii="Cambria" w:cs="Cambria" w:eastAsia="Cambria" w:hAnsi="Cambria"/>
-          <w:b w:val="1"/>
-          <w:bCs w:val="1"/>
-          <w:i w:val="0"/>
-          <w:iCs w:val="0"/>
+          <w:rFonts w:ascii="Calibri" w:cs="Calibri" w:eastAsia="Calibri" w:hAnsi="Calibri"/>
+          <w:b w:val="0"/>
+          <w:bCs w:val="0"/>
+          <w:i w:val="1"/>
+          <w:iCs w:val="1"/>
           <w:smallCaps w:val="0"/>
           <w:strike w:val="0"/>
-          <w:color w:val="4f81bd"/>
-          <w:sz w:val="26"/>
-          <w:szCs w:val="26"/>
+          <w:color w:val="548dd4"/>
+          <w:sz w:val="22"/>
+          <w:szCs w:val="22"/>
           <w:u w:val="none"/>
           <w:shd w:fill="auto" w:val="clear"/>
           <w:vertAlign w:val="baseline"/>
-        </w:rPr>
-      </w:pPr>
-      <w:bookmarkStart w:colFirst="0" w:colLast="0" w:name="_heading=h.3hhbffn15u1" w:id="7"/>
-      <w:bookmarkEnd w:id="7"/>
-      <w:r>
-        <w:rPr>
-          <w:rFonts w:ascii="Cambria" w:cs="Cambria" w:eastAsia="Cambria" w:hAnsi="Cambria"/>
-          <w:b w:val="1"/>
-          <w:bCs w:val="1"/>
-          <w:i w:val="0"/>
-          <w:iCs w:val="0"/>
-          <w:smallCaps w:val="0"/>
-          <w:strike w:val="0"/>
-          <w:color w:val="4f81bd"/>
-          <w:sz w:val="26"/>
-          <w:szCs w:val="26"/>
-          <w:u w:val="none"/>
-          <w:shd w:fill="auto" w:val="clear"/>
-          <w:vertAlign w:val="baseline"/>
-          <w:rtl w:val="0"/>
-        </w:rPr>
-        <w:t xml:space="preserve">Instalar otro Software</w:t>
+          <w:rtl w:val="0"/>
+        </w:rPr>
+        <w:t xml:space="preserve">[Listar los diferentes problemas que el usuario puede encontrarse al intentar instalar el software, dando una solución a cada uno de ellos.]</w:t>
       </w:r>
     </w:p>
     <w:p>
@@ -4541,30 +6678,16 @@
       </w:pPr>
       <w:r>
         <w:rPr>
-          <w:rFonts w:ascii="Calibri" w:cs="Calibri" w:eastAsia="Calibri" w:hAnsi="Calibri"/>
-          <w:b w:val="0"/>
-          <w:bCs w:val="0"/>
-          <w:i w:val="1"/>
-          <w:iCs w:val="1"/>
-          <w:smallCaps w:val="0"/>
-          <w:strike w:val="0"/>
-          <w:color w:val="548dd4"/>
-          <w:sz w:val="22"/>
-          <w:szCs w:val="22"/>
-          <w:u w:val="none"/>
-          <w:shd w:fill="auto" w:val="clear"/>
-          <w:vertAlign w:val="baseline"/>
-          <w:rtl w:val="0"/>
-        </w:rPr>
-        <w:t xml:space="preserve">[Si se debe instalar otros Software antes, debe ser dicho en esta sección]</w:t>
+          <w:rtl w:val="0"/>
+        </w:rPr>
       </w:r>
     </w:p>
     <w:p>
       <w:pPr>
         <w:keepNext w:val="1"/>
-        <w:keepLines w:val="1"/>
+        <w:keepLines w:val="0"/>
         <w:pageBreakBefore w:val="0"/>
-        <w:widowControl w:val="1"/>
+        <w:widowControl w:val="0"/>
         <w:pBdr>
           <w:top w:space="0" w:sz="0" w:val="nil"/>
           <w:left w:space="0" w:sz="0" w:val="nil"/>
@@ -4573,7 +6696,10 @@
           <w:between w:space="0" w:sz="0" w:val="nil"/>
         </w:pBdr>
         <w:shd w:fill="auto" w:val="clear"/>
-        <w:spacing w:after="0" w:before="200" w:line="276" w:lineRule="auto"/>
+        <w:tabs>
+          <w:tab w:val="left" w:leader="none" w:pos="0"/>
+        </w:tabs>
+        <w:spacing w:after="60" w:before="120" w:line="276" w:lineRule="auto"/>
         <w:ind w:left="0" w:right="0" w:firstLine="0"/>
         <w:jc w:val="left"/>
         <w:rPr>
@@ -4584,16 +6710,16 @@
           <w:iCs w:val="0"/>
           <w:smallCaps w:val="0"/>
           <w:strike w:val="0"/>
-          <w:color w:val="4f81bd"/>
-          <w:sz w:val="26"/>
-          <w:szCs w:val="26"/>
+          <w:color w:val="366091"/>
+          <w:sz w:val="28"/>
+          <w:szCs w:val="28"/>
           <w:u w:val="none"/>
           <w:shd w:fill="auto" w:val="clear"/>
           <w:vertAlign w:val="baseline"/>
         </w:rPr>
       </w:pPr>
-      <w:bookmarkStart w:colFirst="0" w:colLast="0" w:name="_heading=h.89nsk8aok2az" w:id="8"/>
-      <w:bookmarkEnd w:id="8"/>
+      <w:bookmarkStart w:colFirst="0" w:colLast="0" w:name="_heading=h.xcwhq8gokvhc" w:id="25"/>
+      <w:bookmarkEnd w:id="25"/>
       <w:r>
         <w:rPr>
           <w:rFonts w:ascii="Cambria" w:cs="Cambria" w:eastAsia="Cambria" w:hAnsi="Cambria"/>
@@ -4603,16 +6729,15 @@
           <w:iCs w:val="0"/>
           <w:smallCaps w:val="0"/>
           <w:strike w:val="0"/>
-          <w:color w:val="4f81bd"/>
-          <w:sz w:val="26"/>
-          <w:szCs w:val="26"/>
+          <w:color w:val="366091"/>
+          <w:sz w:val="28"/>
+          <w:szCs w:val="28"/>
           <w:u w:val="none"/>
           <w:shd w:fill="auto" w:val="clear"/>
           <w:vertAlign w:val="baseline"/>
           <w:rtl w:val="0"/>
         </w:rPr>
-        <w:br w:type="textWrapping"/>
-        <w:t xml:space="preserve">Instalar el Producto </w:t>
+        <w:t xml:space="preserve">Empezar a utilizar el Producto </w:t>
       </w:r>
     </w:p>
     <w:p>
@@ -4668,13 +6793,13 @@
           <w:vertAlign w:val="baseline"/>
           <w:rtl w:val="0"/>
         </w:rPr>
-        <w:t xml:space="preserve">[Explicar los pasos a seguir para la correcta instalación del Software]</w:t>
-      </w:r>
-    </w:p>
-    <w:p>
-      <w:pPr>
-        <w:keepNext w:val="0"/>
-        <w:keepLines w:val="0"/>
+        <w:t xml:space="preserve">[Exponer  los usuarios (con sus respectivas claves) por defecto que posee el Sistema.]</w:t>
+      </w:r>
+    </w:p>
+    <w:p>
+      <w:pPr>
+        <w:keepNext w:val="1"/>
+        <w:keepLines w:val="1"/>
         <w:pageBreakBefore w:val="0"/>
         <w:widowControl w:val="1"/>
         <w:pBdr>
@@ -4685,23 +6810,20 @@
           <w:between w:space="0" w:sz="0" w:val="nil"/>
         </w:pBdr>
         <w:shd w:fill="auto" w:val="clear"/>
-        <w:tabs>
-          <w:tab w:val="left" w:leader="none" w:pos="0"/>
-        </w:tabs>
         <w:spacing w:after="0" w:before="200" w:line="276" w:lineRule="auto"/>
-        <w:ind w:left="0" w:right="0" w:hanging="6"/>
-        <w:jc w:val="both"/>
-        <w:rPr>
-          <w:rFonts w:ascii="Calibri" w:cs="Calibri" w:eastAsia="Calibri" w:hAnsi="Calibri"/>
-          <w:b w:val="0"/>
-          <w:bCs w:val="0"/>
-          <w:i w:val="1"/>
-          <w:iCs w:val="1"/>
+        <w:ind w:left="0" w:right="0" w:firstLine="0"/>
+        <w:jc w:val="left"/>
+        <w:rPr>
+          <w:rFonts w:ascii="Cambria" w:cs="Cambria" w:eastAsia="Cambria" w:hAnsi="Cambria"/>
+          <w:b w:val="1"/>
+          <w:bCs w:val="1"/>
+          <w:i w:val="0"/>
+          <w:iCs w:val="0"/>
           <w:smallCaps w:val="0"/>
           <w:strike w:val="0"/>
-          <w:color w:val="548dd4"/>
-          <w:sz w:val="22"/>
-          <w:szCs w:val="22"/>
+          <w:color w:val="4f81bd"/>
+          <w:sz w:val="26"/>
+          <w:szCs w:val="26"/>
           <w:u w:val="none"/>
           <w:shd w:fill="auto" w:val="clear"/>
           <w:vertAlign w:val="baseline"/>
@@ -4749,471 +6871,6 @@
           <w:vertAlign w:val="baseline"/>
         </w:rPr>
       </w:pPr>
-      <w:bookmarkStart w:colFirst="0" w:colLast="0" w:name="_heading=h.lql9di1ly40f" w:id="9"/>
-      <w:bookmarkEnd w:id="9"/>
-      <w:r>
-        <w:rPr>
-          <w:rFonts w:ascii="Cambria" w:cs="Cambria" w:eastAsia="Cambria" w:hAnsi="Cambria"/>
-          <w:b w:val="1"/>
-          <w:bCs w:val="1"/>
-          <w:i w:val="0"/>
-          <w:iCs w:val="0"/>
-          <w:smallCaps w:val="0"/>
-          <w:strike w:val="0"/>
-          <w:color w:val="366091"/>
-          <w:sz w:val="28"/>
-          <w:szCs w:val="28"/>
-          <w:u w:val="none"/>
-          <w:shd w:fill="auto" w:val="clear"/>
-          <w:vertAlign w:val="baseline"/>
-          <w:rtl w:val="0"/>
-        </w:rPr>
-        <w:t xml:space="preserve">Desinstalar el Producto Software</w:t>
-      </w:r>
-    </w:p>
-    <w:p>
-      <w:pPr>
-        <w:keepNext w:val="0"/>
-        <w:keepLines w:val="0"/>
-        <w:pageBreakBefore w:val="0"/>
-        <w:widowControl w:val="1"/>
-        <w:pBdr>
-          <w:top w:space="0" w:sz="0" w:val="nil"/>
-          <w:left w:space="0" w:sz="0" w:val="nil"/>
-          <w:bottom w:space="0" w:sz="0" w:val="nil"/>
-          <w:right w:space="0" w:sz="0" w:val="nil"/>
-          <w:between w:space="0" w:sz="0" w:val="nil"/>
-        </w:pBdr>
-        <w:shd w:fill="auto" w:val="clear"/>
-        <w:tabs>
-          <w:tab w:val="left" w:leader="none" w:pos="0"/>
-        </w:tabs>
-        <w:spacing w:after="0" w:before="200" w:line="276" w:lineRule="auto"/>
-        <w:ind w:left="0" w:right="0" w:hanging="6"/>
-        <w:jc w:val="both"/>
-        <w:rPr>
-          <w:rFonts w:ascii="Calibri" w:cs="Calibri" w:eastAsia="Calibri" w:hAnsi="Calibri"/>
-          <w:b w:val="0"/>
-          <w:bCs w:val="0"/>
-          <w:i w:val="1"/>
-          <w:iCs w:val="1"/>
-          <w:smallCaps w:val="0"/>
-          <w:strike w:val="0"/>
-          <w:color w:val="548dd4"/>
-          <w:sz w:val="22"/>
-          <w:szCs w:val="22"/>
-          <w:u w:val="none"/>
-          <w:shd w:fill="auto" w:val="clear"/>
-          <w:vertAlign w:val="baseline"/>
-        </w:rPr>
-      </w:pPr>
-      <w:r>
-        <w:rPr>
-          <w:rFonts w:ascii="Calibri" w:cs="Calibri" w:eastAsia="Calibri" w:hAnsi="Calibri"/>
-          <w:b w:val="0"/>
-          <w:bCs w:val="0"/>
-          <w:i w:val="1"/>
-          <w:iCs w:val="1"/>
-          <w:smallCaps w:val="0"/>
-          <w:strike w:val="0"/>
-          <w:color w:val="548dd4"/>
-          <w:sz w:val="22"/>
-          <w:szCs w:val="22"/>
-          <w:u w:val="none"/>
-          <w:shd w:fill="auto" w:val="clear"/>
-          <w:vertAlign w:val="baseline"/>
-          <w:rtl w:val="0"/>
-        </w:rPr>
-        <w:t xml:space="preserve">[Explicar los pasos a seguir para la correcta instalación del Software]</w:t>
-      </w:r>
-    </w:p>
-    <w:p>
-      <w:pPr>
-        <w:keepNext w:val="1"/>
-        <w:keepLines w:val="0"/>
-        <w:pageBreakBefore w:val="0"/>
-        <w:widowControl w:val="0"/>
-        <w:pBdr>
-          <w:top w:space="0" w:sz="0" w:val="nil"/>
-          <w:left w:space="0" w:sz="0" w:val="nil"/>
-          <w:bottom w:space="0" w:sz="0" w:val="nil"/>
-          <w:right w:space="0" w:sz="0" w:val="nil"/>
-          <w:between w:space="0" w:sz="0" w:val="nil"/>
-        </w:pBdr>
-        <w:shd w:fill="auto" w:val="clear"/>
-        <w:tabs>
-          <w:tab w:val="left" w:leader="none" w:pos="0"/>
-        </w:tabs>
-        <w:spacing w:after="60" w:before="120" w:line="276" w:lineRule="auto"/>
-        <w:ind w:left="0" w:right="0" w:firstLine="0"/>
-        <w:jc w:val="left"/>
-        <w:rPr>
-          <w:rFonts w:ascii="Cambria" w:cs="Cambria" w:eastAsia="Cambria" w:hAnsi="Cambria"/>
-          <w:b w:val="1"/>
-          <w:bCs w:val="1"/>
-          <w:i w:val="0"/>
-          <w:iCs w:val="0"/>
-          <w:smallCaps w:val="0"/>
-          <w:strike w:val="0"/>
-          <w:color w:val="366091"/>
-          <w:sz w:val="28"/>
-          <w:szCs w:val="28"/>
-          <w:u w:val="none"/>
-          <w:shd w:fill="auto" w:val="clear"/>
-          <w:vertAlign w:val="baseline"/>
-        </w:rPr>
-      </w:pPr>
-      <w:r>
-        <w:rPr>
-          <w:rtl w:val="0"/>
-        </w:rPr>
-      </w:r>
-    </w:p>
-    <w:p>
-      <w:pPr>
-        <w:keepNext w:val="1"/>
-        <w:keepLines w:val="0"/>
-        <w:pageBreakBefore w:val="0"/>
-        <w:widowControl w:val="0"/>
-        <w:pBdr>
-          <w:top w:space="0" w:sz="0" w:val="nil"/>
-          <w:left w:space="0" w:sz="0" w:val="nil"/>
-          <w:bottom w:space="0" w:sz="0" w:val="nil"/>
-          <w:right w:space="0" w:sz="0" w:val="nil"/>
-          <w:between w:space="0" w:sz="0" w:val="nil"/>
-        </w:pBdr>
-        <w:shd w:fill="auto" w:val="clear"/>
-        <w:tabs>
-          <w:tab w:val="left" w:leader="none" w:pos="0"/>
-        </w:tabs>
-        <w:spacing w:after="60" w:before="120" w:line="276" w:lineRule="auto"/>
-        <w:ind w:left="0" w:right="0" w:firstLine="0"/>
-        <w:jc w:val="left"/>
-        <w:rPr>
-          <w:rFonts w:ascii="Cambria" w:cs="Cambria" w:eastAsia="Cambria" w:hAnsi="Cambria"/>
-          <w:b w:val="1"/>
-          <w:bCs w:val="1"/>
-          <w:i w:val="0"/>
-          <w:iCs w:val="0"/>
-          <w:smallCaps w:val="0"/>
-          <w:strike w:val="0"/>
-          <w:color w:val="366091"/>
-          <w:sz w:val="28"/>
-          <w:szCs w:val="28"/>
-          <w:u w:val="none"/>
-          <w:shd w:fill="auto" w:val="clear"/>
-          <w:vertAlign w:val="baseline"/>
-        </w:rPr>
-      </w:pPr>
-      <w:bookmarkStart w:colFirst="0" w:colLast="0" w:name="_heading=h.syfdslguczcn" w:id="10"/>
-      <w:bookmarkEnd w:id="10"/>
-      <w:r>
-        <w:rPr>
-          <w:rFonts w:ascii="Cambria" w:cs="Cambria" w:eastAsia="Cambria" w:hAnsi="Cambria"/>
-          <w:b w:val="1"/>
-          <w:bCs w:val="1"/>
-          <w:i w:val="0"/>
-          <w:iCs w:val="0"/>
-          <w:smallCaps w:val="0"/>
-          <w:strike w:val="0"/>
-          <w:color w:val="366091"/>
-          <w:sz w:val="28"/>
-          <w:szCs w:val="28"/>
-          <w:u w:val="none"/>
-          <w:shd w:fill="auto" w:val="clear"/>
-          <w:vertAlign w:val="baseline"/>
-          <w:rtl w:val="0"/>
-        </w:rPr>
-        <w:t xml:space="preserve">Problemas de Instalación</w:t>
-      </w:r>
-    </w:p>
-    <w:p>
-      <w:pPr>
-        <w:keepNext w:val="0"/>
-        <w:keepLines w:val="0"/>
-        <w:pageBreakBefore w:val="0"/>
-        <w:widowControl w:val="1"/>
-        <w:pBdr>
-          <w:top w:space="0" w:sz="0" w:val="nil"/>
-          <w:left w:space="0" w:sz="0" w:val="nil"/>
-          <w:bottom w:space="0" w:sz="0" w:val="nil"/>
-          <w:right w:space="0" w:sz="0" w:val="nil"/>
-          <w:between w:space="0" w:sz="0" w:val="nil"/>
-        </w:pBdr>
-        <w:shd w:fill="auto" w:val="clear"/>
-        <w:tabs>
-          <w:tab w:val="left" w:leader="none" w:pos="0"/>
-        </w:tabs>
-        <w:spacing w:after="0" w:before="200" w:line="276" w:lineRule="auto"/>
-        <w:ind w:left="0" w:right="0" w:hanging="6"/>
-        <w:jc w:val="both"/>
-        <w:rPr>
-          <w:rFonts w:ascii="Calibri" w:cs="Calibri" w:eastAsia="Calibri" w:hAnsi="Calibri"/>
-          <w:b w:val="0"/>
-          <w:bCs w:val="0"/>
-          <w:i w:val="1"/>
-          <w:iCs w:val="1"/>
-          <w:smallCaps w:val="0"/>
-          <w:strike w:val="0"/>
-          <w:color w:val="548dd4"/>
-          <w:sz w:val="22"/>
-          <w:szCs w:val="22"/>
-          <w:u w:val="none"/>
-          <w:shd w:fill="auto" w:val="clear"/>
-          <w:vertAlign w:val="baseline"/>
-        </w:rPr>
-      </w:pPr>
-      <w:r>
-        <w:rPr>
-          <w:rFonts w:ascii="Calibri" w:cs="Calibri" w:eastAsia="Calibri" w:hAnsi="Calibri"/>
-          <w:b w:val="0"/>
-          <w:bCs w:val="0"/>
-          <w:i w:val="1"/>
-          <w:iCs w:val="1"/>
-          <w:smallCaps w:val="0"/>
-          <w:strike w:val="0"/>
-          <w:color w:val="548dd4"/>
-          <w:sz w:val="22"/>
-          <w:szCs w:val="22"/>
-          <w:u w:val="none"/>
-          <w:shd w:fill="auto" w:val="clear"/>
-          <w:vertAlign w:val="baseline"/>
-          <w:rtl w:val="0"/>
-        </w:rPr>
-        <w:t xml:space="preserve">[Listar los diferentes problemas que el usuario puede encontrarse al intentar instalar el software, dando una solución a cada uno de ellos.]</w:t>
-      </w:r>
-    </w:p>
-    <w:p>
-      <w:pPr>
-        <w:keepNext w:val="0"/>
-        <w:keepLines w:val="0"/>
-        <w:pageBreakBefore w:val="0"/>
-        <w:widowControl w:val="1"/>
-        <w:pBdr>
-          <w:top w:space="0" w:sz="0" w:val="nil"/>
-          <w:left w:space="0" w:sz="0" w:val="nil"/>
-          <w:bottom w:space="0" w:sz="0" w:val="nil"/>
-          <w:right w:space="0" w:sz="0" w:val="nil"/>
-          <w:between w:space="0" w:sz="0" w:val="nil"/>
-        </w:pBdr>
-        <w:shd w:fill="auto" w:val="clear"/>
-        <w:tabs>
-          <w:tab w:val="left" w:leader="none" w:pos="0"/>
-        </w:tabs>
-        <w:spacing w:after="0" w:before="200" w:line="276" w:lineRule="auto"/>
-        <w:ind w:left="0" w:right="0" w:hanging="6"/>
-        <w:jc w:val="both"/>
-        <w:rPr>
-          <w:rFonts w:ascii="Calibri" w:cs="Calibri" w:eastAsia="Calibri" w:hAnsi="Calibri"/>
-          <w:b w:val="0"/>
-          <w:bCs w:val="0"/>
-          <w:i w:val="1"/>
-          <w:iCs w:val="1"/>
-          <w:smallCaps w:val="0"/>
-          <w:strike w:val="0"/>
-          <w:color w:val="548dd4"/>
-          <w:sz w:val="22"/>
-          <w:szCs w:val="22"/>
-          <w:u w:val="none"/>
-          <w:shd w:fill="auto" w:val="clear"/>
-          <w:vertAlign w:val="baseline"/>
-        </w:rPr>
-      </w:pPr>
-      <w:r>
-        <w:rPr>
-          <w:rtl w:val="0"/>
-        </w:rPr>
-      </w:r>
-    </w:p>
-    <w:p>
-      <w:pPr>
-        <w:keepNext w:val="1"/>
-        <w:keepLines w:val="0"/>
-        <w:pageBreakBefore w:val="0"/>
-        <w:widowControl w:val="0"/>
-        <w:pBdr>
-          <w:top w:space="0" w:sz="0" w:val="nil"/>
-          <w:left w:space="0" w:sz="0" w:val="nil"/>
-          <w:bottom w:space="0" w:sz="0" w:val="nil"/>
-          <w:right w:space="0" w:sz="0" w:val="nil"/>
-          <w:between w:space="0" w:sz="0" w:val="nil"/>
-        </w:pBdr>
-        <w:shd w:fill="auto" w:val="clear"/>
-        <w:tabs>
-          <w:tab w:val="left" w:leader="none" w:pos="0"/>
-        </w:tabs>
-        <w:spacing w:after="60" w:before="120" w:line="276" w:lineRule="auto"/>
-        <w:ind w:left="0" w:right="0" w:firstLine="0"/>
-        <w:jc w:val="left"/>
-        <w:rPr>
-          <w:rFonts w:ascii="Cambria" w:cs="Cambria" w:eastAsia="Cambria" w:hAnsi="Cambria"/>
-          <w:b w:val="1"/>
-          <w:bCs w:val="1"/>
-          <w:i w:val="0"/>
-          <w:iCs w:val="0"/>
-          <w:smallCaps w:val="0"/>
-          <w:strike w:val="0"/>
-          <w:color w:val="366091"/>
-          <w:sz w:val="28"/>
-          <w:szCs w:val="28"/>
-          <w:u w:val="none"/>
-          <w:shd w:fill="auto" w:val="clear"/>
-          <w:vertAlign w:val="baseline"/>
-        </w:rPr>
-      </w:pPr>
-      <w:bookmarkStart w:colFirst="0" w:colLast="0" w:name="_heading=h.xcwhq8gokvhc" w:id="11"/>
-      <w:bookmarkEnd w:id="11"/>
-      <w:r>
-        <w:rPr>
-          <w:rFonts w:ascii="Cambria" w:cs="Cambria" w:eastAsia="Cambria" w:hAnsi="Cambria"/>
-          <w:b w:val="1"/>
-          <w:bCs w:val="1"/>
-          <w:i w:val="0"/>
-          <w:iCs w:val="0"/>
-          <w:smallCaps w:val="0"/>
-          <w:strike w:val="0"/>
-          <w:color w:val="366091"/>
-          <w:sz w:val="28"/>
-          <w:szCs w:val="28"/>
-          <w:u w:val="none"/>
-          <w:shd w:fill="auto" w:val="clear"/>
-          <w:vertAlign w:val="baseline"/>
-          <w:rtl w:val="0"/>
-        </w:rPr>
-        <w:t xml:space="preserve">Empezar a utilizar el Producto </w:t>
-      </w:r>
-    </w:p>
-    <w:p>
-      <w:pPr>
-        <w:keepNext w:val="0"/>
-        <w:keepLines w:val="0"/>
-        <w:pageBreakBefore w:val="0"/>
-        <w:widowControl w:val="1"/>
-        <w:pBdr>
-          <w:top w:space="0" w:sz="0" w:val="nil"/>
-          <w:left w:space="0" w:sz="0" w:val="nil"/>
-          <w:bottom w:space="0" w:sz="0" w:val="nil"/>
-          <w:right w:space="0" w:sz="0" w:val="nil"/>
-          <w:between w:space="0" w:sz="0" w:val="nil"/>
-        </w:pBdr>
-        <w:shd w:fill="auto" w:val="clear"/>
-        <w:tabs>
-          <w:tab w:val="left" w:leader="none" w:pos="0"/>
-        </w:tabs>
-        <w:spacing w:after="0" w:before="200" w:line="276" w:lineRule="auto"/>
-        <w:ind w:left="0" w:right="0" w:hanging="6"/>
-        <w:jc w:val="both"/>
-        <w:rPr>
-          <w:rFonts w:ascii="Calibri" w:cs="Calibri" w:eastAsia="Calibri" w:hAnsi="Calibri"/>
-          <w:b w:val="0"/>
-          <w:bCs w:val="0"/>
-          <w:i w:val="1"/>
-          <w:iCs w:val="1"/>
-          <w:smallCaps w:val="0"/>
-          <w:strike w:val="0"/>
-          <w:color w:val="548dd4"/>
-          <w:sz w:val="22"/>
-          <w:szCs w:val="22"/>
-          <w:u w:val="none"/>
-          <w:shd w:fill="auto" w:val="clear"/>
-          <w:vertAlign w:val="baseline"/>
-        </w:rPr>
-      </w:pPr>
-      <w:r>
-        <w:rPr>
-          <w:rFonts w:ascii="Calibri" w:cs="Calibri" w:eastAsia="Calibri" w:hAnsi="Calibri"/>
-          <w:b w:val="0"/>
-          <w:bCs w:val="0"/>
-          <w:i w:val="1"/>
-          <w:iCs w:val="1"/>
-          <w:smallCaps w:val="0"/>
-          <w:strike w:val="0"/>
-          <w:color w:val="548dd4"/>
-          <w:sz w:val="22"/>
-          <w:szCs w:val="22"/>
-          <w:u w:val="none"/>
-          <w:shd w:fill="auto" w:val="clear"/>
-          <w:vertAlign w:val="baseline"/>
-          <w:rtl w:val="0"/>
-        </w:rPr>
-        <w:t xml:space="preserve">[Exponer  los usuarios (con sus respectivas claves) por defecto que posee el Sistema.]</w:t>
-      </w:r>
-    </w:p>
-    <w:p>
-      <w:pPr>
-        <w:keepNext w:val="1"/>
-        <w:keepLines w:val="1"/>
-        <w:pageBreakBefore w:val="0"/>
-        <w:widowControl w:val="1"/>
-        <w:pBdr>
-          <w:top w:space="0" w:sz="0" w:val="nil"/>
-          <w:left w:space="0" w:sz="0" w:val="nil"/>
-          <w:bottom w:space="0" w:sz="0" w:val="nil"/>
-          <w:right w:space="0" w:sz="0" w:val="nil"/>
-          <w:between w:space="0" w:sz="0" w:val="nil"/>
-        </w:pBdr>
-        <w:shd w:fill="auto" w:val="clear"/>
-        <w:spacing w:after="0" w:before="200" w:line="276" w:lineRule="auto"/>
-        <w:ind w:left="0" w:right="0" w:firstLine="0"/>
-        <w:jc w:val="left"/>
-        <w:rPr>
-          <w:rFonts w:ascii="Cambria" w:cs="Cambria" w:eastAsia="Cambria" w:hAnsi="Cambria"/>
-          <w:b w:val="1"/>
-          <w:bCs w:val="1"/>
-          <w:i w:val="0"/>
-          <w:iCs w:val="0"/>
-          <w:smallCaps w:val="0"/>
-          <w:strike w:val="0"/>
-          <w:color w:val="4f81bd"/>
-          <w:sz w:val="26"/>
-          <w:szCs w:val="26"/>
-          <w:u w:val="none"/>
-          <w:shd w:fill="auto" w:val="clear"/>
-          <w:vertAlign w:val="baseline"/>
-        </w:rPr>
-      </w:pPr>
-      <w:r>
-        <w:rPr>
-          <w:rtl w:val="0"/>
-        </w:rPr>
-      </w:r>
-    </w:p>
-    <w:p>
-      <w:pPr>
-        <w:keepNext w:val="1"/>
-        <w:keepLines w:val="0"/>
-        <w:pageBreakBefore w:val="0"/>
-        <w:widowControl w:val="0"/>
-        <w:pBdr>
-          <w:top w:space="0" w:sz="0" w:val="nil"/>
-          <w:left w:space="0" w:sz="0" w:val="nil"/>
-          <w:bottom w:space="0" w:sz="0" w:val="nil"/>
-          <w:right w:space="0" w:sz="0" w:val="nil"/>
-          <w:between w:space="0" w:sz="0" w:val="nil"/>
-        </w:pBdr>
-        <w:shd w:fill="auto" w:val="clear"/>
-        <w:tabs>
-          <w:tab w:val="left" w:leader="none" w:pos="0"/>
-        </w:tabs>
-        <w:spacing w:after="60" w:before="120" w:line="276" w:lineRule="auto"/>
-        <w:ind w:left="0" w:right="0" w:firstLine="0"/>
-        <w:jc w:val="left"/>
-        <w:rPr>
-          <w:rFonts w:ascii="Cambria" w:cs="Cambria" w:eastAsia="Cambria" w:hAnsi="Cambria"/>
-          <w:b w:val="1"/>
-          <w:bCs w:val="1"/>
-          <w:i w:val="0"/>
-          <w:iCs w:val="0"/>
-          <w:smallCaps w:val="0"/>
-          <w:strike w:val="0"/>
-          <w:color w:val="366091"/>
-          <w:sz w:val="28"/>
-          <w:szCs w:val="28"/>
-          <w:u w:val="none"/>
-          <w:shd w:fill="auto" w:val="clear"/>
-          <w:vertAlign w:val="baseline"/>
-        </w:rPr>
-      </w:pPr>
       <w:r>
         <w:rPr>
           <w:rtl w:val="0"/>
@@ -5221,8 +6878,8 @@
       </w:r>
     </w:p>
     <w:sectPr>
-      <w:headerReference r:id="rId10" w:type="default"/>
-      <w:footerReference r:id="rId11" w:type="default"/>
+      <w:headerReference r:id="rId21" w:type="default"/>
+      <w:footerReference r:id="rId22" w:type="default"/>
       <w:pgSz w:h="16838" w:w="11906" w:orient="portrait"/>
       <w:pgMar w:bottom="1417" w:top="1535" w:left="1701" w:right="1701" w:header="567" w:footer="572"/>
       <w:pgNumType w:start="1"/>
@@ -5239,13 +6896,15 @@
       <w:tabs>
         <w:tab w:val="center" w:leader="none" w:pos="4252"/>
       </w:tabs>
+      <w:ind w:left="0"/>
       <w:rPr/>
     </w:pPr>
     <w:r>
       <w:rPr>
         <w:rtl w:val="0"/>
       </w:rPr>
-      <w:t xml:space="preserve">Nombre del Grupo de Desarrollo o Asignatura   </w:t>
+      <w:t xml:space="preserve">NexTech</w:t>
+      <w:tab/>
       <w:tab/>
       <w:tab/>
       <w:tab/>
@@ -5296,12 +6955,12 @@
             <wp:anchor allowOverlap="1" behindDoc="0" distB="0" distT="0" distL="114300" distR="114300" hidden="0" layoutInCell="1" locked="0" relativeHeight="0" simplePos="0">
               <wp:simplePos x="0" y="0"/>
               <wp:positionH relativeFrom="column">
-                <wp:posOffset>5888355</wp:posOffset>
+                <wp:posOffset>-609596</wp:posOffset>
               </wp:positionH>
               <wp:positionV relativeFrom="paragraph">
-                <wp:posOffset>57150</wp:posOffset>
+                <wp:posOffset>85538</wp:posOffset>
               </wp:positionV>
-              <wp:extent cx="103505" cy="824865"/>
+              <wp:extent cx="141605" cy="862965"/>
               <wp:effectExtent b="0" l="0" r="0" t="0"/>
               <wp:wrapNone/>
               <wp:docPr id="16" name=""/>
@@ -5309,7 +6968,7 @@
                 <a:graphicData uri="http://schemas.microsoft.com/office/word/2010/wordprocessingShape">
                   <wps:wsp>
                     <wps:cNvSpPr/>
-                    <wps:cNvPr id="5" name="Shape 5"/>
+                    <wps:cNvPr id="14" name="Shape 14"/>
                     <wps:spPr>
                       <a:xfrm>
                         <a:off x="5300598" y="3373918"/>
@@ -5357,12 +7016,12 @@
             <wp:anchor allowOverlap="1" behindDoc="0" distB="0" distT="0" distL="114300" distR="114300" hidden="0" layoutInCell="1" locked="0" relativeHeight="0" simplePos="0">
               <wp:simplePos x="0" y="0"/>
               <wp:positionH relativeFrom="column">
-                <wp:posOffset>5888355</wp:posOffset>
+                <wp:posOffset>-609596</wp:posOffset>
               </wp:positionH>
               <wp:positionV relativeFrom="paragraph">
-                <wp:posOffset>57150</wp:posOffset>
+                <wp:posOffset>85538</wp:posOffset>
               </wp:positionV>
-              <wp:extent cx="103505" cy="824865"/>
+              <wp:extent cx="141605" cy="862965"/>
               <wp:effectExtent b="0" l="0" r="0" t="0"/>
               <wp:wrapNone/>
               <wp:docPr id="16" name="image9.png"/>
@@ -5383,7 +7042,327 @@
                     <pic:spPr>
                       <a:xfrm>
                         <a:off x="0" y="0"/>
-                        <a:ext cx="103505" cy="824865"/>
+                        <a:ext cx="141605" cy="862965"/>
+                      </a:xfrm>
+                      <a:prstGeom prst="rect"/>
+                      <a:ln/>
+                    </pic:spPr>
+                  </pic:pic>
+                </a:graphicData>
+              </a:graphic>
+            </wp:anchor>
+          </w:drawing>
+        </mc:Fallback>
+      </mc:AlternateContent>
+    </w:r>
+    <w:r>
+      <mc:AlternateContent>
+        <mc:Choice Requires="wpg">
+          <w:drawing>
+            <wp:anchor allowOverlap="1" behindDoc="1" distB="0" distT="0" distL="0" distR="0" hidden="0" layoutInCell="1" locked="0" relativeHeight="0" simplePos="0">
+              <wp:simplePos x="0" y="0"/>
+              <wp:positionH relativeFrom="column">
+                <wp:posOffset>-1076793</wp:posOffset>
+              </wp:positionH>
+              <wp:positionV relativeFrom="paragraph">
+                <wp:posOffset>104588</wp:posOffset>
+              </wp:positionV>
+              <wp:extent cx="7549515" cy="815340"/>
+              <wp:effectExtent b="0" l="0" r="0" t="0"/>
+              <wp:wrapNone/>
+              <wp:docPr id="18" name=""/>
+              <a:graphic>
+                <a:graphicData uri="http://schemas.microsoft.com/office/word/2010/wordprocessingGroup">
+                  <wpg:wgp>
+                    <wpg:cNvGrpSpPr/>
+                    <wpg:grpSpPr>
+                      <a:xfrm>
+                        <a:off x="1571225" y="3372325"/>
+                        <a:ext cx="7549515" cy="815340"/>
+                        <a:chOff x="1571225" y="3372325"/>
+                        <a:chExt cx="7549550" cy="815350"/>
+                      </a:xfrm>
+                    </wpg:grpSpPr>
+                    <wpg:grpSp>
+                      <wpg:cNvGrpSpPr/>
+                      <wpg:grpSpPr>
+                        <a:xfrm>
+                          <a:off x="1571243" y="3372330"/>
+                          <a:ext cx="7549515" cy="815340"/>
+                          <a:chOff x="1571225" y="3372325"/>
+                          <a:chExt cx="7549550" cy="815350"/>
+                        </a:xfrm>
+                      </wpg:grpSpPr>
+                      <wps:wsp>
+                        <wps:cNvSpPr/>
+                        <wps:cNvPr id="5" name="Shape 5"/>
+                        <wps:spPr>
+                          <a:xfrm>
+                            <a:off x="1571225" y="3372325"/>
+                            <a:ext cx="7549550" cy="815350"/>
+                          </a:xfrm>
+                          <a:prstGeom prst="rect">
+                            <a:avLst/>
+                          </a:prstGeom>
+                          <a:noFill/>
+                          <a:ln>
+                            <a:noFill/>
+                          </a:ln>
+                        </wps:spPr>
+                        <wps:txbx>
+                          <w:txbxContent>
+                            <w:p>
+                              <w:pPr>
+                                <w:spacing w:after="0" w:before="0" w:line="240"/>
+                                <w:ind w:left="0" w:right="0" w:firstLine="0"/>
+                                <w:jc w:val="left"/>
+                                <w:textDirection w:val="btLr"/>
+                              </w:pPr>
+                            </w:p>
+                          </w:txbxContent>
+                        </wps:txbx>
+                        <wps:bodyPr anchorCtr="0" anchor="ctr" bIns="91425" lIns="91425" spcFirstLastPara="1" rIns="91425" wrap="square" tIns="91425">
+                          <a:noAutofit/>
+                        </wps:bodyPr>
+                      </wps:wsp>
+                      <wpg:grpSp>
+                        <wpg:cNvGrpSpPr/>
+                        <wpg:grpSpPr>
+                          <a:xfrm>
+                            <a:off x="1571243" y="3372330"/>
+                            <a:ext cx="7549515" cy="815340"/>
+                            <a:chOff x="1571225" y="3372275"/>
+                            <a:chExt cx="7549550" cy="815400"/>
+                          </a:xfrm>
+                        </wpg:grpSpPr>
+                        <wps:wsp>
+                          <wps:cNvSpPr/>
+                          <wps:cNvPr id="18" name="Shape 18"/>
+                          <wps:spPr>
+                            <a:xfrm>
+                              <a:off x="1571225" y="3372275"/>
+                              <a:ext cx="7549550" cy="815400"/>
+                            </a:xfrm>
+                            <a:prstGeom prst="rect">
+                              <a:avLst/>
+                            </a:prstGeom>
+                            <a:noFill/>
+                            <a:ln>
+                              <a:noFill/>
+                            </a:ln>
+                          </wps:spPr>
+                          <wps:txbx>
+                            <w:txbxContent>
+                              <w:p>
+                                <w:pPr>
+                                  <w:spacing w:after="0" w:before="0" w:line="240"/>
+                                  <w:ind w:left="0" w:right="0" w:firstLine="0"/>
+                                  <w:jc w:val="left"/>
+                                  <w:textDirection w:val="btLr"/>
+                                </w:pPr>
+                              </w:p>
+                            </w:txbxContent>
+                          </wps:txbx>
+                          <wps:bodyPr anchorCtr="0" anchor="ctr" bIns="91425" lIns="91425" spcFirstLastPara="1" rIns="91425" wrap="square" tIns="91425">
+                            <a:noAutofit/>
+                          </wps:bodyPr>
+                        </wps:wsp>
+                        <wpg:grpSp>
+                          <wpg:cNvGrpSpPr/>
+                          <wpg:grpSpPr>
+                            <a:xfrm>
+                              <a:off x="1571243" y="3372330"/>
+                              <a:ext cx="7549515" cy="815340"/>
+                              <a:chOff x="1571225" y="3365975"/>
+                              <a:chExt cx="7549525" cy="821700"/>
+                            </a:xfrm>
+                          </wpg:grpSpPr>
+                          <wps:wsp>
+                            <wps:cNvSpPr/>
+                            <wps:cNvPr id="20" name="Shape 20"/>
+                            <wps:spPr>
+                              <a:xfrm>
+                                <a:off x="1571225" y="3365975"/>
+                                <a:ext cx="7549525" cy="821700"/>
+                              </a:xfrm>
+                              <a:prstGeom prst="rect">
+                                <a:avLst/>
+                              </a:prstGeom>
+                              <a:noFill/>
+                              <a:ln>
+                                <a:noFill/>
+                              </a:ln>
+                            </wps:spPr>
+                            <wps:txbx>
+                              <w:txbxContent>
+                                <w:p>
+                                  <w:pPr>
+                                    <w:spacing w:after="0" w:before="0" w:line="240"/>
+                                    <w:ind w:left="0" w:right="0" w:firstLine="0"/>
+                                    <w:jc w:val="left"/>
+                                    <w:textDirection w:val="btLr"/>
+                                  </w:pPr>
+                                </w:p>
+                              </w:txbxContent>
+                            </wps:txbx>
+                            <wps:bodyPr anchorCtr="0" anchor="ctr" bIns="91425" lIns="91425" spcFirstLastPara="1" rIns="91425" wrap="square" tIns="91425">
+                              <a:noAutofit/>
+                            </wps:bodyPr>
+                          </wps:wsp>
+                          <wpg:grpSp>
+                            <wpg:cNvGrpSpPr/>
+                            <wpg:grpSpPr>
+                              <a:xfrm>
+                                <a:off x="1571243" y="3372330"/>
+                                <a:ext cx="7549500" cy="815340"/>
+                                <a:chOff x="0" y="0"/>
+                                <a:chExt cx="7549500" cy="815340"/>
+                              </a:xfrm>
+                            </wpg:grpSpPr>
+                            <wps:wsp>
+                              <wps:cNvSpPr/>
+                              <wps:cNvPr id="22" name="Shape 22"/>
+                              <wps:spPr>
+                                <a:xfrm>
+                                  <a:off x="0" y="0"/>
+                                  <a:ext cx="7549500" cy="815325"/>
+                                </a:xfrm>
+                                <a:prstGeom prst="rect">
+                                  <a:avLst/>
+                                </a:prstGeom>
+                                <a:noFill/>
+                                <a:ln>
+                                  <a:noFill/>
+                                </a:ln>
+                              </wps:spPr>
+                              <wps:txbx>
+                                <w:txbxContent>
+                                  <w:p>
+                                    <w:pPr>
+                                      <w:spacing w:after="0" w:before="0" w:line="240"/>
+                                      <w:ind w:left="0" w:right="0" w:firstLine="0"/>
+                                      <w:jc w:val="left"/>
+                                      <w:textDirection w:val="btLr"/>
+                                    </w:pPr>
+                                  </w:p>
+                                </w:txbxContent>
+                              </wps:txbx>
+                              <wps:bodyPr anchorCtr="0" anchor="ctr" bIns="91425" lIns="91425" spcFirstLastPara="1" rIns="91425" wrap="square" tIns="91425">
+                                <a:noAutofit/>
+                              </wps:bodyPr>
+                            </wps:wsp>
+                            <wps:wsp>
+                              <wps:cNvSpPr/>
+                              <wps:cNvPr id="23" name="Shape 23"/>
+                              <wps:spPr>
+                                <a:xfrm>
+                                  <a:off x="0" y="0"/>
+                                  <a:ext cx="7549037" cy="0"/>
+                                </a:xfrm>
+                                <a:custGeom>
+                                  <a:rect b="b" l="l" r="r" t="t"/>
+                                  <a:pathLst>
+                                    <a:path extrusionOk="0" h="1" w="7549037">
+                                      <a:moveTo>
+                                        <a:pt x="0" y="0"/>
+                                      </a:moveTo>
+                                      <a:lnTo>
+                                        <a:pt x="7549037" y="0"/>
+                                      </a:lnTo>
+                                    </a:path>
+                                  </a:pathLst>
+                                </a:custGeom>
+                                <a:solidFill>
+                                  <a:srgbClr val="FFFFFF"/>
+                                </a:solidFill>
+                                <a:ln cap="flat" cmpd="sng" w="12700">
+                                  <a:solidFill>
+                                    <a:srgbClr val="31849B"/>
+                                  </a:solidFill>
+                                  <a:prstDash val="solid"/>
+                                  <a:round/>
+                                  <a:headEnd len="sm" w="sm" type="none"/>
+                                  <a:tailEnd len="sm" w="sm" type="none"/>
+                                </a:ln>
+                              </wps:spPr>
+                              <wps:bodyPr anchorCtr="0" anchor="ctr" bIns="91425" lIns="91425" spcFirstLastPara="1" rIns="91425" wrap="square" tIns="91425">
+                                <a:noAutofit/>
+                              </wps:bodyPr>
+                            </wps:wsp>
+                            <wps:wsp>
+                              <wps:cNvSpPr/>
+                              <wps:cNvPr id="24" name="Shape 24"/>
+                              <wps:spPr>
+                                <a:xfrm>
+                                  <a:off x="0" y="0"/>
+                                  <a:ext cx="1923282" cy="815340"/>
+                                </a:xfrm>
+                                <a:prstGeom prst="rect">
+                                  <a:avLst/>
+                                </a:prstGeom>
+                                <a:noFill/>
+                                <a:ln>
+                                  <a:noFill/>
+                                </a:ln>
+                              </wps:spPr>
+                              <wps:txbx>
+                                <w:txbxContent>
+                                  <w:p>
+                                    <w:pPr>
+                                      <w:spacing w:after="0" w:before="0" w:line="240"/>
+                                      <w:ind w:left="0" w:right="0" w:firstLine="0"/>
+                                      <w:jc w:val="left"/>
+                                      <w:textDirection w:val="btLr"/>
+                                    </w:pPr>
+                                  </w:p>
+                                </w:txbxContent>
+                              </wps:txbx>
+                              <wps:bodyPr anchorCtr="0" anchor="ctr" bIns="91425" lIns="91425" spcFirstLastPara="1" rIns="91425" wrap="square" tIns="91425">
+                                <a:noAutofit/>
+                              </wps:bodyPr>
+                            </wps:wsp>
+                          </wpg:grpSp>
+                        </wpg:grpSp>
+                      </wpg:grpSp>
+                    </wpg:grpSp>
+                  </wpg:wgp>
+                </a:graphicData>
+              </a:graphic>
+            </wp:anchor>
+          </w:drawing>
+        </mc:Choice>
+        <mc:Fallback>
+          <w:drawing>
+            <wp:anchor allowOverlap="1" behindDoc="1" distB="0" distT="0" distL="0" distR="0" hidden="0" layoutInCell="1" locked="0" relativeHeight="0" simplePos="0">
+              <wp:simplePos x="0" y="0"/>
+              <wp:positionH relativeFrom="column">
+                <wp:posOffset>-1076793</wp:posOffset>
+              </wp:positionH>
+              <wp:positionV relativeFrom="paragraph">
+                <wp:posOffset>104588</wp:posOffset>
+              </wp:positionV>
+              <wp:extent cx="7549515" cy="815340"/>
+              <wp:effectExtent b="0" l="0" r="0" t="0"/>
+              <wp:wrapNone/>
+              <wp:docPr id="18" name="image11.png"/>
+              <a:graphic>
+                <a:graphicData uri="http://schemas.openxmlformats.org/drawingml/2006/picture">
+                  <pic:pic>
+                    <pic:nvPicPr>
+                      <pic:cNvPr id="0" name="image11.png"/>
+                      <pic:cNvPicPr preferRelativeResize="0"/>
+                    </pic:nvPicPr>
+                    <pic:blipFill>
+                      <a:blip r:embed="rId1"/>
+                      <a:srcRect/>
+                      <a:stretch>
+                        <a:fillRect/>
+                      </a:stretch>
+                    </pic:blipFill>
+                    <pic:spPr>
+                      <a:xfrm>
+                        <a:off x="0" y="0"/>
+                        <a:ext cx="7549515" cy="815340"/>
                       </a:xfrm>
                       <a:prstGeom prst="rect"/>
                       <a:ln/>
@@ -5403,20 +7382,127 @@
             <wp:anchor allowOverlap="1" behindDoc="0" distB="0" distT="0" distL="114300" distR="114300" hidden="0" layoutInCell="1" locked="0" relativeHeight="0" simplePos="0">
               <wp:simplePos x="0" y="0"/>
               <wp:positionH relativeFrom="column">
-                <wp:posOffset>-592454</wp:posOffset>
+                <wp:posOffset>5869305</wp:posOffset>
               </wp:positionH>
               <wp:positionV relativeFrom="paragraph">
-                <wp:posOffset>81899</wp:posOffset>
+                <wp:posOffset>90300</wp:posOffset>
               </wp:positionV>
-              <wp:extent cx="103505" cy="824865"/>
+              <wp:extent cx="141605" cy="849630"/>
               <wp:effectExtent b="0" l="0" r="0" t="0"/>
               <wp:wrapNone/>
-              <wp:docPr id="13" name=""/>
+              <wp:docPr id="20" name=""/>
               <a:graphic>
                 <a:graphicData uri="http://schemas.microsoft.com/office/word/2010/wordprocessingShape">
                   <wps:wsp>
                     <wps:cNvSpPr/>
-                    <wps:cNvPr id="2" name="Shape 2"/>
+                    <wps:cNvPr id="25" name="Shape 25"/>
+                    <wps:spPr>
+                      <a:xfrm>
+                        <a:off x="5300598" y="3380585"/>
+                        <a:ext cx="90805" cy="798830"/>
+                      </a:xfrm>
+                      <a:prstGeom prst="rect">
+                        <a:avLst/>
+                      </a:prstGeom>
+                      <a:solidFill>
+                        <a:srgbClr val="4BACC6"/>
+                      </a:solidFill>
+                      <a:ln cap="flat" cmpd="sng" w="12700">
+                        <a:solidFill>
+                          <a:srgbClr val="205867"/>
+                        </a:solidFill>
+                        <a:prstDash val="solid"/>
+                        <a:round/>
+                        <a:headEnd len="sm" w="sm" type="none"/>
+                        <a:tailEnd len="sm" w="sm" type="none"/>
+                      </a:ln>
+                    </wps:spPr>
+                    <wps:txbx>
+                      <w:txbxContent>
+                        <w:p>
+                          <w:pPr>
+                            <w:spacing w:after="0" w:before="0" w:line="240"/>
+                            <w:ind w:left="0" w:right="0" w:firstLine="0"/>
+                            <w:jc w:val="left"/>
+                            <w:textDirection w:val="btLr"/>
+                          </w:pPr>
+                        </w:p>
+                      </w:txbxContent>
+                    </wps:txbx>
+                    <wps:bodyPr anchorCtr="0" anchor="ctr" bIns="91425" lIns="91425" spcFirstLastPara="1" rIns="91425" wrap="square" tIns="91425">
+                      <a:noAutofit/>
+                    </wps:bodyPr>
+                  </wps:wsp>
+                </a:graphicData>
+              </a:graphic>
+            </wp:anchor>
+          </w:drawing>
+        </mc:Choice>
+        <mc:Fallback>
+          <w:drawing>
+            <wp:anchor allowOverlap="1" behindDoc="0" distB="0" distT="0" distL="114300" distR="114300" hidden="0" layoutInCell="1" locked="0" relativeHeight="0" simplePos="0">
+              <wp:simplePos x="0" y="0"/>
+              <wp:positionH relativeFrom="column">
+                <wp:posOffset>5869305</wp:posOffset>
+              </wp:positionH>
+              <wp:positionV relativeFrom="paragraph">
+                <wp:posOffset>90300</wp:posOffset>
+              </wp:positionV>
+              <wp:extent cx="141605" cy="849630"/>
+              <wp:effectExtent b="0" l="0" r="0" t="0"/>
+              <wp:wrapNone/>
+              <wp:docPr id="20" name="image13.png"/>
+              <a:graphic>
+                <a:graphicData uri="http://schemas.openxmlformats.org/drawingml/2006/picture">
+                  <pic:pic>
+                    <pic:nvPicPr>
+                      <pic:cNvPr id="0" name="image13.png"/>
+                      <pic:cNvPicPr preferRelativeResize="0"/>
+                    </pic:nvPicPr>
+                    <pic:blipFill>
+                      <a:blip r:embed="rId1"/>
+                      <a:srcRect/>
+                      <a:stretch>
+                        <a:fillRect/>
+                      </a:stretch>
+                    </pic:blipFill>
+                    <pic:spPr>
+                      <a:xfrm>
+                        <a:off x="0" y="0"/>
+                        <a:ext cx="141605" cy="849630"/>
+                      </a:xfrm>
+                      <a:prstGeom prst="rect"/>
+                      <a:ln/>
+                    </pic:spPr>
+                  </pic:pic>
+                </a:graphicData>
+              </a:graphic>
+            </wp:anchor>
+          </w:drawing>
+        </mc:Fallback>
+      </mc:AlternateContent>
+    </w:r>
+    <w:r>
+      <mc:AlternateContent>
+        <mc:Choice Requires="wpg">
+          <w:drawing>
+            <wp:anchor allowOverlap="1" behindDoc="0" distB="0" distT="0" distL="114300" distR="114300" hidden="0" layoutInCell="1" locked="0" relativeHeight="0" simplePos="0">
+              <wp:simplePos x="0" y="0"/>
+              <wp:positionH relativeFrom="column">
+                <wp:posOffset>5867400</wp:posOffset>
+              </wp:positionH>
+              <wp:positionV relativeFrom="paragraph">
+                <wp:posOffset>85538</wp:posOffset>
+              </wp:positionV>
+              <wp:extent cx="141605" cy="862965"/>
+              <wp:effectExtent b="0" l="0" r="0" t="0"/>
+              <wp:wrapNone/>
+              <wp:docPr id="14" name=""/>
+              <a:graphic>
+                <a:graphicData uri="http://schemas.microsoft.com/office/word/2010/wordprocessingShape">
+                  <wps:wsp>
+                    <wps:cNvSpPr/>
+                    <wps:cNvPr id="3" name="Shape 3"/>
                     <wps:spPr>
                       <a:xfrm>
                         <a:off x="5300598" y="3373918"/>
@@ -5464,20 +7550,20 @@
             <wp:anchor allowOverlap="1" behindDoc="0" distB="0" distT="0" distL="114300" distR="114300" hidden="0" layoutInCell="1" locked="0" relativeHeight="0" simplePos="0">
               <wp:simplePos x="0" y="0"/>
               <wp:positionH relativeFrom="column">
-                <wp:posOffset>-592454</wp:posOffset>
+                <wp:posOffset>5867400</wp:posOffset>
               </wp:positionH>
               <wp:positionV relativeFrom="paragraph">
-                <wp:posOffset>81899</wp:posOffset>
+                <wp:posOffset>85538</wp:posOffset>
               </wp:positionV>
-              <wp:extent cx="103505" cy="824865"/>
+              <wp:extent cx="141605" cy="862965"/>
               <wp:effectExtent b="0" l="0" r="0" t="0"/>
               <wp:wrapNone/>
-              <wp:docPr id="13" name="image6.png"/>
+              <wp:docPr id="14" name="image7.png"/>
               <a:graphic>
                 <a:graphicData uri="http://schemas.openxmlformats.org/drawingml/2006/picture">
                   <pic:pic>
                     <pic:nvPicPr>
-                      <pic:cNvPr id="0" name="image6.png"/>
+                      <pic:cNvPr id="0" name="image7.png"/>
                       <pic:cNvPicPr preferRelativeResize="0"/>
                     </pic:nvPicPr>
                     <pic:blipFill>
@@ -5490,198 +7576,7 @@
                     <pic:spPr>
                       <a:xfrm>
                         <a:off x="0" y="0"/>
-                        <a:ext cx="103505" cy="824865"/>
-                      </a:xfrm>
-                      <a:prstGeom prst="rect"/>
-                      <a:ln/>
-                    </pic:spPr>
-                  </pic:pic>
-                </a:graphicData>
-              </a:graphic>
-            </wp:anchor>
-          </w:drawing>
-        </mc:Fallback>
-      </mc:AlternateContent>
-    </w:r>
-    <w:r>
-      <mc:AlternateContent>
-        <mc:Choice Requires="wpg">
-          <w:drawing>
-            <wp:anchor allowOverlap="1" behindDoc="0" distB="0" distT="0" distL="114300" distR="114300" hidden="0" layoutInCell="1" locked="0" relativeHeight="0" simplePos="0">
-              <wp:simplePos x="0" y="0"/>
-              <wp:positionH relativeFrom="column">
-                <wp:posOffset>-1238249</wp:posOffset>
-              </wp:positionH>
-              <wp:positionV relativeFrom="paragraph">
-                <wp:posOffset>61725</wp:posOffset>
-              </wp:positionV>
-              <wp:extent cx="7761605" cy="822325"/>
-              <wp:effectExtent b="0" l="0" r="0" t="0"/>
-              <wp:wrapNone/>
-              <wp:docPr id="22" name=""/>
-              <a:graphic>
-                <a:graphicData uri="http://schemas.microsoft.com/office/word/2010/wordprocessingGroup">
-                  <wpg:wgp>
-                    <wpg:cNvGrpSpPr/>
-                    <wpg:grpSpPr>
-                      <a:xfrm>
-                        <a:off x="3726100" y="3368825"/>
-                        <a:ext cx="7761605" cy="822325"/>
-                        <a:chOff x="3726100" y="3368825"/>
-                        <a:chExt cx="6965900" cy="822350"/>
-                      </a:xfrm>
-                    </wpg:grpSpPr>
-                    <wpg:grpSp>
-                      <wpg:cNvGrpSpPr/>
-                      <wpg:grpSpPr>
-                        <a:xfrm flipH="1" rot="10800000">
-                          <a:off x="3726115" y="3368838"/>
-                          <a:ext cx="7877368" cy="822325"/>
-                          <a:chOff x="0" y="0"/>
-                          <a:chExt cx="7877368" cy="822325"/>
-                        </a:xfrm>
-                      </wpg:grpSpPr>
-                      <wps:wsp>
-                        <wps:cNvSpPr/>
-                        <wps:cNvPr id="7" name="Shape 7"/>
-                        <wps:spPr>
-                          <a:xfrm>
-                            <a:off x="0" y="0"/>
-                            <a:ext cx="7761600" cy="822325"/>
-                          </a:xfrm>
-                          <a:prstGeom prst="rect">
-                            <a:avLst/>
-                          </a:prstGeom>
-                          <a:noFill/>
-                          <a:ln>
-                            <a:noFill/>
-                          </a:ln>
-                        </wps:spPr>
-                        <wps:txbx>
-                          <w:txbxContent>
-                            <w:p>
-                              <w:pPr>
-                                <w:spacing w:after="0" w:before="0" w:line="240"/>
-                                <w:ind w:left="0" w:right="0" w:firstLine="0"/>
-                                <w:jc w:val="left"/>
-                                <w:textDirection w:val="btLr"/>
-                              </w:pPr>
-                            </w:p>
-                          </w:txbxContent>
-                        </wps:txbx>
-                        <wps:bodyPr anchorCtr="0" anchor="ctr" bIns="91425" lIns="91425" spcFirstLastPara="1" rIns="91425" wrap="square" tIns="91425">
-                          <a:noAutofit/>
-                        </wps:bodyPr>
-                      </wps:wsp>
-                      <wps:wsp>
-                        <wps:cNvSpPr/>
-                        <wps:cNvPr id="19" name="Shape 19"/>
-                        <wps:spPr>
-                          <a:xfrm>
-                            <a:off x="116254" y="812610"/>
-                            <a:ext cx="7761114" cy="0"/>
-                          </a:xfrm>
-                          <a:custGeom>
-                            <a:rect b="b" l="l" r="r" t="t"/>
-                            <a:pathLst>
-                              <a:path extrusionOk="0" h="1" w="7761114">
-                                <a:moveTo>
-                                  <a:pt x="0" y="0"/>
-                                </a:moveTo>
-                                <a:lnTo>
-                                  <a:pt x="7761114" y="0"/>
-                                </a:lnTo>
-                              </a:path>
-                            </a:pathLst>
-                          </a:custGeom>
-                          <a:solidFill>
-                            <a:srgbClr val="FFFFFF"/>
-                          </a:solidFill>
-                          <a:ln cap="flat" cmpd="sng" w="12700">
-                            <a:solidFill>
-                              <a:srgbClr val="31849B"/>
-                            </a:solidFill>
-                            <a:prstDash val="solid"/>
-                            <a:round/>
-                            <a:headEnd len="sm" w="sm" type="none"/>
-                            <a:tailEnd len="sm" w="sm" type="none"/>
-                          </a:ln>
-                        </wps:spPr>
-                        <wps:bodyPr anchorCtr="0" anchor="ctr" bIns="91425" lIns="91425" spcFirstLastPara="1" rIns="91425" wrap="square" tIns="91425">
-                          <a:noAutofit/>
-                        </wps:bodyPr>
-                      </wps:wsp>
-                      <wps:wsp>
-                        <wps:cNvSpPr/>
-                        <wps:cNvPr id="20" name="Shape 20"/>
-                        <wps:spPr>
-                          <a:xfrm>
-                            <a:off x="0" y="0"/>
-                            <a:ext cx="1977313" cy="822325"/>
-                          </a:xfrm>
-                          <a:prstGeom prst="rect">
-                            <a:avLst/>
-                          </a:prstGeom>
-                          <a:noFill/>
-                          <a:ln>
-                            <a:noFill/>
-                          </a:ln>
-                        </wps:spPr>
-                        <wps:txbx>
-                          <w:txbxContent>
-                            <w:p>
-                              <w:pPr>
-                                <w:spacing w:after="0" w:before="0" w:line="240"/>
-                                <w:ind w:left="0" w:right="0" w:firstLine="0"/>
-                                <w:jc w:val="left"/>
-                                <w:textDirection w:val="btLr"/>
-                              </w:pPr>
-                            </w:p>
-                          </w:txbxContent>
-                        </wps:txbx>
-                        <wps:bodyPr anchorCtr="0" anchor="ctr" bIns="91425" lIns="91425" spcFirstLastPara="1" rIns="91425" wrap="square" tIns="91425">
-                          <a:noAutofit/>
-                        </wps:bodyPr>
-                      </wps:wsp>
-                    </wpg:grpSp>
-                  </wpg:wgp>
-                </a:graphicData>
-              </a:graphic>
-            </wp:anchor>
-          </w:drawing>
-        </mc:Choice>
-        <mc:Fallback>
-          <w:drawing>
-            <wp:anchor allowOverlap="1" behindDoc="0" distB="0" distT="0" distL="114300" distR="114300" hidden="0" layoutInCell="1" locked="0" relativeHeight="0" simplePos="0">
-              <wp:simplePos x="0" y="0"/>
-              <wp:positionH relativeFrom="column">
-                <wp:posOffset>-1238249</wp:posOffset>
-              </wp:positionH>
-              <wp:positionV relativeFrom="paragraph">
-                <wp:posOffset>61725</wp:posOffset>
-              </wp:positionV>
-              <wp:extent cx="7761605" cy="822325"/>
-              <wp:effectExtent b="0" l="0" r="0" t="0"/>
-              <wp:wrapNone/>
-              <wp:docPr id="22" name="image15.png"/>
-              <a:graphic>
-                <a:graphicData uri="http://schemas.openxmlformats.org/drawingml/2006/picture">
-                  <pic:pic>
-                    <pic:nvPicPr>
-                      <pic:cNvPr id="0" name="image15.png"/>
-                      <pic:cNvPicPr preferRelativeResize="0"/>
-                    </pic:nvPicPr>
-                    <pic:blipFill>
-                      <a:blip r:embed="rId1"/>
-                      <a:srcRect/>
-                      <a:stretch>
-                        <a:fillRect/>
-                      </a:stretch>
-                    </pic:blipFill>
-                    <pic:spPr>
-                      <a:xfrm>
-                        <a:off x="0" y="0"/>
-                        <a:ext cx="7761605" cy="822325"/>
+                        <a:ext cx="141605" cy="862965"/>
                       </a:xfrm>
                       <a:prstGeom prst="rect"/>
                       <a:ln/>
@@ -5697,17 +7592,15 @@
   </w:p>
   <w:p>
     <w:pPr>
-      <w:tabs>
-        <w:tab w:val="center" w:leader="none" w:pos="4252"/>
-      </w:tabs>
-      <w:spacing w:before="0" w:lineRule="auto"/>
+      <w:spacing w:before="0" w:line="240" w:lineRule="auto"/>
+      <w:ind w:left="0"/>
       <w:rPr/>
     </w:pPr>
     <w:r>
       <w:rPr>
         <w:rtl w:val="0"/>
       </w:rPr>
-      <w:t xml:space="preserve">Nombre del Autor</w:t>
+      <w:t xml:space="preserve">Centurión Valeria, Escalante Guillermo, Maldonado Agustina, Mendez Florencia, Ulloa Gonzalo.</w:t>
     </w:r>
   </w:p>
 </w:ftr>
@@ -5743,51 +7636,6 @@
     <w:r>
       <w:rPr>
         <w:rFonts w:ascii="Cambria" w:cs="Cambria" w:eastAsia="Cambria" w:hAnsi="Cambria"/>
-      </w:rPr>
-      <w:drawing>
-        <wp:anchor allowOverlap="1" behindDoc="0" distB="0" distT="0" distL="114300" distR="114300" hidden="0" layoutInCell="1" locked="0" relativeHeight="0" simplePos="0">
-          <wp:simplePos x="0" y="0"/>
-          <wp:positionH relativeFrom="margin">
-            <wp:posOffset>4997450</wp:posOffset>
-          </wp:positionH>
-          <wp:positionV relativeFrom="margin">
-            <wp:posOffset>-966217</wp:posOffset>
-          </wp:positionV>
-          <wp:extent cx="828675" cy="828675"/>
-          <wp:effectExtent b="0" l="0" r="0" t="0"/>
-          <wp:wrapSquare wrapText="bothSides" distB="0" distT="0" distL="114300" distR="114300"/>
-          <wp:docPr descr="psi-negro.png" id="27" name="image3.png"/>
-          <a:graphic>
-            <a:graphicData uri="http://schemas.openxmlformats.org/drawingml/2006/picture">
-              <pic:pic>
-                <pic:nvPicPr>
-                  <pic:cNvPr descr="psi-negro.png" id="0" name="image3.png"/>
-                  <pic:cNvPicPr preferRelativeResize="0"/>
-                </pic:nvPicPr>
-                <pic:blipFill>
-                  <a:blip r:embed="rId1"/>
-                  <a:srcRect b="0" l="0" r="0" t="0"/>
-                  <a:stretch>
-                    <a:fillRect/>
-                  </a:stretch>
-                </pic:blipFill>
-                <pic:spPr>
-                  <a:xfrm>
-                    <a:off x="0" y="0"/>
-                    <a:ext cx="828675" cy="828675"/>
-                  </a:xfrm>
-                  <a:prstGeom prst="rect"/>
-                  <a:ln/>
-                </pic:spPr>
-              </pic:pic>
-            </a:graphicData>
-          </a:graphic>
-        </wp:anchor>
-      </w:drawing>
-    </w:r>
-    <w:r>
-      <w:rPr>
-        <w:rFonts w:ascii="Cambria" w:cs="Cambria" w:eastAsia="Cambria" w:hAnsi="Cambria"/>
         <w:rtl w:val="0"/>
       </w:rPr>
       <w:t xml:space="preserve">Manual de Instalación</w:t>
@@ -5824,7 +7672,7 @@
               <wp:extent cx="7549515" cy="815340"/>
               <wp:effectExtent b="0" l="0" r="0" t="0"/>
               <wp:wrapNone/>
-              <wp:docPr id="18" name=""/>
+              <wp:docPr id="15" name=""/>
               <a:graphic>
                 <a:graphicData uri="http://schemas.microsoft.com/office/word/2010/wordprocessingGroup">
                   <wpg:wgp>
@@ -5849,7 +7697,7 @@
                       </wpg:grpSpPr>
                       <wps:wsp>
                         <wps:cNvSpPr/>
-                        <wps:cNvPr id="7" name="Shape 7"/>
+                        <wps:cNvPr id="5" name="Shape 5"/>
                         <wps:spPr>
                           <a:xfrm>
                             <a:off x="1571225" y="3372325"/>
@@ -5891,7 +7739,7 @@
                         </wpg:grpSpPr>
                         <wps:wsp>
                           <wps:cNvSpPr/>
-                          <wps:cNvPr id="9" name="Shape 9"/>
+                          <wps:cNvPr id="7" name="Shape 7"/>
                           <wps:spPr>
                             <a:xfrm>
                               <a:off x="1571225" y="3372275"/>
@@ -5933,7 +7781,7 @@
                           </wpg:grpSpPr>
                           <wps:wsp>
                             <wps:cNvSpPr/>
-                            <wps:cNvPr id="11" name="Shape 11"/>
+                            <wps:cNvPr id="9" name="Shape 9"/>
                             <wps:spPr>
                               <a:xfrm>
                                 <a:off x="1571225" y="3365975"/>
@@ -5975,7 +7823,7 @@
                             </wpg:grpSpPr>
                             <wps:wsp>
                               <wps:cNvSpPr/>
-                              <wps:cNvPr id="13" name="Shape 13"/>
+                              <wps:cNvPr id="11" name="Shape 11"/>
                               <wps:spPr>
                                 <a:xfrm>
                                   <a:off x="0" y="0"/>
@@ -6007,7 +7855,7 @@
                             </wps:wsp>
                             <wps:wsp>
                               <wps:cNvSpPr/>
-                              <wps:cNvPr id="14" name="Shape 14"/>
+                              <wps:cNvPr id="12" name="Shape 12"/>
                               <wps:spPr>
                                 <a:xfrm>
                                   <a:off x="0" y="0"/>
@@ -6045,7 +7893,7 @@
                             </wps:wsp>
                             <wps:wsp>
                               <wps:cNvSpPr/>
-                              <wps:cNvPr id="15" name="Shape 15"/>
+                              <wps:cNvPr id="13" name="Shape 13"/>
                               <wps:spPr>
                                 <a:xfrm>
                                   <a:off x="0" y="0"/>
@@ -6098,16 +7946,16 @@
               <wp:extent cx="7549515" cy="815340"/>
               <wp:effectExtent b="0" l="0" r="0" t="0"/>
               <wp:wrapNone/>
-              <wp:docPr id="18" name="image11.png"/>
+              <wp:docPr id="15" name="image8.png"/>
               <a:graphic>
                 <a:graphicData uri="http://schemas.openxmlformats.org/drawingml/2006/picture">
                   <pic:pic>
                     <pic:nvPicPr>
-                      <pic:cNvPr id="0" name="image11.png"/>
+                      <pic:cNvPr id="0" name="image8.png"/>
                       <pic:cNvPicPr preferRelativeResize="0"/>
                     </pic:nvPicPr>
                     <pic:blipFill>
-                      <a:blip r:embed="rId2"/>
+                      <a:blip r:embed="rId1"/>
                       <a:srcRect/>
                       <a:stretch>
                         <a:fillRect/>
@@ -6145,16 +7993,16 @@
           <wp:extent cx="669290" cy="669290"/>
           <wp:effectExtent b="0" l="0" r="0" t="0"/>
           <wp:wrapSquare wrapText="bothSides" distB="0" distT="0" distL="114300" distR="114300"/>
-          <wp:docPr descr="psi-negro.png" id="26" name="image5.png"/>
+          <wp:docPr descr="psi-negro.png" id="28" name="image4.png"/>
           <a:graphic>
             <a:graphicData uri="http://schemas.openxmlformats.org/drawingml/2006/picture">
               <pic:pic>
                 <pic:nvPicPr>
-                  <pic:cNvPr descr="psi-negro.png" id="0" name="image5.png"/>
+                  <pic:cNvPr descr="psi-negro.png" id="0" name="image4.png"/>
                   <pic:cNvPicPr preferRelativeResize="0"/>
                 </pic:nvPicPr>
                 <pic:blipFill>
-                  <a:blip r:embed="rId3"/>
+                  <a:blip r:embed="rId2"/>
                   <a:srcRect b="0" l="0" r="0" t="0"/>
                   <a:stretch>
                     <a:fillRect/>
@@ -6190,16 +8038,16 @@
           <wp:extent cx="425450" cy="666750"/>
           <wp:effectExtent b="0" l="0" r="0" t="0"/>
           <wp:wrapSquare wrapText="bothSides" distB="0" distT="0" distL="114300" distR="114300"/>
-          <wp:docPr descr="UNPA.JPG" id="24" name="image4.jpg"/>
+          <wp:docPr descr="UNPA.JPG" id="25" name="image5.jpg"/>
           <a:graphic>
             <a:graphicData uri="http://schemas.openxmlformats.org/drawingml/2006/picture">
               <pic:pic>
                 <pic:nvPicPr>
-                  <pic:cNvPr descr="UNPA.JPG" id="0" name="image4.jpg"/>
+                  <pic:cNvPr descr="UNPA.JPG" id="0" name="image5.jpg"/>
                   <pic:cNvPicPr preferRelativeResize="0"/>
                 </pic:nvPicPr>
                 <pic:blipFill>
-                  <a:blip r:embed="rId4"/>
+                  <a:blip r:embed="rId3"/>
                   <a:srcRect b="0" l="0" r="0" t="0"/>
                   <a:stretch>
                     <a:fillRect/>
@@ -6237,12 +8085,12 @@
               <wp:extent cx="141605" cy="849630"/>
               <wp:effectExtent b="0" l="0" r="0" t="0"/>
               <wp:wrapNone/>
-              <wp:docPr id="17" name=""/>
+              <wp:docPr id="21" name=""/>
               <a:graphic>
                 <a:graphicData uri="http://schemas.microsoft.com/office/word/2010/wordprocessingShape">
                   <wps:wsp>
                     <wps:cNvSpPr/>
-                    <wps:cNvPr id="6" name="Shape 6"/>
+                    <wps:cNvPr id="26" name="Shape 26"/>
                     <wps:spPr>
                       <a:xfrm>
                         <a:off x="5300598" y="3380585"/>
@@ -6298,16 +8146,16 @@
               <wp:extent cx="141605" cy="849630"/>
               <wp:effectExtent b="0" l="0" r="0" t="0"/>
               <wp:wrapNone/>
-              <wp:docPr id="17" name="image10.png"/>
+              <wp:docPr id="21" name="image14.png"/>
               <a:graphic>
                 <a:graphicData uri="http://schemas.openxmlformats.org/drawingml/2006/picture">
                   <pic:pic>
                     <pic:nvPicPr>
-                      <pic:cNvPr id="0" name="image10.png"/>
+                      <pic:cNvPr id="0" name="image14.png"/>
                       <pic:cNvPicPr preferRelativeResize="0"/>
                     </pic:nvPicPr>
                     <pic:blipFill>
-                      <a:blip r:embed="rId2"/>
+                      <a:blip r:embed="rId1"/>
                       <a:srcRect/>
                       <a:stretch>
                         <a:fillRect/>
@@ -6347,12 +8195,12 @@
               <wp:extent cx="141605" cy="850265"/>
               <wp:effectExtent b="0" l="0" r="0" t="0"/>
               <wp:wrapNone/>
-              <wp:docPr id="21" name=""/>
+              <wp:docPr id="23" name=""/>
               <a:graphic>
                 <a:graphicData uri="http://schemas.microsoft.com/office/word/2010/wordprocessingShape">
                   <wps:wsp>
                     <wps:cNvSpPr/>
-                    <wps:cNvPr id="17" name="Shape 17"/>
+                    <wps:cNvPr id="27" name="Shape 27"/>
                     <wps:spPr>
                       <a:xfrm>
                         <a:off x="5300598" y="3380268"/>
@@ -6408,16 +8256,16 @@
               <wp:extent cx="141605" cy="850265"/>
               <wp:effectExtent b="0" l="0" r="0" t="0"/>
               <wp:wrapNone/>
-              <wp:docPr id="21" name="image14.png"/>
+              <wp:docPr id="23" name="image16.png"/>
               <a:graphic>
                 <a:graphicData uri="http://schemas.openxmlformats.org/drawingml/2006/picture">
                   <pic:pic>
                     <pic:nvPicPr>
-                      <pic:cNvPr id="0" name="image14.png"/>
+                      <pic:cNvPr id="0" name="image16.png"/>
                       <pic:cNvPicPr preferRelativeResize="0"/>
                     </pic:nvPicPr>
                     <pic:blipFill>
-                      <a:blip r:embed="rId2"/>
+                      <a:blip r:embed="rId1"/>
                       <a:srcRect/>
                       <a:stretch>
                         <a:fillRect/>
@@ -6500,7 +8348,1254 @@
 </file>
 
 <file path=word/numbering.xml><?xml version="1.0" encoding="utf-8"?>
-<w:numbering xmlns:mc="http://schemas.openxmlformats.org/markup-compatibility/2006" xmlns:o="urn:schemas-microsoft-com:office:office" xmlns:r="http://schemas.openxmlformats.org/officeDocument/2006/relationships" xmlns:m="http://schemas.openxmlformats.org/officeDocument/2006/math" xmlns:v="urn:schemas-microsoft-com:vml" xmlns:wp="http://schemas.openxmlformats.org/drawingml/2006/wordprocessingDrawing" xmlns:w10="urn:schemas-microsoft-com:office:word" xmlns:w="http://schemas.openxmlformats.org/wordprocessingml/2006/main" xmlns:wne="http://schemas.microsoft.com/office/word/2006/wordml" xmlns:sl="http://schemas.openxmlformats.org/schemaLibrary/2006/main" xmlns:a="http://schemas.openxmlformats.org/drawingml/2006/main" xmlns:pic="http://schemas.openxmlformats.org/drawingml/2006/picture" xmlns:c="http://schemas.openxmlformats.org/drawingml/2006/chart" xmlns:lc="http://schemas.openxmlformats.org/drawingml/2006/lockedCanvas" xmlns:dgm="http://schemas.openxmlformats.org/drawingml/2006/diagram" xmlns:wps="http://schemas.microsoft.com/office/word/2010/wordprocessingShape" xmlns:wpg="http://schemas.microsoft.com/office/word/2010/wordprocessingGroup" xmlns:w14="http://schemas.microsoft.com/office/word/2010/wordml" xmlns:w15="http://schemas.microsoft.com/office/word/2012/wordml" xmlns:w16="http://schemas.microsoft.com/office/word/2018/wordml" xmlns:w16cex="http://schemas.microsoft.com/office/word/2018/wordml/cex" xmlns:w16cid="http://schemas.microsoft.com/office/word/2016/wordml/cid" xmlns="http://schemas.microsoft.com/office/tasks/2019/documenttasks" xmlns:cr="http://schemas.microsoft.com/office/comments/2020/reactions"/>
+<w:numbering xmlns:mc="http://schemas.openxmlformats.org/markup-compatibility/2006" xmlns:o="urn:schemas-microsoft-com:office:office" xmlns:r="http://schemas.openxmlformats.org/officeDocument/2006/relationships" xmlns:m="http://schemas.openxmlformats.org/officeDocument/2006/math" xmlns:v="urn:schemas-microsoft-com:vml" xmlns:wp="http://schemas.openxmlformats.org/drawingml/2006/wordprocessingDrawing" xmlns:w10="urn:schemas-microsoft-com:office:word" xmlns:w="http://schemas.openxmlformats.org/wordprocessingml/2006/main" xmlns:wne="http://schemas.microsoft.com/office/word/2006/wordml" xmlns:sl="http://schemas.openxmlformats.org/schemaLibrary/2006/main" xmlns:a="http://schemas.openxmlformats.org/drawingml/2006/main" xmlns:pic="http://schemas.openxmlformats.org/drawingml/2006/picture" xmlns:c="http://schemas.openxmlformats.org/drawingml/2006/chart" xmlns:lc="http://schemas.openxmlformats.org/drawingml/2006/lockedCanvas" xmlns:dgm="http://schemas.openxmlformats.org/drawingml/2006/diagram" xmlns:wps="http://schemas.microsoft.com/office/word/2010/wordprocessingShape" xmlns:wpg="http://schemas.microsoft.com/office/word/2010/wordprocessingGroup" xmlns:w14="http://schemas.microsoft.com/office/word/2010/wordml" xmlns:w15="http://schemas.microsoft.com/office/word/2012/wordml" xmlns:w16="http://schemas.microsoft.com/office/word/2018/wordml" xmlns:w16cex="http://schemas.microsoft.com/office/word/2018/wordml/cex" xmlns:w16cid="http://schemas.microsoft.com/office/word/2016/wordml/cid" xmlns="http://schemas.microsoft.com/office/tasks/2019/documenttasks" xmlns:cr="http://schemas.microsoft.com/office/comments/2020/reactions">
+  <w:abstractNum w:abstractNumId="1">
+    <w:lvl w:ilvl="0">
+      <w:start w:val="1"/>
+      <w:numFmt w:val="decimal"/>
+      <w:lvlText w:val="%1."/>
+      <w:lvlJc w:val="left"/>
+      <w:pPr>
+        <w:ind w:left="720" w:hanging="360"/>
+      </w:pPr>
+      <w:rPr>
+        <w:u w:val="none"/>
+      </w:rPr>
+    </w:lvl>
+    <w:lvl w:ilvl="1">
+      <w:start w:val="1"/>
+      <w:numFmt w:val="lowerLetter"/>
+      <w:lvlText w:val="%2."/>
+      <w:lvlJc w:val="left"/>
+      <w:pPr>
+        <w:ind w:left="1440" w:hanging="360"/>
+      </w:pPr>
+      <w:rPr>
+        <w:u w:val="none"/>
+      </w:rPr>
+    </w:lvl>
+    <w:lvl w:ilvl="2">
+      <w:start w:val="1"/>
+      <w:numFmt w:val="lowerRoman"/>
+      <w:lvlText w:val="%3."/>
+      <w:lvlJc w:val="left"/>
+      <w:pPr>
+        <w:ind w:left="2160" w:hanging="360"/>
+      </w:pPr>
+      <w:rPr>
+        <w:u w:val="none"/>
+      </w:rPr>
+    </w:lvl>
+    <w:lvl w:ilvl="3">
+      <w:start w:val="1"/>
+      <w:numFmt w:val="decimal"/>
+      <w:lvlText w:val="%4."/>
+      <w:lvlJc w:val="left"/>
+      <w:pPr>
+        <w:ind w:left="2880" w:hanging="360"/>
+      </w:pPr>
+      <w:rPr>
+        <w:u w:val="none"/>
+      </w:rPr>
+    </w:lvl>
+    <w:lvl w:ilvl="4">
+      <w:start w:val="1"/>
+      <w:numFmt w:val="lowerLetter"/>
+      <w:lvlText w:val="%5."/>
+      <w:lvlJc w:val="left"/>
+      <w:pPr>
+        <w:ind w:left="3600" w:hanging="360"/>
+      </w:pPr>
+      <w:rPr>
+        <w:u w:val="none"/>
+      </w:rPr>
+    </w:lvl>
+    <w:lvl w:ilvl="5">
+      <w:start w:val="1"/>
+      <w:numFmt w:val="lowerRoman"/>
+      <w:lvlText w:val="%6."/>
+      <w:lvlJc w:val="left"/>
+      <w:pPr>
+        <w:ind w:left="4320" w:hanging="360"/>
+      </w:pPr>
+      <w:rPr>
+        <w:u w:val="none"/>
+      </w:rPr>
+    </w:lvl>
+    <w:lvl w:ilvl="6">
+      <w:start w:val="1"/>
+      <w:numFmt w:val="decimal"/>
+      <w:lvlText w:val="%7."/>
+      <w:lvlJc w:val="left"/>
+      <w:pPr>
+        <w:ind w:left="5040" w:hanging="360"/>
+      </w:pPr>
+      <w:rPr>
+        <w:u w:val="none"/>
+      </w:rPr>
+    </w:lvl>
+    <w:lvl w:ilvl="7">
+      <w:start w:val="1"/>
+      <w:numFmt w:val="lowerLetter"/>
+      <w:lvlText w:val="%8."/>
+      <w:lvlJc w:val="left"/>
+      <w:pPr>
+        <w:ind w:left="5760" w:hanging="360"/>
+      </w:pPr>
+      <w:rPr>
+        <w:u w:val="none"/>
+      </w:rPr>
+    </w:lvl>
+    <w:lvl w:ilvl="8">
+      <w:start w:val="1"/>
+      <w:numFmt w:val="lowerRoman"/>
+      <w:lvlText w:val="%9."/>
+      <w:lvlJc w:val="left"/>
+      <w:pPr>
+        <w:ind w:left="6480" w:hanging="360"/>
+      </w:pPr>
+      <w:rPr>
+        <w:u w:val="none"/>
+      </w:rPr>
+    </w:lvl>
+  </w:abstractNum>
+  <w:abstractNum w:abstractNumId="2">
+    <w:lvl w:ilvl="0">
+      <w:start w:val="1"/>
+      <w:numFmt w:val="bullet"/>
+      <w:lvlText w:val="●"/>
+      <w:lvlJc w:val="left"/>
+      <w:pPr>
+        <w:ind w:left="720" w:hanging="360"/>
+      </w:pPr>
+      <w:rPr>
+        <w:u w:val="none"/>
+      </w:rPr>
+    </w:lvl>
+    <w:lvl w:ilvl="1">
+      <w:start w:val="1"/>
+      <w:numFmt w:val="bullet"/>
+      <w:lvlText w:val="○"/>
+      <w:lvlJc w:val="left"/>
+      <w:pPr>
+        <w:ind w:left="1440" w:hanging="360"/>
+      </w:pPr>
+      <w:rPr>
+        <w:u w:val="none"/>
+      </w:rPr>
+    </w:lvl>
+    <w:lvl w:ilvl="2">
+      <w:start w:val="1"/>
+      <w:numFmt w:val="bullet"/>
+      <w:lvlText w:val="■"/>
+      <w:lvlJc w:val="left"/>
+      <w:pPr>
+        <w:ind w:left="2160" w:hanging="360"/>
+      </w:pPr>
+      <w:rPr>
+        <w:u w:val="none"/>
+      </w:rPr>
+    </w:lvl>
+    <w:lvl w:ilvl="3">
+      <w:start w:val="1"/>
+      <w:numFmt w:val="bullet"/>
+      <w:lvlText w:val="●"/>
+      <w:lvlJc w:val="left"/>
+      <w:pPr>
+        <w:ind w:left="2880" w:hanging="360"/>
+      </w:pPr>
+      <w:rPr>
+        <w:u w:val="none"/>
+      </w:rPr>
+    </w:lvl>
+    <w:lvl w:ilvl="4">
+      <w:start w:val="1"/>
+      <w:numFmt w:val="bullet"/>
+      <w:lvlText w:val="○"/>
+      <w:lvlJc w:val="left"/>
+      <w:pPr>
+        <w:ind w:left="3600" w:hanging="360"/>
+      </w:pPr>
+      <w:rPr>
+        <w:u w:val="none"/>
+      </w:rPr>
+    </w:lvl>
+    <w:lvl w:ilvl="5">
+      <w:start w:val="1"/>
+      <w:numFmt w:val="bullet"/>
+      <w:lvlText w:val="■"/>
+      <w:lvlJc w:val="left"/>
+      <w:pPr>
+        <w:ind w:left="4320" w:hanging="360"/>
+      </w:pPr>
+      <w:rPr>
+        <w:u w:val="none"/>
+      </w:rPr>
+    </w:lvl>
+    <w:lvl w:ilvl="6">
+      <w:start w:val="1"/>
+      <w:numFmt w:val="bullet"/>
+      <w:lvlText w:val="●"/>
+      <w:lvlJc w:val="left"/>
+      <w:pPr>
+        <w:ind w:left="5040" w:hanging="360"/>
+      </w:pPr>
+      <w:rPr>
+        <w:u w:val="none"/>
+      </w:rPr>
+    </w:lvl>
+    <w:lvl w:ilvl="7">
+      <w:start w:val="1"/>
+      <w:numFmt w:val="bullet"/>
+      <w:lvlText w:val="○"/>
+      <w:lvlJc w:val="left"/>
+      <w:pPr>
+        <w:ind w:left="5760" w:hanging="360"/>
+      </w:pPr>
+      <w:rPr>
+        <w:u w:val="none"/>
+      </w:rPr>
+    </w:lvl>
+    <w:lvl w:ilvl="8">
+      <w:start w:val="1"/>
+      <w:numFmt w:val="bullet"/>
+      <w:lvlText w:val="■"/>
+      <w:lvlJc w:val="left"/>
+      <w:pPr>
+        <w:ind w:left="6480" w:hanging="360"/>
+      </w:pPr>
+      <w:rPr>
+        <w:u w:val="none"/>
+      </w:rPr>
+    </w:lvl>
+  </w:abstractNum>
+  <w:abstractNum w:abstractNumId="3">
+    <w:lvl w:ilvl="0">
+      <w:start w:val="1"/>
+      <w:numFmt w:val="bullet"/>
+      <w:lvlText w:val="●"/>
+      <w:lvlJc w:val="left"/>
+      <w:pPr>
+        <w:ind w:left="720" w:hanging="360"/>
+      </w:pPr>
+      <w:rPr>
+        <w:u w:val="none"/>
+      </w:rPr>
+    </w:lvl>
+    <w:lvl w:ilvl="1">
+      <w:start w:val="1"/>
+      <w:numFmt w:val="decimal"/>
+      <w:lvlText w:val="%2."/>
+      <w:lvlJc w:val="left"/>
+      <w:pPr>
+        <w:ind w:left="1440" w:hanging="360"/>
+      </w:pPr>
+      <w:rPr>
+        <w:rFonts w:ascii="Calibri" w:cs="Calibri" w:eastAsia="Calibri" w:hAnsi="Calibri"/>
+        <w:b w:val="0"/>
+        <w:bCs w:val="0"/>
+        <w:u w:val="none"/>
+      </w:rPr>
+    </w:lvl>
+    <w:lvl w:ilvl="2">
+      <w:start w:val="1"/>
+      <w:numFmt w:val="bullet"/>
+      <w:lvlText w:val="■"/>
+      <w:lvlJc w:val="left"/>
+      <w:pPr>
+        <w:ind w:left="2160" w:hanging="360"/>
+      </w:pPr>
+      <w:rPr>
+        <w:u w:val="none"/>
+      </w:rPr>
+    </w:lvl>
+    <w:lvl w:ilvl="3">
+      <w:start w:val="1"/>
+      <w:numFmt w:val="bullet"/>
+      <w:lvlText w:val="●"/>
+      <w:lvlJc w:val="left"/>
+      <w:pPr>
+        <w:ind w:left="2880" w:hanging="360"/>
+      </w:pPr>
+      <w:rPr>
+        <w:u w:val="none"/>
+      </w:rPr>
+    </w:lvl>
+    <w:lvl w:ilvl="4">
+      <w:start w:val="1"/>
+      <w:numFmt w:val="bullet"/>
+      <w:lvlText w:val="○"/>
+      <w:lvlJc w:val="left"/>
+      <w:pPr>
+        <w:ind w:left="3600" w:hanging="360"/>
+      </w:pPr>
+      <w:rPr>
+        <w:u w:val="none"/>
+      </w:rPr>
+    </w:lvl>
+    <w:lvl w:ilvl="5">
+      <w:start w:val="1"/>
+      <w:numFmt w:val="bullet"/>
+      <w:lvlText w:val="■"/>
+      <w:lvlJc w:val="left"/>
+      <w:pPr>
+        <w:ind w:left="4320" w:hanging="360"/>
+      </w:pPr>
+      <w:rPr>
+        <w:u w:val="none"/>
+      </w:rPr>
+    </w:lvl>
+    <w:lvl w:ilvl="6">
+      <w:start w:val="1"/>
+      <w:numFmt w:val="bullet"/>
+      <w:lvlText w:val="●"/>
+      <w:lvlJc w:val="left"/>
+      <w:pPr>
+        <w:ind w:left="5040" w:hanging="360"/>
+      </w:pPr>
+      <w:rPr>
+        <w:u w:val="none"/>
+      </w:rPr>
+    </w:lvl>
+    <w:lvl w:ilvl="7">
+      <w:start w:val="1"/>
+      <w:numFmt w:val="bullet"/>
+      <w:lvlText w:val="○"/>
+      <w:lvlJc w:val="left"/>
+      <w:pPr>
+        <w:ind w:left="5760" w:hanging="360"/>
+      </w:pPr>
+      <w:rPr>
+        <w:u w:val="none"/>
+      </w:rPr>
+    </w:lvl>
+    <w:lvl w:ilvl="8">
+      <w:start w:val="1"/>
+      <w:numFmt w:val="bullet"/>
+      <w:lvlText w:val="■"/>
+      <w:lvlJc w:val="left"/>
+      <w:pPr>
+        <w:ind w:left="6480" w:hanging="360"/>
+      </w:pPr>
+      <w:rPr>
+        <w:u w:val="none"/>
+      </w:rPr>
+    </w:lvl>
+  </w:abstractNum>
+  <w:abstractNum w:abstractNumId="4">
+    <w:lvl w:ilvl="0">
+      <w:start w:val="1"/>
+      <w:numFmt w:val="bullet"/>
+      <w:lvlText w:val="●"/>
+      <w:lvlJc w:val="left"/>
+      <w:pPr>
+        <w:ind w:left="720" w:hanging="360"/>
+      </w:pPr>
+      <w:rPr>
+        <w:u w:val="none"/>
+      </w:rPr>
+    </w:lvl>
+    <w:lvl w:ilvl="1">
+      <w:start w:val="1"/>
+      <w:numFmt w:val="bullet"/>
+      <w:lvlText w:val="○"/>
+      <w:lvlJc w:val="left"/>
+      <w:pPr>
+        <w:ind w:left="1440" w:hanging="360"/>
+      </w:pPr>
+      <w:rPr>
+        <w:u w:val="none"/>
+      </w:rPr>
+    </w:lvl>
+    <w:lvl w:ilvl="2">
+      <w:start w:val="1"/>
+      <w:numFmt w:val="bullet"/>
+      <w:lvlText w:val="■"/>
+      <w:lvlJc w:val="left"/>
+      <w:pPr>
+        <w:ind w:left="2160" w:hanging="360"/>
+      </w:pPr>
+      <w:rPr>
+        <w:u w:val="none"/>
+      </w:rPr>
+    </w:lvl>
+    <w:lvl w:ilvl="3">
+      <w:start w:val="1"/>
+      <w:numFmt w:val="bullet"/>
+      <w:lvlText w:val="●"/>
+      <w:lvlJc w:val="left"/>
+      <w:pPr>
+        <w:ind w:left="2880" w:hanging="360"/>
+      </w:pPr>
+      <w:rPr>
+        <w:u w:val="none"/>
+      </w:rPr>
+    </w:lvl>
+    <w:lvl w:ilvl="4">
+      <w:start w:val="1"/>
+      <w:numFmt w:val="bullet"/>
+      <w:lvlText w:val="○"/>
+      <w:lvlJc w:val="left"/>
+      <w:pPr>
+        <w:ind w:left="3600" w:hanging="360"/>
+      </w:pPr>
+      <w:rPr>
+        <w:u w:val="none"/>
+      </w:rPr>
+    </w:lvl>
+    <w:lvl w:ilvl="5">
+      <w:start w:val="1"/>
+      <w:numFmt w:val="bullet"/>
+      <w:lvlText w:val="■"/>
+      <w:lvlJc w:val="left"/>
+      <w:pPr>
+        <w:ind w:left="4320" w:hanging="360"/>
+      </w:pPr>
+      <w:rPr>
+        <w:u w:val="none"/>
+      </w:rPr>
+    </w:lvl>
+    <w:lvl w:ilvl="6">
+      <w:start w:val="1"/>
+      <w:numFmt w:val="bullet"/>
+      <w:lvlText w:val="●"/>
+      <w:lvlJc w:val="left"/>
+      <w:pPr>
+        <w:ind w:left="5040" w:hanging="360"/>
+      </w:pPr>
+      <w:rPr>
+        <w:u w:val="none"/>
+      </w:rPr>
+    </w:lvl>
+    <w:lvl w:ilvl="7">
+      <w:start w:val="1"/>
+      <w:numFmt w:val="bullet"/>
+      <w:lvlText w:val="○"/>
+      <w:lvlJc w:val="left"/>
+      <w:pPr>
+        <w:ind w:left="5760" w:hanging="360"/>
+      </w:pPr>
+      <w:rPr>
+        <w:u w:val="none"/>
+      </w:rPr>
+    </w:lvl>
+    <w:lvl w:ilvl="8">
+      <w:start w:val="1"/>
+      <w:numFmt w:val="bullet"/>
+      <w:lvlText w:val="■"/>
+      <w:lvlJc w:val="left"/>
+      <w:pPr>
+        <w:ind w:left="6480" w:hanging="360"/>
+      </w:pPr>
+      <w:rPr>
+        <w:u w:val="none"/>
+      </w:rPr>
+    </w:lvl>
+  </w:abstractNum>
+  <w:abstractNum w:abstractNumId="5">
+    <w:lvl w:ilvl="0">
+      <w:start w:val="1"/>
+      <w:numFmt w:val="decimal"/>
+      <w:lvlText w:val="%1."/>
+      <w:lvlJc w:val="left"/>
+      <w:pPr>
+        <w:ind w:left="720" w:hanging="360"/>
+      </w:pPr>
+      <w:rPr>
+        <w:u w:val="none"/>
+      </w:rPr>
+    </w:lvl>
+    <w:lvl w:ilvl="1">
+      <w:start w:val="1"/>
+      <w:numFmt w:val="lowerLetter"/>
+      <w:lvlText w:val="%2."/>
+      <w:lvlJc w:val="left"/>
+      <w:pPr>
+        <w:ind w:left="1440" w:hanging="360"/>
+      </w:pPr>
+      <w:rPr>
+        <w:u w:val="none"/>
+      </w:rPr>
+    </w:lvl>
+    <w:lvl w:ilvl="2">
+      <w:start w:val="1"/>
+      <w:numFmt w:val="lowerRoman"/>
+      <w:lvlText w:val="%3."/>
+      <w:lvlJc w:val="right"/>
+      <w:pPr>
+        <w:ind w:left="2160" w:hanging="360"/>
+      </w:pPr>
+      <w:rPr>
+        <w:u w:val="none"/>
+      </w:rPr>
+    </w:lvl>
+    <w:lvl w:ilvl="3">
+      <w:start w:val="1"/>
+      <w:numFmt w:val="decimal"/>
+      <w:lvlText w:val="%4."/>
+      <w:lvlJc w:val="left"/>
+      <w:pPr>
+        <w:ind w:left="2880" w:hanging="360"/>
+      </w:pPr>
+      <w:rPr>
+        <w:u w:val="none"/>
+      </w:rPr>
+    </w:lvl>
+    <w:lvl w:ilvl="4">
+      <w:start w:val="1"/>
+      <w:numFmt w:val="lowerLetter"/>
+      <w:lvlText w:val="%5."/>
+      <w:lvlJc w:val="left"/>
+      <w:pPr>
+        <w:ind w:left="3600" w:hanging="360"/>
+      </w:pPr>
+      <w:rPr>
+        <w:u w:val="none"/>
+      </w:rPr>
+    </w:lvl>
+    <w:lvl w:ilvl="5">
+      <w:start w:val="1"/>
+      <w:numFmt w:val="lowerRoman"/>
+      <w:lvlText w:val="%6."/>
+      <w:lvlJc w:val="right"/>
+      <w:pPr>
+        <w:ind w:left="4320" w:hanging="360"/>
+      </w:pPr>
+      <w:rPr>
+        <w:u w:val="none"/>
+      </w:rPr>
+    </w:lvl>
+    <w:lvl w:ilvl="6">
+      <w:start w:val="1"/>
+      <w:numFmt w:val="decimal"/>
+      <w:lvlText w:val="%7."/>
+      <w:lvlJc w:val="left"/>
+      <w:pPr>
+        <w:ind w:left="5040" w:hanging="360"/>
+      </w:pPr>
+      <w:rPr>
+        <w:u w:val="none"/>
+      </w:rPr>
+    </w:lvl>
+    <w:lvl w:ilvl="7">
+      <w:start w:val="1"/>
+      <w:numFmt w:val="lowerLetter"/>
+      <w:lvlText w:val="%8."/>
+      <w:lvlJc w:val="left"/>
+      <w:pPr>
+        <w:ind w:left="5760" w:hanging="360"/>
+      </w:pPr>
+      <w:rPr>
+        <w:u w:val="none"/>
+      </w:rPr>
+    </w:lvl>
+    <w:lvl w:ilvl="8">
+      <w:start w:val="1"/>
+      <w:numFmt w:val="lowerRoman"/>
+      <w:lvlText w:val="%9."/>
+      <w:lvlJc w:val="right"/>
+      <w:pPr>
+        <w:ind w:left="6480" w:hanging="360"/>
+      </w:pPr>
+      <w:rPr>
+        <w:u w:val="none"/>
+      </w:rPr>
+    </w:lvl>
+  </w:abstractNum>
+  <w:abstractNum w:abstractNumId="6">
+    <w:lvl w:ilvl="0">
+      <w:start w:val="1"/>
+      <w:numFmt w:val="bullet"/>
+      <w:lvlText w:val="●"/>
+      <w:lvlJc w:val="left"/>
+      <w:pPr>
+        <w:ind w:left="720" w:hanging="360"/>
+      </w:pPr>
+      <w:rPr>
+        <w:u w:val="none"/>
+      </w:rPr>
+    </w:lvl>
+    <w:lvl w:ilvl="1">
+      <w:start w:val="1"/>
+      <w:numFmt w:val="bullet"/>
+      <w:lvlText w:val="○"/>
+      <w:lvlJc w:val="left"/>
+      <w:pPr>
+        <w:ind w:left="1440" w:hanging="360"/>
+      </w:pPr>
+      <w:rPr>
+        <w:u w:val="none"/>
+      </w:rPr>
+    </w:lvl>
+    <w:lvl w:ilvl="2">
+      <w:start w:val="1"/>
+      <w:numFmt w:val="bullet"/>
+      <w:lvlText w:val="■"/>
+      <w:lvlJc w:val="left"/>
+      <w:pPr>
+        <w:ind w:left="2160" w:hanging="360"/>
+      </w:pPr>
+      <w:rPr>
+        <w:u w:val="none"/>
+      </w:rPr>
+    </w:lvl>
+    <w:lvl w:ilvl="3">
+      <w:start w:val="1"/>
+      <w:numFmt w:val="bullet"/>
+      <w:lvlText w:val="●"/>
+      <w:lvlJc w:val="left"/>
+      <w:pPr>
+        <w:ind w:left="2880" w:hanging="360"/>
+      </w:pPr>
+      <w:rPr>
+        <w:u w:val="none"/>
+      </w:rPr>
+    </w:lvl>
+    <w:lvl w:ilvl="4">
+      <w:start w:val="1"/>
+      <w:numFmt w:val="bullet"/>
+      <w:lvlText w:val="○"/>
+      <w:lvlJc w:val="left"/>
+      <w:pPr>
+        <w:ind w:left="3600" w:hanging="360"/>
+      </w:pPr>
+      <w:rPr>
+        <w:u w:val="none"/>
+      </w:rPr>
+    </w:lvl>
+    <w:lvl w:ilvl="5">
+      <w:start w:val="1"/>
+      <w:numFmt w:val="bullet"/>
+      <w:lvlText w:val="■"/>
+      <w:lvlJc w:val="left"/>
+      <w:pPr>
+        <w:ind w:left="4320" w:hanging="360"/>
+      </w:pPr>
+      <w:rPr>
+        <w:u w:val="none"/>
+      </w:rPr>
+    </w:lvl>
+    <w:lvl w:ilvl="6">
+      <w:start w:val="1"/>
+      <w:numFmt w:val="bullet"/>
+      <w:lvlText w:val="●"/>
+      <w:lvlJc w:val="left"/>
+      <w:pPr>
+        <w:ind w:left="5040" w:hanging="360"/>
+      </w:pPr>
+      <w:rPr>
+        <w:u w:val="none"/>
+      </w:rPr>
+    </w:lvl>
+    <w:lvl w:ilvl="7">
+      <w:start w:val="1"/>
+      <w:numFmt w:val="bullet"/>
+      <w:lvlText w:val="○"/>
+      <w:lvlJc w:val="left"/>
+      <w:pPr>
+        <w:ind w:left="5760" w:hanging="360"/>
+      </w:pPr>
+      <w:rPr>
+        <w:u w:val="none"/>
+      </w:rPr>
+    </w:lvl>
+    <w:lvl w:ilvl="8">
+      <w:start w:val="1"/>
+      <w:numFmt w:val="bullet"/>
+      <w:lvlText w:val="■"/>
+      <w:lvlJc w:val="left"/>
+      <w:pPr>
+        <w:ind w:left="6480" w:hanging="360"/>
+      </w:pPr>
+      <w:rPr>
+        <w:u w:val="none"/>
+      </w:rPr>
+    </w:lvl>
+  </w:abstractNum>
+  <w:abstractNum w:abstractNumId="7">
+    <w:lvl w:ilvl="0">
+      <w:start w:val="1"/>
+      <w:numFmt w:val="decimal"/>
+      <w:lvlText w:val="%1."/>
+      <w:lvlJc w:val="left"/>
+      <w:pPr>
+        <w:ind w:left="720" w:hanging="360"/>
+      </w:pPr>
+      <w:rPr>
+        <w:u w:val="none"/>
+      </w:rPr>
+    </w:lvl>
+    <w:lvl w:ilvl="1">
+      <w:start w:val="1"/>
+      <w:numFmt w:val="lowerLetter"/>
+      <w:lvlText w:val="%2."/>
+      <w:lvlJc w:val="left"/>
+      <w:pPr>
+        <w:ind w:left="1440" w:hanging="360"/>
+      </w:pPr>
+      <w:rPr>
+        <w:u w:val="none"/>
+      </w:rPr>
+    </w:lvl>
+    <w:lvl w:ilvl="2">
+      <w:start w:val="1"/>
+      <w:numFmt w:val="lowerRoman"/>
+      <w:lvlText w:val="%3."/>
+      <w:lvlJc w:val="right"/>
+      <w:pPr>
+        <w:ind w:left="2160" w:hanging="360"/>
+      </w:pPr>
+      <w:rPr>
+        <w:u w:val="none"/>
+      </w:rPr>
+    </w:lvl>
+    <w:lvl w:ilvl="3">
+      <w:start w:val="1"/>
+      <w:numFmt w:val="decimal"/>
+      <w:lvlText w:val="%4."/>
+      <w:lvlJc w:val="left"/>
+      <w:pPr>
+        <w:ind w:left="2880" w:hanging="360"/>
+      </w:pPr>
+      <w:rPr>
+        <w:u w:val="none"/>
+      </w:rPr>
+    </w:lvl>
+    <w:lvl w:ilvl="4">
+      <w:start w:val="1"/>
+      <w:numFmt w:val="lowerLetter"/>
+      <w:lvlText w:val="%5."/>
+      <w:lvlJc w:val="left"/>
+      <w:pPr>
+        <w:ind w:left="3600" w:hanging="360"/>
+      </w:pPr>
+      <w:rPr>
+        <w:u w:val="none"/>
+      </w:rPr>
+    </w:lvl>
+    <w:lvl w:ilvl="5">
+      <w:start w:val="1"/>
+      <w:numFmt w:val="lowerRoman"/>
+      <w:lvlText w:val="%6."/>
+      <w:lvlJc w:val="right"/>
+      <w:pPr>
+        <w:ind w:left="4320" w:hanging="360"/>
+      </w:pPr>
+      <w:rPr>
+        <w:u w:val="none"/>
+      </w:rPr>
+    </w:lvl>
+    <w:lvl w:ilvl="6">
+      <w:start w:val="1"/>
+      <w:numFmt w:val="decimal"/>
+      <w:lvlText w:val="%7."/>
+      <w:lvlJc w:val="left"/>
+      <w:pPr>
+        <w:ind w:left="5040" w:hanging="360"/>
+      </w:pPr>
+      <w:rPr>
+        <w:u w:val="none"/>
+      </w:rPr>
+    </w:lvl>
+    <w:lvl w:ilvl="7">
+      <w:start w:val="1"/>
+      <w:numFmt w:val="lowerLetter"/>
+      <w:lvlText w:val="%8."/>
+      <w:lvlJc w:val="left"/>
+      <w:pPr>
+        <w:ind w:left="5760" w:hanging="360"/>
+      </w:pPr>
+      <w:rPr>
+        <w:u w:val="none"/>
+      </w:rPr>
+    </w:lvl>
+    <w:lvl w:ilvl="8">
+      <w:start w:val="1"/>
+      <w:numFmt w:val="lowerRoman"/>
+      <w:lvlText w:val="%9."/>
+      <w:lvlJc w:val="right"/>
+      <w:pPr>
+        <w:ind w:left="6480" w:hanging="360"/>
+      </w:pPr>
+      <w:rPr>
+        <w:u w:val="none"/>
+      </w:rPr>
+    </w:lvl>
+  </w:abstractNum>
+  <w:abstractNum w:abstractNumId="8">
+    <w:lvl w:ilvl="0">
+      <w:start w:val="1"/>
+      <w:numFmt w:val="decimal"/>
+      <w:lvlText w:val="%1."/>
+      <w:lvlJc w:val="left"/>
+      <w:pPr>
+        <w:ind w:left="720" w:hanging="360"/>
+      </w:pPr>
+      <w:rPr>
+        <w:u w:val="none"/>
+      </w:rPr>
+    </w:lvl>
+    <w:lvl w:ilvl="1">
+      <w:start w:val="1"/>
+      <w:numFmt w:val="lowerLetter"/>
+      <w:lvlText w:val="%2."/>
+      <w:lvlJc w:val="left"/>
+      <w:pPr>
+        <w:ind w:left="1440" w:hanging="360"/>
+      </w:pPr>
+      <w:rPr>
+        <w:u w:val="none"/>
+      </w:rPr>
+    </w:lvl>
+    <w:lvl w:ilvl="2">
+      <w:start w:val="1"/>
+      <w:numFmt w:val="lowerRoman"/>
+      <w:lvlText w:val="%3."/>
+      <w:lvlJc w:val="left"/>
+      <w:pPr>
+        <w:ind w:left="2160" w:hanging="360"/>
+      </w:pPr>
+      <w:rPr>
+        <w:u w:val="none"/>
+      </w:rPr>
+    </w:lvl>
+    <w:lvl w:ilvl="3">
+      <w:start w:val="1"/>
+      <w:numFmt w:val="decimal"/>
+      <w:lvlText w:val="%4."/>
+      <w:lvlJc w:val="left"/>
+      <w:pPr>
+        <w:ind w:left="2880" w:hanging="360"/>
+      </w:pPr>
+      <w:rPr>
+        <w:u w:val="none"/>
+      </w:rPr>
+    </w:lvl>
+    <w:lvl w:ilvl="4">
+      <w:start w:val="1"/>
+      <w:numFmt w:val="lowerLetter"/>
+      <w:lvlText w:val="%5."/>
+      <w:lvlJc w:val="left"/>
+      <w:pPr>
+        <w:ind w:left="3600" w:hanging="360"/>
+      </w:pPr>
+      <w:rPr>
+        <w:u w:val="none"/>
+      </w:rPr>
+    </w:lvl>
+    <w:lvl w:ilvl="5">
+      <w:start w:val="1"/>
+      <w:numFmt w:val="lowerRoman"/>
+      <w:lvlText w:val="%6."/>
+      <w:lvlJc w:val="left"/>
+      <w:pPr>
+        <w:ind w:left="4320" w:hanging="360"/>
+      </w:pPr>
+      <w:rPr>
+        <w:u w:val="none"/>
+      </w:rPr>
+    </w:lvl>
+    <w:lvl w:ilvl="6">
+      <w:start w:val="1"/>
+      <w:numFmt w:val="decimal"/>
+      <w:lvlText w:val="%7."/>
+      <w:lvlJc w:val="left"/>
+      <w:pPr>
+        <w:ind w:left="5040" w:hanging="360"/>
+      </w:pPr>
+      <w:rPr>
+        <w:u w:val="none"/>
+      </w:rPr>
+    </w:lvl>
+    <w:lvl w:ilvl="7">
+      <w:start w:val="1"/>
+      <w:numFmt w:val="lowerLetter"/>
+      <w:lvlText w:val="%8."/>
+      <w:lvlJc w:val="left"/>
+      <w:pPr>
+        <w:ind w:left="5760" w:hanging="360"/>
+      </w:pPr>
+      <w:rPr>
+        <w:u w:val="none"/>
+      </w:rPr>
+    </w:lvl>
+    <w:lvl w:ilvl="8">
+      <w:start w:val="1"/>
+      <w:numFmt w:val="lowerRoman"/>
+      <w:lvlText w:val="%9."/>
+      <w:lvlJc w:val="left"/>
+      <w:pPr>
+        <w:ind w:left="6480" w:hanging="360"/>
+      </w:pPr>
+      <w:rPr>
+        <w:u w:val="none"/>
+      </w:rPr>
+    </w:lvl>
+  </w:abstractNum>
+  <w:abstractNum w:abstractNumId="9">
+    <w:lvl w:ilvl="0">
+      <w:start w:val="1"/>
+      <w:numFmt w:val="bullet"/>
+      <w:lvlText w:val="●"/>
+      <w:lvlJc w:val="left"/>
+      <w:pPr>
+        <w:ind w:left="720" w:hanging="360"/>
+      </w:pPr>
+      <w:rPr>
+        <w:u w:val="none"/>
+      </w:rPr>
+    </w:lvl>
+    <w:lvl w:ilvl="1">
+      <w:start w:val="1"/>
+      <w:numFmt w:val="bullet"/>
+      <w:lvlText w:val="○"/>
+      <w:lvlJc w:val="left"/>
+      <w:pPr>
+        <w:ind w:left="1440" w:hanging="360"/>
+      </w:pPr>
+      <w:rPr>
+        <w:u w:val="none"/>
+      </w:rPr>
+    </w:lvl>
+    <w:lvl w:ilvl="2">
+      <w:start w:val="1"/>
+      <w:numFmt w:val="bullet"/>
+      <w:lvlText w:val="■"/>
+      <w:lvlJc w:val="left"/>
+      <w:pPr>
+        <w:ind w:left="2160" w:hanging="360"/>
+      </w:pPr>
+      <w:rPr>
+        <w:u w:val="none"/>
+      </w:rPr>
+    </w:lvl>
+    <w:lvl w:ilvl="3">
+      <w:start w:val="1"/>
+      <w:numFmt w:val="bullet"/>
+      <w:lvlText w:val="●"/>
+      <w:lvlJc w:val="left"/>
+      <w:pPr>
+        <w:ind w:left="2880" w:hanging="360"/>
+      </w:pPr>
+      <w:rPr>
+        <w:u w:val="none"/>
+      </w:rPr>
+    </w:lvl>
+    <w:lvl w:ilvl="4">
+      <w:start w:val="1"/>
+      <w:numFmt w:val="bullet"/>
+      <w:lvlText w:val="○"/>
+      <w:lvlJc w:val="left"/>
+      <w:pPr>
+        <w:ind w:left="3600" w:hanging="360"/>
+      </w:pPr>
+      <w:rPr>
+        <w:u w:val="none"/>
+      </w:rPr>
+    </w:lvl>
+    <w:lvl w:ilvl="5">
+      <w:start w:val="1"/>
+      <w:numFmt w:val="bullet"/>
+      <w:lvlText w:val="■"/>
+      <w:lvlJc w:val="left"/>
+      <w:pPr>
+        <w:ind w:left="4320" w:hanging="360"/>
+      </w:pPr>
+      <w:rPr>
+        <w:u w:val="none"/>
+      </w:rPr>
+    </w:lvl>
+    <w:lvl w:ilvl="6">
+      <w:start w:val="1"/>
+      <w:numFmt w:val="bullet"/>
+      <w:lvlText w:val="●"/>
+      <w:lvlJc w:val="left"/>
+      <w:pPr>
+        <w:ind w:left="5040" w:hanging="360"/>
+      </w:pPr>
+      <w:rPr>
+        <w:u w:val="none"/>
+      </w:rPr>
+    </w:lvl>
+    <w:lvl w:ilvl="7">
+      <w:start w:val="1"/>
+      <w:numFmt w:val="bullet"/>
+      <w:lvlText w:val="○"/>
+      <w:lvlJc w:val="left"/>
+      <w:pPr>
+        <w:ind w:left="5760" w:hanging="360"/>
+      </w:pPr>
+      <w:rPr>
+        <w:u w:val="none"/>
+      </w:rPr>
+    </w:lvl>
+    <w:lvl w:ilvl="8">
+      <w:start w:val="1"/>
+      <w:numFmt w:val="bullet"/>
+      <w:lvlText w:val="■"/>
+      <w:lvlJc w:val="left"/>
+      <w:pPr>
+        <w:ind w:left="6480" w:hanging="360"/>
+      </w:pPr>
+      <w:rPr>
+        <w:u w:val="none"/>
+      </w:rPr>
+    </w:lvl>
+  </w:abstractNum>
+  <w:abstractNum w:abstractNumId="10">
+    <w:lvl w:ilvl="0">
+      <w:start w:val="1"/>
+      <w:numFmt w:val="bullet"/>
+      <w:lvlText w:val="●"/>
+      <w:lvlJc w:val="left"/>
+      <w:pPr>
+        <w:ind w:left="720" w:hanging="360"/>
+      </w:pPr>
+      <w:rPr>
+        <w:u w:val="none"/>
+      </w:rPr>
+    </w:lvl>
+    <w:lvl w:ilvl="1">
+      <w:start w:val="1"/>
+      <w:numFmt w:val="bullet"/>
+      <w:lvlText w:val="○"/>
+      <w:lvlJc w:val="left"/>
+      <w:pPr>
+        <w:ind w:left="1440" w:hanging="360"/>
+      </w:pPr>
+      <w:rPr>
+        <w:u w:val="none"/>
+      </w:rPr>
+    </w:lvl>
+    <w:lvl w:ilvl="2">
+      <w:start w:val="1"/>
+      <w:numFmt w:val="bullet"/>
+      <w:lvlText w:val="■"/>
+      <w:lvlJc w:val="left"/>
+      <w:pPr>
+        <w:ind w:left="2160" w:hanging="360"/>
+      </w:pPr>
+      <w:rPr>
+        <w:u w:val="none"/>
+      </w:rPr>
+    </w:lvl>
+    <w:lvl w:ilvl="3">
+      <w:start w:val="1"/>
+      <w:numFmt w:val="bullet"/>
+      <w:lvlText w:val="●"/>
+      <w:lvlJc w:val="left"/>
+      <w:pPr>
+        <w:ind w:left="2880" w:hanging="360"/>
+      </w:pPr>
+      <w:rPr>
+        <w:u w:val="none"/>
+      </w:rPr>
+    </w:lvl>
+    <w:lvl w:ilvl="4">
+      <w:start w:val="1"/>
+      <w:numFmt w:val="bullet"/>
+      <w:lvlText w:val="○"/>
+      <w:lvlJc w:val="left"/>
+      <w:pPr>
+        <w:ind w:left="3600" w:hanging="360"/>
+      </w:pPr>
+      <w:rPr>
+        <w:u w:val="none"/>
+      </w:rPr>
+    </w:lvl>
+    <w:lvl w:ilvl="5">
+      <w:start w:val="1"/>
+      <w:numFmt w:val="bullet"/>
+      <w:lvlText w:val="■"/>
+      <w:lvlJc w:val="left"/>
+      <w:pPr>
+        <w:ind w:left="4320" w:hanging="360"/>
+      </w:pPr>
+      <w:rPr>
+        <w:u w:val="none"/>
+      </w:rPr>
+    </w:lvl>
+    <w:lvl w:ilvl="6">
+      <w:start w:val="1"/>
+      <w:numFmt w:val="bullet"/>
+      <w:lvlText w:val="●"/>
+      <w:lvlJc w:val="left"/>
+      <w:pPr>
+        <w:ind w:left="5040" w:hanging="360"/>
+      </w:pPr>
+      <w:rPr>
+        <w:u w:val="none"/>
+      </w:rPr>
+    </w:lvl>
+    <w:lvl w:ilvl="7">
+      <w:start w:val="1"/>
+      <w:numFmt w:val="bullet"/>
+      <w:lvlText w:val="○"/>
+      <w:lvlJc w:val="left"/>
+      <w:pPr>
+        <w:ind w:left="5760" w:hanging="360"/>
+      </w:pPr>
+      <w:rPr>
+        <w:u w:val="none"/>
+      </w:rPr>
+    </w:lvl>
+    <w:lvl w:ilvl="8">
+      <w:start w:val="1"/>
+      <w:numFmt w:val="bullet"/>
+      <w:lvlText w:val="■"/>
+      <w:lvlJc w:val="left"/>
+      <w:pPr>
+        <w:ind w:left="6480" w:hanging="360"/>
+      </w:pPr>
+      <w:rPr>
+        <w:u w:val="none"/>
+      </w:rPr>
+    </w:lvl>
+  </w:abstractNum>
+  <w:abstractNum w:abstractNumId="11">
+    <w:lvl w:ilvl="0">
+      <w:start w:val="1"/>
+      <w:numFmt w:val="decimal"/>
+      <w:lvlText w:val="%1."/>
+      <w:lvlJc w:val="left"/>
+      <w:pPr>
+        <w:ind w:left="720" w:hanging="360"/>
+      </w:pPr>
+      <w:rPr>
+        <w:u w:val="none"/>
+      </w:rPr>
+    </w:lvl>
+    <w:lvl w:ilvl="1">
+      <w:start w:val="1"/>
+      <w:numFmt w:val="lowerLetter"/>
+      <w:lvlText w:val="%2."/>
+      <w:lvlJc w:val="left"/>
+      <w:pPr>
+        <w:ind w:left="1440" w:hanging="360"/>
+      </w:pPr>
+      <w:rPr>
+        <w:u w:val="none"/>
+      </w:rPr>
+    </w:lvl>
+    <w:lvl w:ilvl="2">
+      <w:start w:val="1"/>
+      <w:numFmt w:val="lowerRoman"/>
+      <w:lvlText w:val="%3."/>
+      <w:lvlJc w:val="right"/>
+      <w:pPr>
+        <w:ind w:left="2160" w:hanging="360"/>
+      </w:pPr>
+      <w:rPr>
+        <w:u w:val="none"/>
+      </w:rPr>
+    </w:lvl>
+    <w:lvl w:ilvl="3">
+      <w:start w:val="1"/>
+      <w:numFmt w:val="decimal"/>
+      <w:lvlText w:val="%4."/>
+      <w:lvlJc w:val="left"/>
+      <w:pPr>
+        <w:ind w:left="2880" w:hanging="360"/>
+      </w:pPr>
+      <w:rPr>
+        <w:u w:val="none"/>
+      </w:rPr>
+    </w:lvl>
+    <w:lvl w:ilvl="4">
+      <w:start w:val="1"/>
+      <w:numFmt w:val="lowerLetter"/>
+      <w:lvlText w:val="%5."/>
+      <w:lvlJc w:val="left"/>
+      <w:pPr>
+        <w:ind w:left="3600" w:hanging="360"/>
+      </w:pPr>
+      <w:rPr>
+        <w:u w:val="none"/>
+      </w:rPr>
+    </w:lvl>
+    <w:lvl w:ilvl="5">
+      <w:start w:val="1"/>
+      <w:numFmt w:val="lowerRoman"/>
+      <w:lvlText w:val="%6."/>
+      <w:lvlJc w:val="right"/>
+      <w:pPr>
+        <w:ind w:left="4320" w:hanging="360"/>
+      </w:pPr>
+      <w:rPr>
+        <w:u w:val="none"/>
+      </w:rPr>
+    </w:lvl>
+    <w:lvl w:ilvl="6">
+      <w:start w:val="1"/>
+      <w:numFmt w:val="decimal"/>
+      <w:lvlText w:val="%7."/>
+      <w:lvlJc w:val="left"/>
+      <w:pPr>
+        <w:ind w:left="5040" w:hanging="360"/>
+      </w:pPr>
+      <w:rPr>
+        <w:u w:val="none"/>
+      </w:rPr>
+    </w:lvl>
+    <w:lvl w:ilvl="7">
+      <w:start w:val="1"/>
+      <w:numFmt w:val="lowerLetter"/>
+      <w:lvlText w:val="%8."/>
+      <w:lvlJc w:val="left"/>
+      <w:pPr>
+        <w:ind w:left="5760" w:hanging="360"/>
+      </w:pPr>
+      <w:rPr>
+        <w:u w:val="none"/>
+      </w:rPr>
+    </w:lvl>
+    <w:lvl w:ilvl="8">
+      <w:start w:val="1"/>
+      <w:numFmt w:val="lowerRoman"/>
+      <w:lvlText w:val="%9."/>
+      <w:lvlJc w:val="right"/>
+      <w:pPr>
+        <w:ind w:left="6480" w:hanging="360"/>
+      </w:pPr>
+      <w:rPr>
+        <w:u w:val="none"/>
+      </w:rPr>
+    </w:lvl>
+  </w:abstractNum>
+  <w:num w:numId="1">
+    <w:abstractNumId w:val="1"/>
+  </w:num>
+  <w:num w:numId="2">
+    <w:abstractNumId w:val="2"/>
+  </w:num>
+  <w:num w:numId="3">
+    <w:abstractNumId w:val="3"/>
+  </w:num>
+  <w:num w:numId="4">
+    <w:abstractNumId w:val="4"/>
+  </w:num>
+  <w:num w:numId="5">
+    <w:abstractNumId w:val="5"/>
+  </w:num>
+  <w:num w:numId="6">
+    <w:abstractNumId w:val="6"/>
+  </w:num>
+  <w:num w:numId="7">
+    <w:abstractNumId w:val="7"/>
+  </w:num>
+  <w:num w:numId="8">
+    <w:abstractNumId w:val="8"/>
+  </w:num>
+  <w:num w:numId="9">
+    <w:abstractNumId w:val="9"/>
+  </w:num>
+  <w:num w:numId="10">
+    <w:abstractNumId w:val="10"/>
+  </w:num>
+  <w:num w:numId="11">
+    <w:abstractNumId w:val="11"/>
+  </w:num>
+</w:numbering>
 </file>
 
 <file path=word/styles.xml><?xml version="1.0" encoding="utf-8"?>
@@ -7684,7 +10779,7 @@
 
 <file path=customXML/item1.xml><?xml version="1.0" encoding="utf-8"?>
 <go:gDocsCustomXmlDataStorage xmlns:go="http://customooxmlschemas.google.com/" xmlns:r="http://schemas.openxmlformats.org/officeDocument/2006/relationships" uri="GoogleDocsCustomDataVersion2">
-  <go:docsCustomData xmlns:go="http://customooxmlschemas.google.com/" roundtripDataSignature="AMtx7mizlruAW4vILUdDNQYBsjuKfwXmdA==">CgMxLjAyDmgudmhjd3RpZnk4aDgyMg5oLmg0ajlhNHBrNWw3NDIOaC5hbGVsdms5dmRkMmYyDWguejMwc3U2eTY5eWEyDmguOW9wdHdzOHJtc2d4Mg5oLmZiOTJ6YnVkd3UyMjIOaC5yYWJqNGQ0Z2RvbnAyDWguM2hoYmZmbjE1dTEyDmguODluc2s4YW9rMmF6Mg5oLmxxbDlkaTFseTQwZjIOaC5zeWZkc2xndWN6Y24yDmgueGN3aHE4Z29rdmhjOAByITE2c0tfSmk2SjJjSWx0aWpuaHA2Yl9zdkJuczVPZ0pQaQ==</go:docsCustomData>
+  <go:docsCustomData xmlns:go="http://customooxmlschemas.google.com/" roundtripDataSignature="AMtx7mhf/oEQ/XuS08DoIfc6L4q4qaDPnw==">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</go:docsCustomData>
 </go:gDocsCustomXmlDataStorage>
 </file>
 

--- a/Etapa Construcción - Iteración 3/Manual de Instalacion - Kairos - NexTech.docx
+++ b/Etapa Construcción - Iteración 3/Manual de Instalacion - Kairos - NexTech.docx
@@ -1001,12 +1001,12 @@
             <wp:extent cx="1200150" cy="1200150"/>
             <wp:effectExtent b="0" l="0" r="0" t="0"/>
             <wp:wrapSquare wrapText="bothSides" distB="0" distT="0" distL="114300" distR="114300"/>
-            <wp:docPr descr="psi-negro.png" id="27" name="image2.png"/>
+            <wp:docPr descr="psi-negro.png" id="27" name="image6.png"/>
             <a:graphic>
               <a:graphicData uri="http://schemas.openxmlformats.org/drawingml/2006/picture">
                 <pic:pic>
                   <pic:nvPicPr>
-                    <pic:cNvPr descr="psi-negro.png" id="0" name="image2.png"/>
+                    <pic:cNvPr descr="psi-negro.png" id="0" name="image6.png"/>
                     <pic:cNvPicPr preferRelativeResize="0"/>
                   </pic:nvPicPr>
                   <pic:blipFill>
@@ -1159,7 +1159,7 @@
                 <wp:positionV relativeFrom="margin">
                   <wp:posOffset>60960</wp:posOffset>
                 </wp:positionV>
-                <wp:extent cx="2060575" cy="7348855"/>
+                <wp:extent cx="2060575" cy="7330709"/>
                 <wp:effectExtent b="0" l="0" r="0" t="0"/>
                 <wp:wrapSquare wrapText="bothSides" distB="0" distT="0" distL="114300" distR="114300"/>
                 <wp:docPr id="13" name=""/>
@@ -1198,7 +1198,7 @@
                         </a:solidFill>
                         <a:ln cap="flat" cmpd="sng" w="12700">
                           <a:solidFill>
-                            <a:srgbClr val="31849B"/>
+                            <a:srgbClr val="000000"/>
                           </a:solidFill>
                           <a:prstDash val="solid"/>
                           <a:miter lim="8000"/>
@@ -1212,7 +1212,7 @@
                             <w:pPr>
                               <w:spacing w:after="0" w:before="0" w:line="240"/>
                               <w:ind w:left="0" w:right="0" w:firstLine="0"/>
-                              <w:jc w:val="both"/>
+                              <w:jc w:val="left"/>
                               <w:textDirection w:val="btLr"/>
                             </w:pPr>
                             <w:r>
@@ -1222,8 +1222,8 @@
                                 <w:i w:val="1"/>
                                 <w:smallCaps w:val="0"/>
                                 <w:strike w:val="0"/>
-                                <w:color w:val="548dd4"/>
-                                <w:sz w:val="22"/>
+                                <w:color w:val="000000"/>
+                                <w:sz w:val="32"/>
                                 <w:vertAlign w:val="baseline"/>
                               </w:rPr>
                               <w:br w:type="textWrapping"/>
@@ -1235,8 +1235,8 @@
                                 <w:i w:val="1"/>
                                 <w:smallCaps w:val="0"/>
                                 <w:strike w:val="0"/>
-                                <w:color w:val="548dd4"/>
-                                <w:sz w:val="22"/>
+                                <w:color w:val="000000"/>
+                                <w:sz w:val="32"/>
                                 <w:vertAlign w:val="baseline"/>
                               </w:rPr>
                               <w:t xml:space="preserve">Este documento contiene información útil para facilitarle la instalación del Software al usuario. Desde conceptos fundamentales como la preparación para la instalación, al procedimiento de instalación paso a paso, evitándonos tener algún problema a futuro.</w:t>
@@ -1246,7 +1246,7 @@
                             <w:pPr>
                               <w:spacing w:after="0" w:before="0" w:line="240"/>
                               <w:ind w:left="0" w:right="0" w:firstLine="0"/>
-                              <w:jc w:val="both"/>
+                              <w:jc w:val="left"/>
                               <w:textDirection w:val="btLr"/>
                             </w:pPr>
                             <w:r>
@@ -1256,8 +1256,8 @@
                                 <w:i w:val="1"/>
                                 <w:smallCaps w:val="0"/>
                                 <w:strike w:val="0"/>
-                                <w:color w:val="548dd4"/>
-                                <w:sz w:val="22"/>
+                                <w:color w:val="000000"/>
+                                <w:sz w:val="32"/>
                                 <w:vertAlign w:val="baseline"/>
                               </w:rPr>
                             </w:r>
@@ -1268,8 +1268,8 @@
                                 <w:i w:val="1"/>
                                 <w:smallCaps w:val="0"/>
                                 <w:strike w:val="0"/>
-                                <w:color w:val="548dd4"/>
-                                <w:sz w:val="22"/>
+                                <w:color w:val="000000"/>
+                                <w:sz w:val="32"/>
                                 <w:vertAlign w:val="baseline"/>
                               </w:rPr>
                               <w:t xml:space="preserve">Una vez finalizada la instalación como se describe en este documento, el usuario tendrá un sistema completamente funcional.</w:t>
@@ -1279,7 +1279,7 @@
                             <w:pPr>
                               <w:spacing w:after="0" w:before="0" w:line="240"/>
                               <w:ind w:left="0" w:right="0" w:firstLine="-6.000000238418579"/>
-                              <w:jc w:val="both"/>
+                              <w:jc w:val="left"/>
                               <w:textDirection w:val="btLr"/>
                             </w:pPr>
                             <w:r>
@@ -1289,8 +1289,8 @@
                                 <w:i w:val="1"/>
                                 <w:smallCaps w:val="0"/>
                                 <w:strike w:val="0"/>
-                                <w:color w:val="548dd4"/>
-                                <w:sz w:val="22"/>
+                                <w:color w:val="000000"/>
+                                <w:sz w:val="32"/>
                                 <w:vertAlign w:val="baseline"/>
                               </w:rPr>
                             </w:r>
@@ -1316,15 +1316,15 @@
                 <wp:positionV relativeFrom="margin">
                   <wp:posOffset>60960</wp:posOffset>
                 </wp:positionV>
-                <wp:extent cx="2060575" cy="7348855"/>
+                <wp:extent cx="2060575" cy="7330709"/>
                 <wp:effectExtent b="0" l="0" r="0" t="0"/>
                 <wp:wrapSquare wrapText="bothSides" distB="0" distT="0" distL="114300" distR="114300"/>
-                <wp:docPr id="13" name="image6.png"/>
+                <wp:docPr id="13" name="image4.png"/>
                 <a:graphic>
                   <a:graphicData uri="http://schemas.openxmlformats.org/drawingml/2006/picture">
                     <pic:pic>
                       <pic:nvPicPr>
-                        <pic:cNvPr id="0" name="image6.png"/>
+                        <pic:cNvPr id="0" name="image4.png"/>
                         <pic:cNvPicPr preferRelativeResize="0"/>
                       </pic:nvPicPr>
                       <pic:blipFill>
@@ -1337,7 +1337,7 @@
                       <pic:spPr>
                         <a:xfrm>
                           <a:off x="0" y="0"/>
-                          <a:ext cx="2060575" cy="7348855"/>
+                          <a:ext cx="2060575" cy="7330709"/>
                         </a:xfrm>
                         <a:prstGeom prst="rect"/>
                         <a:ln/>
@@ -1511,12 +1511,12 @@
             <wp:extent cx="1200150" cy="1200150"/>
             <wp:effectExtent b="0" l="0" r="0" t="0"/>
             <wp:wrapSquare wrapText="bothSides" distB="0" distT="0" distL="114300" distR="114300"/>
-            <wp:docPr descr="psi-negro.png" id="29" name="image3.png"/>
+            <wp:docPr descr="psi-negro.png" id="29" name="image5.png"/>
             <a:graphic>
               <a:graphicData uri="http://schemas.openxmlformats.org/drawingml/2006/picture">
                 <pic:pic>
                   <pic:nvPicPr>
-                    <pic:cNvPr descr="psi-negro.png" id="0" name="image3.png"/>
+                    <pic:cNvPr descr="psi-negro.png" id="0" name="image5.png"/>
                     <pic:cNvPicPr preferRelativeResize="0"/>
                   </pic:nvPicPr>
                   <pic:blipFill>
@@ -1618,7 +1618,7 @@
     </w:p>
     <w:sdt>
       <w:sdtPr>
-        <w:id w:val="-819270927"/>
+        <w:id w:val="1898962403"/>
         <w:docPartObj>
           <w:docPartGallery w:val="Table of Contents"/>
           <w:docPartUnique w:val="1"/>
@@ -2770,7 +2770,7 @@
         <w:rPr>
           <w:rtl w:val="0"/>
         </w:rPr>
-        <w:t xml:space="preserve">Un frontend desarrollado con React.js.</w:t>
+        <w:t xml:space="preserve">Un frontend desarrollado con ANGULAR</w:t>
       </w:r>
     </w:p>
     <w:p>
@@ -5250,7 +5250,7 @@
         <w:rPr>
           <w:rtl w:val="0"/>
         </w:rPr>
-        <w:t xml:space="preserve">Kairos utiliza React en el frontend, por lo que requiere Node.js para ejecutar el entorno de desarrollo.</w:t>
+        <w:t xml:space="preserve">Kairos utiliza ANGULAR en el frontend, por lo que requiere Node.js para ejecutar el entorno de desarrollo.</w:t>
       </w:r>
     </w:p>
     <w:p>
@@ -6904,7 +6904,6 @@
         <w:rtl w:val="0"/>
       </w:rPr>
       <w:t xml:space="preserve">NexTech</w:t>
-      <w:tab/>
       <w:tab/>
       <w:tab/>
       <w:tab/>
@@ -7993,12 +7992,12 @@
           <wp:extent cx="669290" cy="669290"/>
           <wp:effectExtent b="0" l="0" r="0" t="0"/>
           <wp:wrapSquare wrapText="bothSides" distB="0" distT="0" distL="114300" distR="114300"/>
-          <wp:docPr descr="psi-negro.png" id="28" name="image4.png"/>
+          <wp:docPr descr="psi-negro.png" id="28" name="image2.png"/>
           <a:graphic>
             <a:graphicData uri="http://schemas.openxmlformats.org/drawingml/2006/picture">
               <pic:pic>
                 <pic:nvPicPr>
-                  <pic:cNvPr descr="psi-negro.png" id="0" name="image4.png"/>
+                  <pic:cNvPr descr="psi-negro.png" id="0" name="image2.png"/>
                   <pic:cNvPicPr preferRelativeResize="0"/>
                 </pic:nvPicPr>
                 <pic:blipFill>
@@ -8038,12 +8037,12 @@
           <wp:extent cx="425450" cy="666750"/>
           <wp:effectExtent b="0" l="0" r="0" t="0"/>
           <wp:wrapSquare wrapText="bothSides" distB="0" distT="0" distL="114300" distR="114300"/>
-          <wp:docPr descr="UNPA.JPG" id="25" name="image5.jpg"/>
+          <wp:docPr descr="UNPA.JPG" id="25" name="image3.jpg"/>
           <a:graphic>
             <a:graphicData uri="http://schemas.openxmlformats.org/drawingml/2006/picture">
               <pic:pic>
                 <pic:nvPicPr>
-                  <pic:cNvPr descr="UNPA.JPG" id="0" name="image5.jpg"/>
+                  <pic:cNvPr descr="UNPA.JPG" id="0" name="image3.jpg"/>
                   <pic:cNvPicPr preferRelativeResize="0"/>
                 </pic:nvPicPr>
                 <pic:blipFill>
